--- a/docs/Отчёт_ЛР1_вариант24.docx
+++ b/docs/Отчёт_ЛР1_вариант24.docx
@@ -128,6 +128,7 @@
     </w:p>
     <w:p>
       <w:pPr>
+        <w:keepNext/>
         <w:spacing w:before="10" w:line="247" w:lineRule="auto"/>
         <w:ind w:left="947" w:right="676"/>
         <w:jc w:val="center"/>
@@ -208,6 +209,7 @@
       </w:tblGrid>
       <w:tr>
         <w:trPr>
+          <w:cantSplit/>
           <w:trHeight w:val="769"/>
         </w:trPr>
         <w:tc>
@@ -396,6 +398,7 @@
     <w:p>
       <w:pPr>
         <w:pStyle w:val="ab"/>
+        <w:keepNext/>
         <w:spacing w:before="2"/>
         <w:rPr>
           <w:sz w:val="18"/>
@@ -420,6 +423,7 @@
       </w:tblGrid>
       <w:tr>
         <w:trPr>
+          <w:cantSplit/>
           <w:trHeight w:val="303"/>
         </w:trPr>
         <w:tc>
@@ -429,6 +433,7 @@
           <w:p>
             <w:pPr>
               <w:pStyle w:val="TableParagraph"/>
+              <w:keepNext/>
               <w:spacing w:line="266" w:lineRule="exact"/>
               <w:ind w:left="200"/>
               <w:rPr>
@@ -455,6 +460,7 @@
           <w:p>
             <w:pPr>
               <w:pStyle w:val="TableParagraph"/>
+              <w:keepNext/>
               <w:spacing w:line="266" w:lineRule="exact"/>
               <w:jc w:val="center"/>
               <w:rPr>
@@ -482,6 +488,7 @@
           <w:p>
             <w:pPr>
               <w:pStyle w:val="TableParagraph"/>
+              <w:keepNext/>
               <w:spacing w:line="266" w:lineRule="exact"/>
               <w:ind w:left="14"/>
               <w:rPr>
@@ -508,6 +515,7 @@
           <w:p>
             <w:pPr>
               <w:pStyle w:val="TableParagraph"/>
+              <w:keepNext/>
               <w:spacing w:line="266" w:lineRule="exact"/>
               <w:ind w:left="885"/>
               <w:rPr>
@@ -535,6 +543,7 @@
           <w:p>
             <w:pPr>
               <w:pStyle w:val="TableParagraph"/>
+              <w:keepNext/>
               <w:spacing w:line="266" w:lineRule="exact"/>
               <w:ind w:left="-1"/>
               <w:rPr>
@@ -561,6 +570,7 @@
           <w:p>
             <w:pPr>
               <w:pStyle w:val="TableParagraph"/>
+              <w:keepNext/>
               <w:spacing w:line="266" w:lineRule="exact"/>
               <w:ind w:left="344"/>
               <w:rPr>
@@ -626,6 +636,7 @@
       </w:tr>
       <w:tr>
         <w:trPr>
+          <w:cantSplit/>
           <w:trHeight w:val="186"/>
         </w:trPr>
         <w:tc>
@@ -1023,6 +1034,7 @@
     <w:p>
       <w:pPr>
         <w:pStyle w:val="ab"/>
+        <w:keepNext/>
         <w:spacing w:before="2" w:after="1"/>
         <w:rPr>
           <w:sz w:val="24"/>
@@ -1043,6 +1055,7 @@
       </w:tblGrid>
       <w:tr>
         <w:trPr>
+          <w:cantSplit/>
           <w:trHeight w:val="290"/>
         </w:trPr>
         <w:tc>
@@ -1052,6 +1065,7 @@
           <w:p>
             <w:pPr>
               <w:pStyle w:val="TableParagraph"/>
+              <w:keepNext/>
               <w:spacing w:line="266" w:lineRule="exact"/>
               <w:ind w:left="200"/>
               <w:rPr>
@@ -1075,6 +1089,7 @@
           <w:p>
             <w:pPr>
               <w:pStyle w:val="TableParagraph"/>
+              <w:keepNext/>
               <w:spacing w:line="266" w:lineRule="exact"/>
               <w:ind w:left="199"/>
               <w:rPr>
@@ -1134,6 +1149,7 @@
       </w:tr>
       <w:tr>
         <w:trPr>
+          <w:cantSplit/>
           <w:trHeight w:val="290"/>
         </w:trPr>
         <w:tc>
@@ -1220,6 +1236,7 @@
     <w:p>
       <w:pPr>
         <w:pStyle w:val="ab"/>
+        <w:keepNext/>
         <w:spacing w:before="1"/>
         <w:rPr>
           <w:sz w:val="19"/>
@@ -1241,6 +1258,7 @@
       </w:tblGrid>
       <w:tr>
         <w:trPr>
+          <w:cantSplit/>
           <w:trHeight w:val="440"/>
         </w:trPr>
         <w:tc>
@@ -1251,6 +1269,7 @@
           <w:p>
             <w:pPr>
               <w:pStyle w:val="TableParagraph"/>
+              <w:keepNext/>
               <w:tabs>
                 <w:tab w:val="left" w:pos="2239"/>
                 <w:tab w:val="left" w:pos="4339"/>
@@ -1350,6 +1369,7 @@
       </w:tr>
       <w:tr>
         <w:trPr>
+          <w:cantSplit/>
           <w:trHeight w:val="608"/>
         </w:trPr>
         <w:tc>
@@ -1360,6 +1380,7 @@
           <w:p>
             <w:pPr>
               <w:pStyle w:val="TableParagraph"/>
+              <w:keepNext/>
               <w:tabs>
                 <w:tab w:val="left" w:pos="4438"/>
               </w:tabs>
@@ -1406,6 +1427,7 @@
       </w:tr>
       <w:tr>
         <w:trPr>
+          <w:cantSplit/>
           <w:trHeight w:val="487"/>
         </w:trPr>
         <w:tc>
@@ -1415,6 +1437,7 @@
           <w:p>
             <w:pPr>
               <w:pStyle w:val="TableParagraph"/>
+              <w:keepNext/>
               <w:spacing w:before="157"/>
               <w:ind w:left="200"/>
               <w:rPr>
@@ -1438,6 +1461,7 @@
           <w:p>
             <w:pPr>
               <w:pStyle w:val="TableParagraph"/>
+              <w:keepNext/>
               <w:tabs>
                 <w:tab w:val="left" w:pos="1096"/>
                 <w:tab w:val="left" w:pos="5526"/>
@@ -1496,6 +1520,7 @@
           <w:p>
             <w:pPr>
               <w:pStyle w:val="TableParagraph"/>
+              <w:keepNext/>
               <w:tabs>
                 <w:tab w:val="left" w:pos="1510"/>
               </w:tabs>
@@ -1531,6 +1556,7 @@
       </w:tr>
       <w:tr>
         <w:trPr>
+          <w:cantSplit/>
           <w:trHeight w:val="184"/>
         </w:trPr>
         <w:tc>
@@ -1784,7 +1810,7 @@
         <w:rPr>
           <w:noProof/>
         </w:rPr>
-        <w:instrText xml:space="preserve"> PAGEREF _Toc244356925 \h </w:instrText>
+        <w:instrText xml:space="preserve"> PAGEREF _Toc244357706 \h </w:instrText>
       </w:r>
       <w:r>
         <w:rPr>
@@ -1846,7 +1872,7 @@
         <w:rPr>
           <w:noProof/>
         </w:rPr>
-        <w:instrText xml:space="preserve"> PAGEREF _Toc244356926 \h </w:instrText>
+        <w:instrText xml:space="preserve"> PAGEREF _Toc244357707 \h </w:instrText>
       </w:r>
       <w:r>
         <w:rPr>
@@ -1908,7 +1934,7 @@
         <w:rPr>
           <w:noProof/>
         </w:rPr>
-        <w:instrText xml:space="preserve"> PAGEREF _Toc244356927 \h </w:instrText>
+        <w:instrText xml:space="preserve"> PAGEREF _Toc244357708 \h </w:instrText>
       </w:r>
       <w:r>
         <w:rPr>
@@ -1970,7 +1996,7 @@
         <w:rPr>
           <w:noProof/>
         </w:rPr>
-        <w:instrText xml:space="preserve"> PAGEREF _Toc244356928 \h </w:instrText>
+        <w:instrText xml:space="preserve"> PAGEREF _Toc244357709 \h </w:instrText>
       </w:r>
       <w:r>
         <w:rPr>
@@ -2032,7 +2058,7 @@
         <w:rPr>
           <w:noProof/>
         </w:rPr>
-        <w:instrText xml:space="preserve"> PAGEREF _Toc244356929 \h </w:instrText>
+        <w:instrText xml:space="preserve"> PAGEREF _Toc244357710 \h </w:instrText>
       </w:r>
       <w:r>
         <w:rPr>
@@ -2094,7 +2120,7 @@
         <w:rPr>
           <w:noProof/>
         </w:rPr>
-        <w:instrText xml:space="preserve"> PAGEREF _Toc244356930 \h </w:instrText>
+        <w:instrText xml:space="preserve"> PAGEREF _Toc244357711 \h </w:instrText>
       </w:r>
       <w:r>
         <w:rPr>
@@ -2156,7 +2182,7 @@
         <w:rPr>
           <w:noProof/>
         </w:rPr>
-        <w:instrText xml:space="preserve"> PAGEREF _Toc244356931 \h </w:instrText>
+        <w:instrText xml:space="preserve"> PAGEREF _Toc244357712 \h </w:instrText>
       </w:r>
       <w:r>
         <w:rPr>
@@ -2218,7 +2244,7 @@
         <w:rPr>
           <w:noProof/>
         </w:rPr>
-        <w:instrText xml:space="preserve"> PAGEREF _Toc244356932 \h </w:instrText>
+        <w:instrText xml:space="preserve"> PAGEREF _Toc244357713 \h </w:instrText>
       </w:r>
       <w:r>
         <w:rPr>
@@ -2280,7 +2306,7 @@
         <w:rPr>
           <w:noProof/>
         </w:rPr>
-        <w:instrText xml:space="preserve"> PAGEREF _Toc244356933 \h </w:instrText>
+        <w:instrText xml:space="preserve"> PAGEREF _Toc244357714 \h </w:instrText>
       </w:r>
       <w:r>
         <w:rPr>
@@ -2342,7 +2368,7 @@
         <w:rPr>
           <w:noProof/>
         </w:rPr>
-        <w:instrText xml:space="preserve"> PAGEREF _Toc244356934 \h </w:instrText>
+        <w:instrText xml:space="preserve"> PAGEREF _Toc244357715 \h </w:instrText>
       </w:r>
       <w:r>
         <w:rPr>
@@ -2359,7 +2385,7 @@
         <w:rPr>
           <w:noProof/>
         </w:rPr>
-        <w:t>12</w:t>
+        <w:t>11</w:t>
       </w:r>
       <w:r>
         <w:rPr>
@@ -2404,7 +2430,7 @@
         <w:rPr>
           <w:noProof/>
         </w:rPr>
-        <w:instrText xml:space="preserve"> PAGEREF _Toc244356935 \h </w:instrText>
+        <w:instrText xml:space="preserve"> PAGEREF _Toc244357716 \h </w:instrText>
       </w:r>
       <w:r>
         <w:rPr>
@@ -2466,7 +2492,7 @@
         <w:rPr>
           <w:noProof/>
         </w:rPr>
-        <w:instrText xml:space="preserve"> PAGEREF _Toc244356936 \h </w:instrText>
+        <w:instrText xml:space="preserve"> PAGEREF _Toc244357717 \h </w:instrText>
       </w:r>
       <w:r>
         <w:rPr>
@@ -2528,7 +2554,7 @@
         <w:rPr>
           <w:noProof/>
         </w:rPr>
-        <w:instrText xml:space="preserve"> PAGEREF _Toc244356937 \h </w:instrText>
+        <w:instrText xml:space="preserve"> PAGEREF _Toc244357718 \h </w:instrText>
       </w:r>
       <w:r>
         <w:rPr>
@@ -2545,7 +2571,7 @@
         <w:rPr>
           <w:noProof/>
         </w:rPr>
-        <w:t>15</w:t>
+        <w:t>14</w:t>
       </w:r>
       <w:r>
         <w:rPr>
@@ -2590,7 +2616,7 @@
         <w:rPr>
           <w:noProof/>
         </w:rPr>
-        <w:instrText xml:space="preserve"> PAGEREF _Toc244356938 \h </w:instrText>
+        <w:instrText xml:space="preserve"> PAGEREF _Toc244357719 \h </w:instrText>
       </w:r>
       <w:r>
         <w:rPr>
@@ -2607,7 +2633,7 @@
         <w:rPr>
           <w:noProof/>
         </w:rPr>
-        <w:t>15</w:t>
+        <w:t>14</w:t>
       </w:r>
       <w:r>
         <w:rPr>
@@ -2652,7 +2678,7 @@
         <w:rPr>
           <w:noProof/>
         </w:rPr>
-        <w:instrText xml:space="preserve"> PAGEREF _Toc244356939 \h </w:instrText>
+        <w:instrText xml:space="preserve"> PAGEREF _Toc244357720 \h </w:instrText>
       </w:r>
       <w:r>
         <w:rPr>
@@ -2669,7 +2695,7 @@
         <w:rPr>
           <w:noProof/>
         </w:rPr>
-        <w:t>18</w:t>
+        <w:t>17</w:t>
       </w:r>
       <w:r>
         <w:rPr>
@@ -2714,7 +2740,7 @@
         <w:rPr>
           <w:noProof/>
         </w:rPr>
-        <w:instrText xml:space="preserve"> PAGEREF _Toc244356940 \h </w:instrText>
+        <w:instrText xml:space="preserve"> PAGEREF _Toc244357721 \h </w:instrText>
       </w:r>
       <w:r>
         <w:rPr>
@@ -2731,7 +2757,7 @@
         <w:rPr>
           <w:noProof/>
         </w:rPr>
-        <w:t>18</w:t>
+        <w:t>17</w:t>
       </w:r>
       <w:r>
         <w:rPr>
@@ -2776,7 +2802,7 @@
         <w:rPr>
           <w:noProof/>
         </w:rPr>
-        <w:instrText xml:space="preserve"> PAGEREF _Toc244356941 \h </w:instrText>
+        <w:instrText xml:space="preserve"> PAGEREF _Toc244357722 \h </w:instrText>
       </w:r>
       <w:r>
         <w:rPr>
@@ -2793,7 +2819,7 @@
         <w:rPr>
           <w:noProof/>
         </w:rPr>
-        <w:t>20</w:t>
+        <w:t>19</w:t>
       </w:r>
       <w:r>
         <w:rPr>
@@ -2838,7 +2864,7 @@
         <w:rPr>
           <w:noProof/>
         </w:rPr>
-        <w:instrText xml:space="preserve"> PAGEREF _Toc244356942 \h </w:instrText>
+        <w:instrText xml:space="preserve"> PAGEREF _Toc244357723 \h </w:instrText>
       </w:r>
       <w:r>
         <w:rPr>
@@ -2855,7 +2881,7 @@
         <w:rPr>
           <w:noProof/>
         </w:rPr>
-        <w:t>22</w:t>
+        <w:t>21</w:t>
       </w:r>
       <w:r>
         <w:rPr>
@@ -2877,6 +2903,7 @@
         <w:pStyle w:val="1"/>
         <w:rPr>
           <w:rFonts w:eastAsia="Times New Roman"/>
+          <w:sz w:val="28"/>
         </w:rPr>
       </w:pPr>
       <w:r>
@@ -2887,10 +2914,11 @@
         </w:rPr>
         <w:br w:type="page"/>
       </w:r>
-      <w:bookmarkStart w:id="1" w:name="_Toc244356925"/>
+      <w:bookmarkStart w:id="1" w:name="_Toc244357706"/>
       <w:r>
         <w:rPr>
           <w:rFonts w:eastAsia="Times New Roman"/>
+          <w:sz w:val="28"/>
         </w:rPr>
         <w:lastRenderedPageBreak/>
         <w:t>1 Цель работы</w:t>
@@ -2900,8 +2928,14 @@
     <w:p>
       <w:pPr>
         <w:pStyle w:val="txt"/>
-      </w:pPr>
-      <w:r>
+        <w:rPr>
+          <w:sz w:val="24"/>
+        </w:rPr>
+      </w:pPr>
+      <w:r>
+        <w:rPr>
+          <w:sz w:val="24"/>
+        </w:rPr>
         <w:t>Изучить объектно-ориентированное программирование на языке Python, научиться обрабатывать встроенные и собственные исключения, проектировать структуры хранения данных в форматах XML и JSON и реализовывать чтение и запись этих форматов.</w:t>
       </w:r>
     </w:p>
@@ -2910,12 +2944,14 @@
         <w:pStyle w:val="1"/>
         <w:rPr>
           <w:rFonts w:eastAsia="Times New Roman"/>
-        </w:rPr>
-      </w:pPr>
-      <w:bookmarkStart w:id="2" w:name="_Toc244356926"/>
+          <w:sz w:val="28"/>
+        </w:rPr>
+      </w:pPr>
+      <w:bookmarkStart w:id="2" w:name="_Toc244357707"/>
       <w:r>
         <w:rPr>
           <w:rFonts w:eastAsia="Times New Roman"/>
+          <w:sz w:val="28"/>
         </w:rPr>
         <w:t>2 Задание</w:t>
       </w:r>
@@ -2924,16 +2960,28 @@
     <w:p>
       <w:pPr>
         <w:pStyle w:val="txt"/>
-      </w:pPr>
-      <w:r>
+        <w:rPr>
+          <w:sz w:val="24"/>
+        </w:rPr>
+      </w:pPr>
+      <w:r>
+        <w:rPr>
+          <w:sz w:val="24"/>
+        </w:rPr>
         <w:t>Вариант 24: напишите классы для предметной области управления проектами.</w:t>
       </w:r>
     </w:p>
     <w:p>
       <w:pPr>
         <w:pStyle w:val="txt"/>
-      </w:pPr>
-      <w:r>
+        <w:rPr>
+          <w:sz w:val="24"/>
+        </w:rPr>
+      </w:pPr>
+      <w:r>
+        <w:rPr>
+          <w:sz w:val="24"/>
+        </w:rPr>
         <w:t>Требуется:</w:t>
       </w:r>
     </w:p>
@@ -2947,14 +2995,12 @@
         <w:jc w:val="both"/>
         <w:rPr>
           <w:rFonts w:eastAsia="Times New Roman"/>
-          <w:sz w:val="28"/>
           <w:szCs w:val="28"/>
         </w:rPr>
       </w:pPr>
       <w:r>
         <w:rPr>
           <w:rFonts w:eastAsia="Times New Roman"/>
-          <w:sz w:val="28"/>
           <w:szCs w:val="28"/>
         </w:rPr>
         <w:t>спроектировать диаграмму классов для выбранной предметной области и написать по ней код на Python в объектно-ориентированном стиле;</w:t>
@@ -2970,14 +3016,12 @@
         <w:jc w:val="both"/>
         <w:rPr>
           <w:rFonts w:eastAsia="Times New Roman"/>
-          <w:sz w:val="28"/>
           <w:szCs w:val="28"/>
         </w:rPr>
       </w:pPr>
       <w:r>
         <w:rPr>
           <w:rFonts w:eastAsia="Times New Roman"/>
-          <w:sz w:val="28"/>
           <w:szCs w:val="28"/>
         </w:rPr>
         <w:t>обработать встроенные и собственные исключения так, чтобы при ошибках программа не завершалась, и актуализировать диаграмму классов;</w:t>
@@ -2993,14 +3037,12 @@
         <w:jc w:val="both"/>
         <w:rPr>
           <w:rFonts w:eastAsia="Times New Roman"/>
-          <w:sz w:val="28"/>
           <w:szCs w:val="28"/>
         </w:rPr>
       </w:pPr>
       <w:r>
         <w:rPr>
           <w:rFonts w:eastAsia="Times New Roman"/>
-          <w:sz w:val="28"/>
           <w:szCs w:val="28"/>
         </w:rPr>
         <w:t>спроектировать структуру хранения данных в форматах XML и JSON;</w:t>
@@ -3016,14 +3058,12 @@
         <w:jc w:val="both"/>
         <w:rPr>
           <w:rFonts w:eastAsia="Times New Roman"/>
-          <w:sz w:val="28"/>
           <w:szCs w:val="28"/>
         </w:rPr>
       </w:pPr>
       <w:r>
         <w:rPr>
           <w:rFonts w:eastAsia="Times New Roman"/>
-          <w:sz w:val="28"/>
           <w:szCs w:val="28"/>
         </w:rPr>
         <w:t>реализовать считывание из файла и запись в файл по разработанной структуре в форматах XML и JSON;</w:t>
@@ -3039,46 +3079,48 @@
         <w:jc w:val="both"/>
         <w:rPr>
           <w:rFonts w:eastAsia="Times New Roman"/>
-          <w:sz w:val="28"/>
           <w:szCs w:val="28"/>
         </w:rPr>
       </w:pPr>
       <w:r>
+        <w:rPr>
+          <w:rFonts w:eastAsia="Times New Roman"/>
+          <w:szCs w:val="28"/>
+        </w:rPr>
+        <w:t>подготовить отчёт о выполненной работе.</w:t>
+      </w:r>
+    </w:p>
+    <w:p>
+      <w:pPr>
+        <w:pStyle w:val="1"/>
         <w:rPr>
           <w:rFonts w:eastAsia="Times New Roman"/>
           <w:sz w:val="28"/>
-          <w:szCs w:val="28"/>
-        </w:rPr>
-        <w:t>подготовить отчёт о выполненной работе.</w:t>
-      </w:r>
-    </w:p>
-    <w:p>
-      <w:pPr>
-        <w:pStyle w:val="1"/>
+        </w:rPr>
+      </w:pPr>
+      <w:bookmarkStart w:id="3" w:name="_Toc244357708"/>
+      <w:r>
         <w:rPr>
           <w:rFonts w:eastAsia="Times New Roman"/>
-        </w:rPr>
-      </w:pPr>
-      <w:bookmarkStart w:id="3" w:name="_Toc244356927"/>
-      <w:r>
+          <w:sz w:val="28"/>
+        </w:rPr>
+        <w:t>3 Ход работы</w:t>
+      </w:r>
+      <w:bookmarkEnd w:id="3"/>
+    </w:p>
+    <w:p>
+      <w:pPr>
+        <w:pStyle w:val="2"/>
         <w:rPr>
           <w:rFonts w:eastAsia="Times New Roman"/>
-        </w:rPr>
-        <w:t>3 Ход работы</w:t>
-      </w:r>
-      <w:bookmarkEnd w:id="3"/>
-    </w:p>
-    <w:p>
-      <w:pPr>
-        <w:pStyle w:val="2"/>
+          <w:sz w:val="24"/>
+        </w:rPr>
+      </w:pPr>
+      <w:bookmarkStart w:id="4" w:name="_Toc244357709"/>
+      <w:r>
         <w:rPr>
           <w:rFonts w:eastAsia="Times New Roman"/>
-        </w:rPr>
-      </w:pPr>
-      <w:bookmarkStart w:id="4" w:name="_Toc244356928"/>
-      <w:r>
-        <w:rPr>
-          <w:rFonts w:eastAsia="Times New Roman"/>
+          <w:sz w:val="24"/>
         </w:rPr>
         <w:t>3.1 Описание предметной области</w:t>
       </w:r>
@@ -3087,24 +3129,43 @@
     <w:p>
       <w:pPr>
         <w:pStyle w:val="txt"/>
-      </w:pPr>
-      <w:r>
+        <w:rPr>
+          <w:sz w:val="24"/>
+        </w:rPr>
+      </w:pPr>
+      <w:r>
+        <w:rPr>
+          <w:sz w:val="24"/>
+        </w:rPr>
         <w:t>Программа предназначена для учёта работы над проектами в компании. В ней хранятся отделы, сотрудники, клиенты (заказчики), команды, проекты, вехи (контрольные точки) проектов, задачи, комментарии к задачам и записи о затраченном на задачи времени. Объекты связаны между собой через id: например, у задачи есть id проекта и id исполнителя.</w:t>
       </w:r>
     </w:p>
     <w:p>
       <w:pPr>
         <w:pStyle w:val="txt"/>
-      </w:pPr>
-      <w:r>
+        <w:rPr>
+          <w:sz w:val="24"/>
+        </w:rPr>
+      </w:pPr>
+      <w:r>
+        <w:rPr>
+          <w:sz w:val="24"/>
+        </w:rPr>
         <w:t>Для всех объектов реализованы базовые операции CRUD: добавление (Create), просмотр (Read), изменение (Update) и удаление (Delete). Данные можно сохранить в файл и загрузить из файла в форматах JSON и XML.</w:t>
       </w:r>
     </w:p>
     <w:p>
       <w:pPr>
         <w:pStyle w:val="txt"/>
-      </w:pPr>
-      <w:r>
+        <w:keepNext/>
+        <w:rPr>
+          <w:sz w:val="24"/>
+        </w:rPr>
+      </w:pPr>
+      <w:r>
+        <w:rPr>
+          <w:sz w:val="24"/>
+        </w:rPr>
         <w:lastRenderedPageBreak/>
         <w:t>Код разбит на модули:</w:t>
       </w:r>
@@ -3131,6 +3192,9 @@
         <w:gridCol w:w="7001"/>
       </w:tblGrid>
       <w:tr>
+        <w:trPr>
+          <w:cantSplit/>
+        </w:trPr>
         <w:tc>
           <w:tcPr>
             <w:tcW w:w="1250" w:type="pct"/>
@@ -3152,6 +3216,7 @@
           <w:p>
             <w:pPr>
               <w:pStyle w:val="cell"/>
+              <w:keepNext/>
               <w:rPr>
                 <w:b/>
                 <w:bCs/>
@@ -3187,6 +3252,7 @@
           <w:p>
             <w:pPr>
               <w:pStyle w:val="cell"/>
+              <w:keepNext/>
               <w:rPr>
                 <w:b/>
                 <w:bCs/>
@@ -3203,6 +3269,9 @@
         </w:tc>
       </w:tr>
       <w:tr>
+        <w:trPr>
+          <w:cantSplit/>
+        </w:trPr>
         <w:tc>
           <w:tcPr>
             <w:tcW w:w="1250" w:type="pct"/>
@@ -3223,6 +3292,7 @@
           <w:p>
             <w:pPr>
               <w:pStyle w:val="cell"/>
+              <w:keepNext/>
             </w:pPr>
             <w:r>
               <w:t>models.py</w:t>
@@ -3249,6 +3319,7 @@
           <w:p>
             <w:pPr>
               <w:pStyle w:val="cell"/>
+              <w:keepNext/>
             </w:pPr>
             <w:r>
               <w:t>классы предметной области и функции проверки значений</w:t>
@@ -3257,6 +3328,9 @@
         </w:tc>
       </w:tr>
       <w:tr>
+        <w:trPr>
+          <w:cantSplit/>
+        </w:trPr>
         <w:tc>
           <w:tcPr>
             <w:tcW w:w="1250" w:type="pct"/>
@@ -3277,6 +3351,7 @@
           <w:p>
             <w:pPr>
               <w:pStyle w:val="cell"/>
+              <w:keepNext/>
             </w:pPr>
             <w:r>
               <w:t>exceptions.py</w:t>
@@ -3303,6 +3378,7 @@
           <w:p>
             <w:pPr>
               <w:pStyle w:val="cell"/>
+              <w:keepNext/>
             </w:pPr>
             <w:r>
               <w:t>собственные исключения</w:t>
@@ -3311,6 +3387,9 @@
         </w:tc>
       </w:tr>
       <w:tr>
+        <w:trPr>
+          <w:cantSplit/>
+        </w:trPr>
         <w:tc>
           <w:tcPr>
             <w:tcW w:w="1250" w:type="pct"/>
@@ -3331,6 +3410,7 @@
           <w:p>
             <w:pPr>
               <w:pStyle w:val="cell"/>
+              <w:keepNext/>
             </w:pPr>
             <w:r>
               <w:t>service.py</w:t>
@@ -3357,6 +3437,7 @@
           <w:p>
             <w:pPr>
               <w:pStyle w:val="cell"/>
+              <w:keepNext/>
             </w:pPr>
             <w:r>
               <w:t>класс ProjectManagementSystem — хранение объектов и CRUD</w:t>
@@ -3365,6 +3446,9 @@
         </w:tc>
       </w:tr>
       <w:tr>
+        <w:trPr>
+          <w:cantSplit/>
+        </w:trPr>
         <w:tc>
           <w:tcPr>
             <w:tcW w:w="1250" w:type="pct"/>
@@ -3385,6 +3469,7 @@
           <w:p>
             <w:pPr>
               <w:pStyle w:val="cell"/>
+              <w:keepNext/>
             </w:pPr>
             <w:r>
               <w:t>storage.py</w:t>
@@ -3411,6 +3496,7 @@
           <w:p>
             <w:pPr>
               <w:pStyle w:val="cell"/>
+              <w:keepNext/>
             </w:pPr>
             <w:r>
               <w:t>классы JsonStorage и XmlStorage — запись и чтение файлов, выбор формата по расширению</w:t>
@@ -3419,6 +3505,9 @@
         </w:tc>
       </w:tr>
       <w:tr>
+        <w:trPr>
+          <w:cantSplit/>
+        </w:trPr>
         <w:tc>
           <w:tcPr>
             <w:tcW w:w="1250" w:type="pct"/>
@@ -3496,12 +3585,14 @@
         <w:pStyle w:val="2"/>
         <w:rPr>
           <w:rFonts w:eastAsia="Times New Roman"/>
-        </w:rPr>
-      </w:pPr>
-      <w:bookmarkStart w:id="5" w:name="_Toc244356929"/>
+          <w:sz w:val="24"/>
+        </w:rPr>
+      </w:pPr>
+      <w:bookmarkStart w:id="5" w:name="_Toc244357710"/>
       <w:r>
         <w:rPr>
           <w:rFonts w:eastAsia="Times New Roman"/>
+          <w:sz w:val="24"/>
         </w:rPr>
         <w:lastRenderedPageBreak/>
         <w:t>3.2 Диаграмма классов</w:t>
@@ -3511,8 +3602,14 @@
     <w:p>
       <w:pPr>
         <w:pStyle w:val="txt"/>
-      </w:pPr>
-      <w:r>
+        <w:rPr>
+          <w:sz w:val="24"/>
+        </w:rPr>
+      </w:pPr>
+      <w:r>
+        <w:rPr>
+          <w:sz w:val="24"/>
+        </w:rPr>
         <w:t>Диаграмма классов построена в сервисе draw.io (файл diagram.drawio) и состоит из трёх листов: на рисунке 1 — классы предметной области и наследование, на рисунке 2 — связи между классами, на рисунке 3 — классы программы и исключения.</w:t>
       </w:r>
     </w:p>
@@ -3577,8 +3674,14 @@
     <w:p>
       <w:pPr>
         <w:pStyle w:val="11"/>
-      </w:pPr>
-      <w:r>
+        <w:rPr>
+          <w:sz w:val="24"/>
+        </w:rPr>
+      </w:pPr>
+      <w:r>
+        <w:rPr>
+          <w:sz w:val="24"/>
+        </w:rPr>
         <w:t>Рисунок 1 — Диаграмма классов: классы предметной области и наследование</w:t>
       </w:r>
     </w:p>
@@ -3650,8 +3753,14 @@
     <w:p>
       <w:pPr>
         <w:pStyle w:val="11"/>
-      </w:pPr>
-      <w:r>
+        <w:rPr>
+          <w:sz w:val="24"/>
+        </w:rPr>
+      </w:pPr>
+      <w:r>
+        <w:rPr>
+          <w:sz w:val="24"/>
+        </w:rPr>
         <w:t>Рисунок 2 — Диаграмма классов: связи между классами</w:t>
       </w:r>
     </w:p>
@@ -3723,8 +3832,14 @@
     <w:p>
       <w:pPr>
         <w:pStyle w:val="11"/>
-      </w:pPr>
-      <w:r>
+        <w:rPr>
+          <w:sz w:val="24"/>
+        </w:rPr>
+      </w:pPr>
+      <w:r>
+        <w:rPr>
+          <w:sz w:val="24"/>
+        </w:rPr>
         <w:t>Рисунок 3 — Диаграмма классов: классы программы и исключения</w:t>
       </w:r>
     </w:p>
@@ -3748,12 +3863,14 @@
         <w:pStyle w:val="2"/>
         <w:rPr>
           <w:rFonts w:eastAsia="Times New Roman"/>
-        </w:rPr>
-      </w:pPr>
-      <w:bookmarkStart w:id="6" w:name="_Toc244356930"/>
+          <w:sz w:val="24"/>
+        </w:rPr>
+      </w:pPr>
+      <w:bookmarkStart w:id="6" w:name="_Toc244357711"/>
       <w:r>
         <w:rPr>
           <w:rFonts w:eastAsia="Times New Roman"/>
+          <w:sz w:val="24"/>
         </w:rPr>
         <w:lastRenderedPageBreak/>
         <w:t>3.3 Описание классов</w:t>
@@ -3763,8 +3880,14 @@
     <w:p>
       <w:pPr>
         <w:pStyle w:val="txt"/>
-      </w:pPr>
-      <w:r>
+        <w:rPr>
+          <w:sz w:val="24"/>
+        </w:rPr>
+      </w:pPr>
+      <w:r>
+        <w:rPr>
+          <w:sz w:val="24"/>
+        </w:rPr>
         <w:t>Для описания предметной области создано 11 классов. Всего в программе 19 классов: ещё 4 класса исключений, класс ProjectManagementSystem, классы JsonStorage, XmlStorage и ConsoleApp.</w:t>
       </w:r>
     </w:p>
@@ -4621,8 +4744,14 @@
     <w:p>
       <w:pPr>
         <w:pStyle w:val="txt"/>
-      </w:pPr>
-      <w:r>
+        <w:rPr>
+          <w:sz w:val="24"/>
+        </w:rPr>
+      </w:pPr>
+      <w:r>
+        <w:rPr>
+          <w:sz w:val="24"/>
+        </w:rPr>
         <w:t>Принципы ООП в программе:</w:t>
       </w:r>
     </w:p>
@@ -4636,7 +4765,6 @@
         <w:jc w:val="both"/>
         <w:rPr>
           <w:rFonts w:eastAsia="Times New Roman"/>
-          <w:sz w:val="28"/>
           <w:szCs w:val="28"/>
         </w:rPr>
       </w:pPr>
@@ -4645,7 +4773,6 @@
           <w:rFonts w:eastAsia="Times New Roman"/>
           <w:b/>
           <w:bCs/>
-          <w:sz w:val="28"/>
           <w:szCs w:val="28"/>
         </w:rPr>
         <w:t>наследование</w:t>
@@ -4653,7 +4780,6 @@
       <w:r>
         <w:rPr>
           <w:rFonts w:eastAsia="Times New Roman"/>
-          <w:sz w:val="28"/>
           <w:szCs w:val="28"/>
         </w:rPr>
         <w:t xml:space="preserve"> — все классы предметной области наследуются от Entity, классы Employee и Client — от Person; исключения наследуются от AppError;</w:t>
@@ -4669,7 +4795,6 @@
         <w:jc w:val="both"/>
         <w:rPr>
           <w:rFonts w:eastAsia="Times New Roman"/>
-          <w:sz w:val="28"/>
           <w:szCs w:val="28"/>
         </w:rPr>
       </w:pPr>
@@ -4678,7 +4803,6 @@
           <w:rFonts w:eastAsia="Times New Roman"/>
           <w:b/>
           <w:bCs/>
-          <w:sz w:val="28"/>
           <w:szCs w:val="28"/>
         </w:rPr>
         <w:t>инкапсуляция</w:t>
@@ -4686,7 +4810,6 @@
       <w:r>
         <w:rPr>
           <w:rFonts w:eastAsia="Times New Roman"/>
-          <w:sz w:val="28"/>
           <w:szCs w:val="28"/>
         </w:rPr>
         <w:t xml:space="preserve"> — данные и проверки объекта находятся внутри класса: значения проверяются в конструкторе, поэтому некорректный объект создать нельзя;</w:t>
@@ -4702,7 +4825,6 @@
         <w:jc w:val="both"/>
         <w:rPr>
           <w:rFonts w:eastAsia="Times New Roman"/>
-          <w:sz w:val="28"/>
           <w:szCs w:val="28"/>
         </w:rPr>
       </w:pPr>
@@ -4711,7 +4833,6 @@
           <w:rFonts w:eastAsia="Times New Roman"/>
           <w:b/>
           <w:bCs/>
-          <w:sz w:val="28"/>
           <w:szCs w:val="28"/>
         </w:rPr>
         <w:t>полиморфизм</w:t>
@@ -4719,7 +4840,6 @@
       <w:r>
         <w:rPr>
           <w:rFonts w:eastAsia="Times New Roman"/>
-          <w:sz w:val="28"/>
           <w:szCs w:val="28"/>
         </w:rPr>
         <w:t xml:space="preserve"> — метод __str__() переопределён в каждом классе, поэтому print(объект) выводит своё описание для каждого класса; классы JsonStorage и XmlStorage имеют одинаковые методы save() и load(), и меню вызывает их одинаково.</w:t>
@@ -4728,41 +4848,62 @@
     <w:p>
       <w:pPr>
         <w:pStyle w:val="txt"/>
-      </w:pPr>
-      <w:r>
+        <w:rPr>
+          <w:sz w:val="24"/>
+        </w:rPr>
+      </w:pPr>
+      <w:r>
+        <w:rPr>
+          <w:sz w:val="24"/>
+        </w:rPr>
+        <w:t>Объект создаётся из словаря полей с помощью распаковки **: Employee(**data). Имена параметров конструктора совпадают с ключами словаря, а метод to_dict() возвращает такой же словарь, поэтому объект легко записать в файл и прочитать обратно.</w:t>
+      </w:r>
+    </w:p>
+    <w:p>
+      <w:pPr>
+        <w:pStyle w:val="txt"/>
+        <w:rPr>
+          <w:sz w:val="24"/>
+        </w:rPr>
+      </w:pPr>
+      <w:r>
+        <w:rPr>
+          <w:sz w:val="24"/>
+        </w:rPr>
         <w:lastRenderedPageBreak/>
-        <w:t>Объект создаётся из словаря полей с помощью распаковки **: Employee(**data). Имена параметров конструктора совпадают с ключами словаря, а метод to_dict() возвращает такой же словарь, поэтому объект легко записать в файл и прочитать обратно.</w:t>
-      </w:r>
+        <w:t>Для всех функций и методов выполнена аннотация типов. Код оформлен по PEP 8: имена в стиле snake_case, длина строк не более 79 символов, у классов и методов есть строки документации.</w:t>
+      </w:r>
+    </w:p>
+    <w:p>
+      <w:pPr>
+        <w:pStyle w:val="2"/>
+        <w:rPr>
+          <w:rFonts w:eastAsia="Times New Roman"/>
+          <w:sz w:val="24"/>
+        </w:rPr>
+      </w:pPr>
+      <w:bookmarkStart w:id="7" w:name="_Toc244357712"/>
+      <w:r>
+        <w:rPr>
+          <w:rFonts w:eastAsia="Times New Roman"/>
+          <w:sz w:val="24"/>
+        </w:rPr>
+        <w:t>3.4 Обработка исключений</w:t>
+      </w:r>
+      <w:bookmarkEnd w:id="7"/>
     </w:p>
     <w:p>
       <w:pPr>
         <w:pStyle w:val="txt"/>
-      </w:pPr>
-      <w:r>
-        <w:t>Для всех функций и методов выполнена аннотация типов. Код оформлен по PEP 8: имена в стиле snake_case, длина строк не более 79 символов, у классов и методов есть строки документации.</w:t>
-      </w:r>
-    </w:p>
-    <w:p>
-      <w:pPr>
-        <w:pStyle w:val="2"/>
-        <w:rPr>
-          <w:rFonts w:eastAsia="Times New Roman"/>
-        </w:rPr>
-      </w:pPr>
-      <w:bookmarkStart w:id="7" w:name="_Toc244356931"/>
-      <w:r>
-        <w:rPr>
-          <w:rFonts w:eastAsia="Times New Roman"/>
-        </w:rPr>
-        <w:t>3.4 Обработка исключений</w:t>
-      </w:r>
-      <w:bookmarkEnd w:id="7"/>
-    </w:p>
-    <w:p>
-      <w:pPr>
-        <w:pStyle w:val="txt"/>
-      </w:pPr>
-      <w:r>
+        <w:keepNext/>
+        <w:rPr>
+          <w:sz w:val="24"/>
+        </w:rPr>
+      </w:pPr>
+      <w:r>
+        <w:rPr>
+          <w:sz w:val="24"/>
+        </w:rPr>
         <w:t>Собственные исключения объявлены в модуле exceptions.py и наследуются от общего класса AppError, поэтому их можно перехватить одним блоком except:</w:t>
       </w:r>
     </w:p>
@@ -4788,6 +4929,9 @@
         <w:gridCol w:w="6534"/>
       </w:tblGrid>
       <w:tr>
+        <w:trPr>
+          <w:cantSplit/>
+        </w:trPr>
         <w:tc>
           <w:tcPr>
             <w:tcW w:w="1500" w:type="pct"/>
@@ -4809,6 +4953,7 @@
           <w:p>
             <w:pPr>
               <w:pStyle w:val="cell"/>
+              <w:keepNext/>
               <w:rPr>
                 <w:b/>
                 <w:bCs/>
@@ -4844,6 +4989,7 @@
           <w:p>
             <w:pPr>
               <w:pStyle w:val="cell"/>
+              <w:keepNext/>
               <w:rPr>
                 <w:b/>
                 <w:bCs/>
@@ -4860,6 +5006,9 @@
         </w:tc>
       </w:tr>
       <w:tr>
+        <w:trPr>
+          <w:cantSplit/>
+        </w:trPr>
         <w:tc>
           <w:tcPr>
             <w:tcW w:w="1500" w:type="pct"/>
@@ -4880,6 +5029,7 @@
           <w:p>
             <w:pPr>
               <w:pStyle w:val="cell"/>
+              <w:keepNext/>
             </w:pPr>
             <w:r>
               <w:t>AppError</w:t>
@@ -4906,6 +5056,7 @@
           <w:p>
             <w:pPr>
               <w:pStyle w:val="cell"/>
+              <w:keepNext/>
             </w:pPr>
             <w:r>
               <w:t>базовое исключение программы</w:t>
@@ -4914,6 +5065,9 @@
         </w:tc>
       </w:tr>
       <w:tr>
+        <w:trPr>
+          <w:cantSplit/>
+        </w:trPr>
         <w:tc>
           <w:tcPr>
             <w:tcW w:w="1500" w:type="pct"/>
@@ -4934,6 +5088,7 @@
           <w:p>
             <w:pPr>
               <w:pStyle w:val="cell"/>
+              <w:keepNext/>
             </w:pPr>
             <w:r>
               <w:t>ValidationError</w:t>
@@ -4960,6 +5115,7 @@
           <w:p>
             <w:pPr>
               <w:pStyle w:val="cell"/>
+              <w:keepNext/>
             </w:pPr>
             <w:r>
               <w:t>пустое поле, email без @, id или число введено не числом, отрицательное число, дата не в формате ГГГГ-ММ-ДД, неизвестный статус или приоритет, дедлайн раньше начала проекта, часов больше 24, заполнены не все поля</w:t>
@@ -4968,6 +5124,9 @@
         </w:tc>
       </w:tr>
       <w:tr>
+        <w:trPr>
+          <w:cantSplit/>
+        </w:trPr>
         <w:tc>
           <w:tcPr>
             <w:tcW w:w="1500" w:type="pct"/>
@@ -4988,6 +5147,7 @@
           <w:p>
             <w:pPr>
               <w:pStyle w:val="cell"/>
+              <w:keepNext/>
             </w:pPr>
             <w:r>
               <w:t>NotFoundError</w:t>
@@ -5014,6 +5174,7 @@
           <w:p>
             <w:pPr>
               <w:pStyle w:val="cell"/>
+              <w:keepNext/>
             </w:pPr>
             <w:r>
               <w:t>объект с указанным id не найден</w:t>
@@ -5022,6 +5183,9 @@
         </w:tc>
       </w:tr>
       <w:tr>
+        <w:trPr>
+          <w:cantSplit/>
+        </w:trPr>
         <w:tc>
           <w:tcPr>
             <w:tcW w:w="1500" w:type="pct"/>
@@ -5079,24 +5243,42 @@
     <w:p>
       <w:pPr>
         <w:pStyle w:val="txt"/>
-      </w:pPr>
-      <w:r>
+        <w:rPr>
+          <w:sz w:val="24"/>
+        </w:rPr>
+      </w:pPr>
+      <w:r>
+        <w:rPr>
+          <w:sz w:val="24"/>
+        </w:rPr>
         <w:t>Обрабатываются встроенные исключения: ValueError и TypeError (преобразование введённых строк в числа и даты, неверный набор полей при создании объекта), FileNotFoundError и OSError (работа с файлами), json.JSONDecodeError, xml.etree.ElementTree.ParseError, UnicodeDecodeError, KeyboardInterrupt и EOFError (прерывание ввода).</w:t>
       </w:r>
     </w:p>
     <w:p>
       <w:pPr>
         <w:pStyle w:val="txt"/>
-      </w:pPr>
-      <w:r>
+        <w:rPr>
+          <w:sz w:val="24"/>
+        </w:rPr>
+      </w:pPr>
+      <w:r>
+        <w:rPr>
+          <w:sz w:val="24"/>
+        </w:rPr>
         <w:t>Встроенные исключения при проверке значений и чтении файлов преобразуются в собственные с понятным текстом. В главном цикле меню ошибки перехватываются и выводятся пользователю, поэтому программа не завершается при неправильном вводе. Если в загружаемом файле есть ошибка, данные в программе не меняются.</w:t>
       </w:r>
     </w:p>
     <w:p>
       <w:pPr>
         <w:pStyle w:val="txt"/>
-      </w:pPr>
-      <w:r>
+        <w:rPr>
+          <w:sz w:val="24"/>
+        </w:rPr>
+      </w:pPr>
+      <w:r>
+        <w:rPr>
+          <w:sz w:val="24"/>
+        </w:rPr>
         <w:t>Пример проверки и обработки ошибок:</w:t>
       </w:r>
     </w:p>
@@ -5173,7 +5355,6 @@
           <w:sz w:val="18"/>
           <w:szCs w:val="18"/>
         </w:rPr>
-        <w:lastRenderedPageBreak/>
         <w:t xml:space="preserve">        datetime.strptime(str(value).strip(), "%Y-%m-%d")</w:t>
       </w:r>
     </w:p>
@@ -5408,13 +5589,16 @@
         <w:pStyle w:val="2"/>
         <w:rPr>
           <w:rFonts w:eastAsia="Times New Roman"/>
-        </w:rPr>
-      </w:pPr>
-      <w:bookmarkStart w:id="8" w:name="_Toc244356932"/>
+          <w:sz w:val="24"/>
+        </w:rPr>
+      </w:pPr>
+      <w:bookmarkStart w:id="8" w:name="_Toc244357713"/>
       <w:r>
         <w:rPr>
           <w:rFonts w:eastAsia="Times New Roman"/>
-        </w:rPr>
+          <w:sz w:val="24"/>
+        </w:rPr>
+        <w:lastRenderedPageBreak/>
         <w:t>3.5 Структура хранения данных в форматах JSON и XML</w:t>
       </w:r>
       <w:bookmarkEnd w:id="8"/>
@@ -5422,16 +5606,28 @@
     <w:p>
       <w:pPr>
         <w:pStyle w:val="txt"/>
-      </w:pPr>
-      <w:r>
+        <w:rPr>
+          <w:sz w:val="24"/>
+        </w:rPr>
+      </w:pPr>
+      <w:r>
+        <w:rPr>
+          <w:sz w:val="24"/>
+        </w:rPr>
         <w:t>Все данные хранятся одним файлом. Корневой объект содержит коллекции (departments, employees, clients, teams, projects, milestones, tasks, comments, time_entries), каждая коллекция — массив объектов. Ссылки между объектами хранятся через id, даты — строкой ГГГГ-ММ-ДД.</w:t>
       </w:r>
     </w:p>
     <w:p>
       <w:pPr>
         <w:pStyle w:val="txt"/>
-      </w:pPr>
-      <w:r>
+        <w:rPr>
+          <w:sz w:val="24"/>
+        </w:rPr>
+      </w:pPr>
+      <w:r>
+        <w:rPr>
+          <w:sz w:val="24"/>
+        </w:rPr>
         <w:t>Фрагмент файла data/data.json:</w:t>
       </w:r>
     </w:p>
@@ -6006,8 +6202,14 @@
     <w:p>
       <w:pPr>
         <w:pStyle w:val="txt"/>
-      </w:pPr>
-      <w:r>
+        <w:rPr>
+          <w:sz w:val="24"/>
+        </w:rPr>
+      </w:pPr>
+      <w:r>
+        <w:rPr>
+          <w:sz w:val="24"/>
+        </w:rPr>
         <w:t>В XML корневой тег — project_management, в нём теги коллекций, в них — теги объектов, а каждое поле объекта — отдельный вложенный тег. Список id записывается тегом с вложенными тегами id. Фрагмент файла data/data.xml:</w:t>
       </w:r>
     </w:p>
@@ -6065,330 +6267,330 @@
           <w:sz w:val="18"/>
           <w:szCs w:val="18"/>
         </w:rPr>
+        <w:t xml:space="preserve">    &lt;employees&gt;</w:t>
+      </w:r>
+    </w:p>
+    <w:p>
+      <w:pPr>
+        <w:pStyle w:val="a3"/>
+        <w:spacing w:line="220" w:lineRule="exact"/>
+        <w:rPr>
+          <w:rFonts w:ascii="Courier New" w:hAnsi="Courier New" w:cs="Courier New"/>
+          <w:sz w:val="18"/>
+          <w:szCs w:val="18"/>
+        </w:rPr>
+      </w:pPr>
+      <w:r>
+        <w:rPr>
+          <w:rFonts w:ascii="Courier New" w:hAnsi="Courier New" w:cs="Courier New"/>
+          <w:sz w:val="18"/>
+          <w:szCs w:val="18"/>
+        </w:rPr>
+        <w:t xml:space="preserve">        &lt;employee&gt;</w:t>
+      </w:r>
+    </w:p>
+    <w:p>
+      <w:pPr>
+        <w:pStyle w:val="a3"/>
+        <w:spacing w:line="220" w:lineRule="exact"/>
+        <w:rPr>
+          <w:rFonts w:ascii="Courier New" w:hAnsi="Courier New" w:cs="Courier New"/>
+          <w:sz w:val="18"/>
+          <w:szCs w:val="18"/>
+        </w:rPr>
+      </w:pPr>
+      <w:r>
+        <w:rPr>
+          <w:rFonts w:ascii="Courier New" w:hAnsi="Courier New" w:cs="Courier New"/>
+          <w:sz w:val="18"/>
+          <w:szCs w:val="18"/>
+        </w:rPr>
+        <w:t xml:space="preserve">            &lt;id&gt;1&lt;/id&gt;</w:t>
+      </w:r>
+    </w:p>
+    <w:p>
+      <w:pPr>
+        <w:pStyle w:val="a3"/>
+        <w:spacing w:line="220" w:lineRule="exact"/>
+        <w:rPr>
+          <w:rFonts w:ascii="Courier New" w:hAnsi="Courier New" w:cs="Courier New"/>
+          <w:sz w:val="18"/>
+          <w:szCs w:val="18"/>
+        </w:rPr>
+      </w:pPr>
+      <w:r>
+        <w:rPr>
+          <w:rFonts w:ascii="Courier New" w:hAnsi="Courier New" w:cs="Courier New"/>
+          <w:sz w:val="18"/>
+          <w:szCs w:val="18"/>
+        </w:rPr>
+        <w:t xml:space="preserve">            &lt;name&gt;Иван Петров&lt;/name&gt;</w:t>
+      </w:r>
+    </w:p>
+    <w:p>
+      <w:pPr>
+        <w:pStyle w:val="a3"/>
+        <w:spacing w:line="220" w:lineRule="exact"/>
+        <w:rPr>
+          <w:rFonts w:ascii="Courier New" w:hAnsi="Courier New" w:cs="Courier New"/>
+          <w:sz w:val="18"/>
+          <w:szCs w:val="18"/>
+        </w:rPr>
+      </w:pPr>
+      <w:r>
+        <w:rPr>
+          <w:rFonts w:ascii="Courier New" w:hAnsi="Courier New" w:cs="Courier New"/>
+          <w:sz w:val="18"/>
+          <w:szCs w:val="18"/>
+        </w:rPr>
+        <w:t xml:space="preserve">            &lt;email&gt;petrov@company.ru&lt;/email&gt;</w:t>
+      </w:r>
+    </w:p>
+    <w:p>
+      <w:pPr>
+        <w:pStyle w:val="a3"/>
+        <w:spacing w:line="220" w:lineRule="exact"/>
+        <w:rPr>
+          <w:rFonts w:ascii="Courier New" w:hAnsi="Courier New" w:cs="Courier New"/>
+          <w:sz w:val="18"/>
+          <w:szCs w:val="18"/>
+        </w:rPr>
+      </w:pPr>
+      <w:r>
+        <w:rPr>
+          <w:rFonts w:ascii="Courier New" w:hAnsi="Courier New" w:cs="Courier New"/>
+          <w:sz w:val="18"/>
+          <w:szCs w:val="18"/>
+        </w:rPr>
+        <w:t xml:space="preserve">            &lt;position&gt;Менеджер проектов&lt;/position&gt;</w:t>
+      </w:r>
+    </w:p>
+    <w:p>
+      <w:pPr>
+        <w:pStyle w:val="a3"/>
+        <w:spacing w:line="220" w:lineRule="exact"/>
+        <w:rPr>
+          <w:rFonts w:ascii="Courier New" w:hAnsi="Courier New" w:cs="Courier New"/>
+          <w:sz w:val="18"/>
+          <w:szCs w:val="18"/>
+        </w:rPr>
+      </w:pPr>
+      <w:r>
+        <w:rPr>
+          <w:rFonts w:ascii="Courier New" w:hAnsi="Courier New" w:cs="Courier New"/>
+          <w:sz w:val="18"/>
+          <w:szCs w:val="18"/>
+        </w:rPr>
+        <w:t xml:space="preserve">            &lt;department_id&gt;1&lt;/department_id&gt;</w:t>
+      </w:r>
+    </w:p>
+    <w:p>
+      <w:pPr>
+        <w:pStyle w:val="a3"/>
+        <w:spacing w:line="220" w:lineRule="exact"/>
+        <w:rPr>
+          <w:rFonts w:ascii="Courier New" w:hAnsi="Courier New" w:cs="Courier New"/>
+          <w:sz w:val="18"/>
+          <w:szCs w:val="18"/>
+        </w:rPr>
+      </w:pPr>
+      <w:r>
+        <w:rPr>
+          <w:rFonts w:ascii="Courier New" w:hAnsi="Courier New" w:cs="Courier New"/>
+          <w:sz w:val="18"/>
+          <w:szCs w:val="18"/>
+        </w:rPr>
+        <w:t xml:space="preserve">        &lt;/employee&gt;</w:t>
+      </w:r>
+    </w:p>
+    <w:p>
+      <w:pPr>
+        <w:pStyle w:val="a3"/>
+        <w:spacing w:line="220" w:lineRule="exact"/>
+        <w:rPr>
+          <w:rFonts w:ascii="Courier New" w:hAnsi="Courier New" w:cs="Courier New"/>
+          <w:sz w:val="18"/>
+          <w:szCs w:val="18"/>
+        </w:rPr>
+      </w:pPr>
+      <w:r>
+        <w:rPr>
+          <w:rFonts w:ascii="Courier New" w:hAnsi="Courier New" w:cs="Courier New"/>
+          <w:sz w:val="18"/>
+          <w:szCs w:val="18"/>
+        </w:rPr>
+        <w:t xml:space="preserve">    &lt;/employees&gt;</w:t>
+      </w:r>
+    </w:p>
+    <w:p>
+      <w:pPr>
+        <w:pStyle w:val="a3"/>
+        <w:spacing w:line="220" w:lineRule="exact"/>
+        <w:rPr>
+          <w:rFonts w:ascii="Courier New" w:hAnsi="Courier New" w:cs="Courier New"/>
+          <w:sz w:val="18"/>
+          <w:szCs w:val="18"/>
+        </w:rPr>
+      </w:pPr>
+      <w:r>
+        <w:rPr>
+          <w:rFonts w:ascii="Courier New" w:hAnsi="Courier New" w:cs="Courier New"/>
+          <w:sz w:val="18"/>
+          <w:szCs w:val="18"/>
+        </w:rPr>
+        <w:t xml:space="preserve">    &lt;teams&gt;</w:t>
+      </w:r>
+    </w:p>
+    <w:p>
+      <w:pPr>
+        <w:pStyle w:val="a3"/>
+        <w:spacing w:line="220" w:lineRule="exact"/>
+        <w:rPr>
+          <w:rFonts w:ascii="Courier New" w:hAnsi="Courier New" w:cs="Courier New"/>
+          <w:sz w:val="18"/>
+          <w:szCs w:val="18"/>
+        </w:rPr>
+      </w:pPr>
+      <w:r>
+        <w:rPr>
+          <w:rFonts w:ascii="Courier New" w:hAnsi="Courier New" w:cs="Courier New"/>
+          <w:sz w:val="18"/>
+          <w:szCs w:val="18"/>
+        </w:rPr>
+        <w:t xml:space="preserve">        &lt;team&gt;</w:t>
+      </w:r>
+    </w:p>
+    <w:p>
+      <w:pPr>
+        <w:pStyle w:val="a3"/>
+        <w:spacing w:line="220" w:lineRule="exact"/>
+        <w:rPr>
+          <w:rFonts w:ascii="Courier New" w:hAnsi="Courier New" w:cs="Courier New"/>
+          <w:sz w:val="18"/>
+          <w:szCs w:val="18"/>
+        </w:rPr>
+      </w:pPr>
+      <w:r>
+        <w:rPr>
+          <w:rFonts w:ascii="Courier New" w:hAnsi="Courier New" w:cs="Courier New"/>
+          <w:sz w:val="18"/>
+          <w:szCs w:val="18"/>
+        </w:rPr>
+        <w:t xml:space="preserve">            &lt;id&gt;1&lt;/id&gt;</w:t>
+      </w:r>
+    </w:p>
+    <w:p>
+      <w:pPr>
+        <w:pStyle w:val="a3"/>
+        <w:spacing w:line="220" w:lineRule="exact"/>
+        <w:rPr>
+          <w:rFonts w:ascii="Courier New" w:hAnsi="Courier New" w:cs="Courier New"/>
+          <w:sz w:val="18"/>
+          <w:szCs w:val="18"/>
+        </w:rPr>
+      </w:pPr>
+      <w:r>
+        <w:rPr>
+          <w:rFonts w:ascii="Courier New" w:hAnsi="Courier New" w:cs="Courier New"/>
+          <w:sz w:val="18"/>
+          <w:szCs w:val="18"/>
+        </w:rPr>
+        <w:t xml:space="preserve">            &lt;name&gt;Backend&lt;/name&gt;</w:t>
+      </w:r>
+    </w:p>
+    <w:p>
+      <w:pPr>
+        <w:pStyle w:val="a3"/>
+        <w:spacing w:line="220" w:lineRule="exact"/>
+        <w:rPr>
+          <w:rFonts w:ascii="Courier New" w:hAnsi="Courier New" w:cs="Courier New"/>
+          <w:sz w:val="18"/>
+          <w:szCs w:val="18"/>
+        </w:rPr>
+      </w:pPr>
+      <w:r>
+        <w:rPr>
+          <w:rFonts w:ascii="Courier New" w:hAnsi="Courier New" w:cs="Courier New"/>
+          <w:sz w:val="18"/>
+          <w:szCs w:val="18"/>
+        </w:rPr>
+        <w:t xml:space="preserve">            &lt;member_ids&gt;</w:t>
+      </w:r>
+    </w:p>
+    <w:p>
+      <w:pPr>
+        <w:pStyle w:val="a3"/>
+        <w:spacing w:line="220" w:lineRule="exact"/>
+        <w:rPr>
+          <w:rFonts w:ascii="Courier New" w:hAnsi="Courier New" w:cs="Courier New"/>
+          <w:sz w:val="18"/>
+          <w:szCs w:val="18"/>
+        </w:rPr>
+      </w:pPr>
+      <w:r>
+        <w:rPr>
+          <w:rFonts w:ascii="Courier New" w:hAnsi="Courier New" w:cs="Courier New"/>
+          <w:sz w:val="18"/>
+          <w:szCs w:val="18"/>
+        </w:rPr>
+        <w:t xml:space="preserve">                &lt;id&gt;2&lt;/id&gt;</w:t>
+      </w:r>
+    </w:p>
+    <w:p>
+      <w:pPr>
+        <w:pStyle w:val="a3"/>
+        <w:spacing w:line="220" w:lineRule="exact"/>
+        <w:rPr>
+          <w:rFonts w:ascii="Courier New" w:hAnsi="Courier New" w:cs="Courier New"/>
+          <w:sz w:val="18"/>
+          <w:szCs w:val="18"/>
+        </w:rPr>
+      </w:pPr>
+      <w:r>
+        <w:rPr>
+          <w:rFonts w:ascii="Courier New" w:hAnsi="Courier New" w:cs="Courier New"/>
+          <w:sz w:val="18"/>
+          <w:szCs w:val="18"/>
+        </w:rPr>
+        <w:t xml:space="preserve">                &lt;id&gt;3&lt;/id&gt;</w:t>
+      </w:r>
+    </w:p>
+    <w:p>
+      <w:pPr>
+        <w:pStyle w:val="a3"/>
+        <w:spacing w:line="220" w:lineRule="exact"/>
+        <w:rPr>
+          <w:rFonts w:ascii="Courier New" w:hAnsi="Courier New" w:cs="Courier New"/>
+          <w:sz w:val="18"/>
+          <w:szCs w:val="18"/>
+        </w:rPr>
+      </w:pPr>
+      <w:r>
+        <w:rPr>
+          <w:rFonts w:ascii="Courier New" w:hAnsi="Courier New" w:cs="Courier New"/>
+          <w:sz w:val="18"/>
+          <w:szCs w:val="18"/>
+        </w:rPr>
+        <w:t xml:space="preserve">            &lt;/member_ids&gt;</w:t>
+      </w:r>
+    </w:p>
+    <w:p>
+      <w:pPr>
+        <w:pStyle w:val="a3"/>
+        <w:spacing w:line="220" w:lineRule="exact"/>
+        <w:rPr>
+          <w:rFonts w:ascii="Courier New" w:hAnsi="Courier New" w:cs="Courier New"/>
+          <w:sz w:val="18"/>
+          <w:szCs w:val="18"/>
+        </w:rPr>
+      </w:pPr>
+      <w:r>
+        <w:rPr>
+          <w:rFonts w:ascii="Courier New" w:hAnsi="Courier New" w:cs="Courier New"/>
+          <w:sz w:val="18"/>
+          <w:szCs w:val="18"/>
+        </w:rPr>
         <w:lastRenderedPageBreak/>
-        <w:t xml:space="preserve">    &lt;employees&gt;</w:t>
-      </w:r>
-    </w:p>
-    <w:p>
-      <w:pPr>
-        <w:pStyle w:val="a3"/>
-        <w:spacing w:line="220" w:lineRule="exact"/>
-        <w:rPr>
-          <w:rFonts w:ascii="Courier New" w:hAnsi="Courier New" w:cs="Courier New"/>
-          <w:sz w:val="18"/>
-          <w:szCs w:val="18"/>
-        </w:rPr>
-      </w:pPr>
-      <w:r>
-        <w:rPr>
-          <w:rFonts w:ascii="Courier New" w:hAnsi="Courier New" w:cs="Courier New"/>
-          <w:sz w:val="18"/>
-          <w:szCs w:val="18"/>
-        </w:rPr>
-        <w:t xml:space="preserve">        &lt;employee&gt;</w:t>
-      </w:r>
-    </w:p>
-    <w:p>
-      <w:pPr>
-        <w:pStyle w:val="a3"/>
-        <w:spacing w:line="220" w:lineRule="exact"/>
-        <w:rPr>
-          <w:rFonts w:ascii="Courier New" w:hAnsi="Courier New" w:cs="Courier New"/>
-          <w:sz w:val="18"/>
-          <w:szCs w:val="18"/>
-        </w:rPr>
-      </w:pPr>
-      <w:r>
-        <w:rPr>
-          <w:rFonts w:ascii="Courier New" w:hAnsi="Courier New" w:cs="Courier New"/>
-          <w:sz w:val="18"/>
-          <w:szCs w:val="18"/>
-        </w:rPr>
-        <w:t xml:space="preserve">            &lt;id&gt;1&lt;/id&gt;</w:t>
-      </w:r>
-    </w:p>
-    <w:p>
-      <w:pPr>
-        <w:pStyle w:val="a3"/>
-        <w:spacing w:line="220" w:lineRule="exact"/>
-        <w:rPr>
-          <w:rFonts w:ascii="Courier New" w:hAnsi="Courier New" w:cs="Courier New"/>
-          <w:sz w:val="18"/>
-          <w:szCs w:val="18"/>
-        </w:rPr>
-      </w:pPr>
-      <w:r>
-        <w:rPr>
-          <w:rFonts w:ascii="Courier New" w:hAnsi="Courier New" w:cs="Courier New"/>
-          <w:sz w:val="18"/>
-          <w:szCs w:val="18"/>
-        </w:rPr>
-        <w:t xml:space="preserve">            &lt;name&gt;Иван Петров&lt;/name&gt;</w:t>
-      </w:r>
-    </w:p>
-    <w:p>
-      <w:pPr>
-        <w:pStyle w:val="a3"/>
-        <w:spacing w:line="220" w:lineRule="exact"/>
-        <w:rPr>
-          <w:rFonts w:ascii="Courier New" w:hAnsi="Courier New" w:cs="Courier New"/>
-          <w:sz w:val="18"/>
-          <w:szCs w:val="18"/>
-        </w:rPr>
-      </w:pPr>
-      <w:r>
-        <w:rPr>
-          <w:rFonts w:ascii="Courier New" w:hAnsi="Courier New" w:cs="Courier New"/>
-          <w:sz w:val="18"/>
-          <w:szCs w:val="18"/>
-        </w:rPr>
-        <w:t xml:space="preserve">            &lt;email&gt;petrov@company.ru&lt;/email&gt;</w:t>
-      </w:r>
-    </w:p>
-    <w:p>
-      <w:pPr>
-        <w:pStyle w:val="a3"/>
-        <w:spacing w:line="220" w:lineRule="exact"/>
-        <w:rPr>
-          <w:rFonts w:ascii="Courier New" w:hAnsi="Courier New" w:cs="Courier New"/>
-          <w:sz w:val="18"/>
-          <w:szCs w:val="18"/>
-        </w:rPr>
-      </w:pPr>
-      <w:r>
-        <w:rPr>
-          <w:rFonts w:ascii="Courier New" w:hAnsi="Courier New" w:cs="Courier New"/>
-          <w:sz w:val="18"/>
-          <w:szCs w:val="18"/>
-        </w:rPr>
-        <w:t xml:space="preserve">            &lt;position&gt;Менеджер проектов&lt;/position&gt;</w:t>
-      </w:r>
-    </w:p>
-    <w:p>
-      <w:pPr>
-        <w:pStyle w:val="a3"/>
-        <w:spacing w:line="220" w:lineRule="exact"/>
-        <w:rPr>
-          <w:rFonts w:ascii="Courier New" w:hAnsi="Courier New" w:cs="Courier New"/>
-          <w:sz w:val="18"/>
-          <w:szCs w:val="18"/>
-        </w:rPr>
-      </w:pPr>
-      <w:r>
-        <w:rPr>
-          <w:rFonts w:ascii="Courier New" w:hAnsi="Courier New" w:cs="Courier New"/>
-          <w:sz w:val="18"/>
-          <w:szCs w:val="18"/>
-        </w:rPr>
-        <w:t xml:space="preserve">            &lt;department_id&gt;1&lt;/department_id&gt;</w:t>
-      </w:r>
-    </w:p>
-    <w:p>
-      <w:pPr>
-        <w:pStyle w:val="a3"/>
-        <w:spacing w:line="220" w:lineRule="exact"/>
-        <w:rPr>
-          <w:rFonts w:ascii="Courier New" w:hAnsi="Courier New" w:cs="Courier New"/>
-          <w:sz w:val="18"/>
-          <w:szCs w:val="18"/>
-        </w:rPr>
-      </w:pPr>
-      <w:r>
-        <w:rPr>
-          <w:rFonts w:ascii="Courier New" w:hAnsi="Courier New" w:cs="Courier New"/>
-          <w:sz w:val="18"/>
-          <w:szCs w:val="18"/>
-        </w:rPr>
-        <w:t xml:space="preserve">        &lt;/employee&gt;</w:t>
-      </w:r>
-    </w:p>
-    <w:p>
-      <w:pPr>
-        <w:pStyle w:val="a3"/>
-        <w:spacing w:line="220" w:lineRule="exact"/>
-        <w:rPr>
-          <w:rFonts w:ascii="Courier New" w:hAnsi="Courier New" w:cs="Courier New"/>
-          <w:sz w:val="18"/>
-          <w:szCs w:val="18"/>
-        </w:rPr>
-      </w:pPr>
-      <w:r>
-        <w:rPr>
-          <w:rFonts w:ascii="Courier New" w:hAnsi="Courier New" w:cs="Courier New"/>
-          <w:sz w:val="18"/>
-          <w:szCs w:val="18"/>
-        </w:rPr>
-        <w:t xml:space="preserve">    &lt;/employees&gt;</w:t>
-      </w:r>
-    </w:p>
-    <w:p>
-      <w:pPr>
-        <w:pStyle w:val="a3"/>
-        <w:spacing w:line="220" w:lineRule="exact"/>
-        <w:rPr>
-          <w:rFonts w:ascii="Courier New" w:hAnsi="Courier New" w:cs="Courier New"/>
-          <w:sz w:val="18"/>
-          <w:szCs w:val="18"/>
-        </w:rPr>
-      </w:pPr>
-      <w:r>
-        <w:rPr>
-          <w:rFonts w:ascii="Courier New" w:hAnsi="Courier New" w:cs="Courier New"/>
-          <w:sz w:val="18"/>
-          <w:szCs w:val="18"/>
-        </w:rPr>
-        <w:t xml:space="preserve">    &lt;teams&gt;</w:t>
-      </w:r>
-    </w:p>
-    <w:p>
-      <w:pPr>
-        <w:pStyle w:val="a3"/>
-        <w:spacing w:line="220" w:lineRule="exact"/>
-        <w:rPr>
-          <w:rFonts w:ascii="Courier New" w:hAnsi="Courier New" w:cs="Courier New"/>
-          <w:sz w:val="18"/>
-          <w:szCs w:val="18"/>
-        </w:rPr>
-      </w:pPr>
-      <w:r>
-        <w:rPr>
-          <w:rFonts w:ascii="Courier New" w:hAnsi="Courier New" w:cs="Courier New"/>
-          <w:sz w:val="18"/>
-          <w:szCs w:val="18"/>
-        </w:rPr>
-        <w:t xml:space="preserve">        &lt;team&gt;</w:t>
-      </w:r>
-    </w:p>
-    <w:p>
-      <w:pPr>
-        <w:pStyle w:val="a3"/>
-        <w:spacing w:line="220" w:lineRule="exact"/>
-        <w:rPr>
-          <w:rFonts w:ascii="Courier New" w:hAnsi="Courier New" w:cs="Courier New"/>
-          <w:sz w:val="18"/>
-          <w:szCs w:val="18"/>
-        </w:rPr>
-      </w:pPr>
-      <w:r>
-        <w:rPr>
-          <w:rFonts w:ascii="Courier New" w:hAnsi="Courier New" w:cs="Courier New"/>
-          <w:sz w:val="18"/>
-          <w:szCs w:val="18"/>
-        </w:rPr>
-        <w:t xml:space="preserve">            &lt;id&gt;1&lt;/id&gt;</w:t>
-      </w:r>
-    </w:p>
-    <w:p>
-      <w:pPr>
-        <w:pStyle w:val="a3"/>
-        <w:spacing w:line="220" w:lineRule="exact"/>
-        <w:rPr>
-          <w:rFonts w:ascii="Courier New" w:hAnsi="Courier New" w:cs="Courier New"/>
-          <w:sz w:val="18"/>
-          <w:szCs w:val="18"/>
-        </w:rPr>
-      </w:pPr>
-      <w:r>
-        <w:rPr>
-          <w:rFonts w:ascii="Courier New" w:hAnsi="Courier New" w:cs="Courier New"/>
-          <w:sz w:val="18"/>
-          <w:szCs w:val="18"/>
-        </w:rPr>
-        <w:t xml:space="preserve">            &lt;name&gt;Backend&lt;/name&gt;</w:t>
-      </w:r>
-    </w:p>
-    <w:p>
-      <w:pPr>
-        <w:pStyle w:val="a3"/>
-        <w:spacing w:line="220" w:lineRule="exact"/>
-        <w:rPr>
-          <w:rFonts w:ascii="Courier New" w:hAnsi="Courier New" w:cs="Courier New"/>
-          <w:sz w:val="18"/>
-          <w:szCs w:val="18"/>
-        </w:rPr>
-      </w:pPr>
-      <w:r>
-        <w:rPr>
-          <w:rFonts w:ascii="Courier New" w:hAnsi="Courier New" w:cs="Courier New"/>
-          <w:sz w:val="18"/>
-          <w:szCs w:val="18"/>
-        </w:rPr>
-        <w:t xml:space="preserve">            &lt;member_ids&gt;</w:t>
-      </w:r>
-    </w:p>
-    <w:p>
-      <w:pPr>
-        <w:pStyle w:val="a3"/>
-        <w:spacing w:line="220" w:lineRule="exact"/>
-        <w:rPr>
-          <w:rFonts w:ascii="Courier New" w:hAnsi="Courier New" w:cs="Courier New"/>
-          <w:sz w:val="18"/>
-          <w:szCs w:val="18"/>
-        </w:rPr>
-      </w:pPr>
-      <w:r>
-        <w:rPr>
-          <w:rFonts w:ascii="Courier New" w:hAnsi="Courier New" w:cs="Courier New"/>
-          <w:sz w:val="18"/>
-          <w:szCs w:val="18"/>
-        </w:rPr>
-        <w:t xml:space="preserve">                &lt;id&gt;2&lt;/id&gt;</w:t>
-      </w:r>
-    </w:p>
-    <w:p>
-      <w:pPr>
-        <w:pStyle w:val="a3"/>
-        <w:spacing w:line="220" w:lineRule="exact"/>
-        <w:rPr>
-          <w:rFonts w:ascii="Courier New" w:hAnsi="Courier New" w:cs="Courier New"/>
-          <w:sz w:val="18"/>
-          <w:szCs w:val="18"/>
-        </w:rPr>
-      </w:pPr>
-      <w:r>
-        <w:rPr>
-          <w:rFonts w:ascii="Courier New" w:hAnsi="Courier New" w:cs="Courier New"/>
-          <w:sz w:val="18"/>
-          <w:szCs w:val="18"/>
-        </w:rPr>
-        <w:t xml:space="preserve">                &lt;id&gt;3&lt;/id&gt;</w:t>
-      </w:r>
-    </w:p>
-    <w:p>
-      <w:pPr>
-        <w:pStyle w:val="a3"/>
-        <w:spacing w:line="220" w:lineRule="exact"/>
-        <w:rPr>
-          <w:rFonts w:ascii="Courier New" w:hAnsi="Courier New" w:cs="Courier New"/>
-          <w:sz w:val="18"/>
-          <w:szCs w:val="18"/>
-        </w:rPr>
-      </w:pPr>
-      <w:r>
-        <w:rPr>
-          <w:rFonts w:ascii="Courier New" w:hAnsi="Courier New" w:cs="Courier New"/>
-          <w:sz w:val="18"/>
-          <w:szCs w:val="18"/>
-        </w:rPr>
-        <w:t xml:space="preserve">            &lt;/member_ids&gt;</w:t>
-      </w:r>
-    </w:p>
-    <w:p>
-      <w:pPr>
-        <w:pStyle w:val="a3"/>
-        <w:spacing w:line="220" w:lineRule="exact"/>
-        <w:rPr>
-          <w:rFonts w:ascii="Courier New" w:hAnsi="Courier New" w:cs="Courier New"/>
-          <w:sz w:val="18"/>
-          <w:szCs w:val="18"/>
-        </w:rPr>
-      </w:pPr>
-      <w:r>
-        <w:rPr>
-          <w:rFonts w:ascii="Courier New" w:hAnsi="Courier New" w:cs="Courier New"/>
-          <w:sz w:val="18"/>
-          <w:szCs w:val="18"/>
-        </w:rPr>
         <w:t xml:space="preserve">        &lt;/team&gt;</w:t>
       </w:r>
     </w:p>
@@ -6452,12 +6654,14 @@
         <w:pStyle w:val="2"/>
         <w:rPr>
           <w:rFonts w:eastAsia="Times New Roman"/>
-        </w:rPr>
-      </w:pPr>
-      <w:bookmarkStart w:id="9" w:name="_Toc244356933"/>
+          <w:sz w:val="24"/>
+        </w:rPr>
+      </w:pPr>
+      <w:bookmarkStart w:id="9" w:name="_Toc244357714"/>
       <w:r>
         <w:rPr>
           <w:rFonts w:eastAsia="Times New Roman"/>
+          <w:sz w:val="24"/>
         </w:rPr>
         <w:t>3.6 Реализация CRUD, чтения и записи файлов</w:t>
       </w:r>
@@ -6466,24 +6670,42 @@
     <w:p>
       <w:pPr>
         <w:pStyle w:val="txt"/>
-      </w:pPr>
-      <w:r>
+        <w:rPr>
+          <w:sz w:val="24"/>
+        </w:rPr>
+      </w:pPr>
+      <w:r>
+        <w:rPr>
+          <w:sz w:val="24"/>
+        </w:rPr>
         <w:t>Класс ProjectManagementSystem хранит для каждой коллекции словарь {id: объект}. Метод create назначает новый id (максимальный + 1) и создаёт объект; read и read_all возвращают один объект или все объекты коллекции; update меняет одно поле — объект создаётся заново из словаря, поэтому новое значение проверяется так же, как при создании; delete удаляет объект по id.</w:t>
       </w:r>
     </w:p>
     <w:p>
       <w:pPr>
         <w:pStyle w:val="txt"/>
-      </w:pPr>
-      <w:r>
+        <w:rPr>
+          <w:sz w:val="24"/>
+        </w:rPr>
+      </w:pPr>
+      <w:r>
+        <w:rPr>
+          <w:sz w:val="24"/>
+        </w:rPr>
         <w:t>Для записи в файл метод to_data() превращает все объекты в словари (метод to_dict() каждого объекта). Класс JsonStorage записывает их модулем json (ensure_ascii=False, чтобы сохранить русские буквы), класс XmlStorage — модулем xml.etree.ElementTree. При чтении файл превращается обратно в словари, а метод load_data() создаёт из них объекты, проверяя все значения. Файлы открываются конструкцией with в кодировке UTF-8. Программа проверена: данные, прочитанные из JSON и из XML, совпадают.</w:t>
       </w:r>
     </w:p>
     <w:p>
       <w:pPr>
         <w:pStyle w:val="txt"/>
-      </w:pPr>
-      <w:r>
+        <w:rPr>
+          <w:sz w:val="24"/>
+        </w:rPr>
+      </w:pPr>
+      <w:r>
+        <w:rPr>
+          <w:sz w:val="24"/>
+        </w:rPr>
         <w:t>Формат файла выбирается по его расширению функцией get_storage(): .json — JsonStorage, .xml — XmlStorage. Поэтому для обоих форматов вызываются одни и те же методы save() и load(), а при неверном расширении выбрасывается StorageError. Эта функция используется и в меню, и в режиме «файл → файл» (функция convert() в main.py).</w:t>
       </w:r>
     </w:p>
@@ -6492,14 +6714,15 @@
         <w:pStyle w:val="2"/>
         <w:rPr>
           <w:rFonts w:eastAsia="Times New Roman"/>
-        </w:rPr>
-      </w:pPr>
-      <w:bookmarkStart w:id="10" w:name="_Toc244356934"/>
+          <w:sz w:val="24"/>
+        </w:rPr>
+      </w:pPr>
+      <w:bookmarkStart w:id="10" w:name="_Toc244357715"/>
       <w:r>
         <w:rPr>
           <w:rFonts w:eastAsia="Times New Roman"/>
-        </w:rPr>
-        <w:lastRenderedPageBreak/>
+          <w:sz w:val="24"/>
+        </w:rPr>
         <w:t>3.7 Пользовательский интерфейс</w:t>
       </w:r>
       <w:bookmarkEnd w:id="10"/>
@@ -6507,16 +6730,29 @@
     <w:p>
       <w:pPr>
         <w:pStyle w:val="txt"/>
-      </w:pPr>
-      <w:r>
+        <w:rPr>
+          <w:sz w:val="24"/>
+        </w:rPr>
+      </w:pPr>
+      <w:r>
+        <w:rPr>
+          <w:sz w:val="24"/>
+        </w:rPr>
         <w:t>Пользователь работает с программой через текстовое меню в консоли. При запуске загружаются данные из data/data.json. Ниже приведены экраны интерфейса.</w:t>
       </w:r>
     </w:p>
     <w:p>
       <w:pPr>
         <w:pStyle w:val="label"/>
-      </w:pPr>
-      <w:r>
+        <w:jc w:val="both"/>
+        <w:rPr>
+          <w:sz w:val="24"/>
+        </w:rPr>
+      </w:pPr>
+      <w:r>
+        <w:rPr>
+          <w:sz w:val="24"/>
+        </w:rPr>
         <w:t>Главное меню и выбор коллекции:</w:t>
       </w:r>
     </w:p>
@@ -6952,14 +7188,22 @@
           <w:sz w:val="12"/>
           <w:szCs w:val="12"/>
         </w:rPr>
+        <w:lastRenderedPageBreak/>
         <w:t> </w:t>
       </w:r>
     </w:p>
     <w:p>
       <w:pPr>
         <w:pStyle w:val="label"/>
-      </w:pPr>
-      <w:r>
+        <w:jc w:val="both"/>
+        <w:rPr>
+          <w:sz w:val="24"/>
+        </w:rPr>
+      </w:pPr>
+      <w:r>
+        <w:rPr>
+          <w:sz w:val="24"/>
+        </w:rPr>
         <w:t>Добавление и изменение объекта:</w:t>
       </w:r>
     </w:p>
@@ -7211,8 +7455,15 @@
     <w:p>
       <w:pPr>
         <w:pStyle w:val="label"/>
-      </w:pPr>
-      <w:r>
+        <w:jc w:val="both"/>
+        <w:rPr>
+          <w:sz w:val="24"/>
+        </w:rPr>
+      </w:pPr>
+      <w:r>
+        <w:rPr>
+          <w:sz w:val="24"/>
+        </w:rPr>
         <w:t>Сообщения об ошибках (программа продолжает работу):</w:t>
       </w:r>
     </w:p>
@@ -7498,7 +7749,6 @@
           <w:sz w:val="18"/>
           <w:szCs w:val="18"/>
         </w:rPr>
-        <w:lastRenderedPageBreak/>
         <w:t>Новое значение: finished</w:t>
       </w:r>
     </w:p>
@@ -7541,8 +7791,15 @@
     <w:p>
       <w:pPr>
         <w:pStyle w:val="label"/>
-      </w:pPr>
-      <w:r>
+        <w:jc w:val="both"/>
+        <w:rPr>
+          <w:sz w:val="24"/>
+        </w:rPr>
+      </w:pPr>
+      <w:r>
+        <w:rPr>
+          <w:sz w:val="24"/>
+        </w:rPr>
         <w:t>Сохранение в файл с указанием имени (пункты 6–9):</w:t>
       </w:r>
     </w:p>
@@ -7623,16 +7880,29 @@
     <w:p>
       <w:pPr>
         <w:pStyle w:val="txt"/>
-      </w:pPr>
-      <w:r>
+        <w:rPr>
+          <w:sz w:val="24"/>
+        </w:rPr>
+      </w:pPr>
+      <w:r>
+        <w:rPr>
+          <w:sz w:val="24"/>
+        </w:rPr>
         <w:t>Кроме меню программа поддерживает режим «файл на входе — файл на выходе». Входной и выходной файлы указываются в командной строке (--input и --output), формат определяется по расширению: .json или .xml. Программа читает входной файл, проверяет все данные и записывает их в выходной файл; так можно, например, преобразовать JSON в XML. Если во входном файле ошибка или расширение неверное, выходной файл не создаётся, программа печатает причину и завершается с кодом 1. Запуск без аргументов открывает меню.</w:t>
       </w:r>
     </w:p>
     <w:p>
       <w:pPr>
         <w:pStyle w:val="label"/>
-      </w:pPr>
-      <w:r>
+        <w:jc w:val="both"/>
+        <w:rPr>
+          <w:sz w:val="24"/>
+        </w:rPr>
+      </w:pPr>
+      <w:r>
+        <w:rPr>
+          <w:sz w:val="24"/>
+        </w:rPr>
         <w:t>Режим «файл на входе — файл на выходе»:</w:t>
       </w:r>
     </w:p>
@@ -7805,6 +8075,7 @@
           <w:sz w:val="12"/>
           <w:szCs w:val="12"/>
         </w:rPr>
+        <w:lastRenderedPageBreak/>
         <w:t> </w:t>
       </w:r>
     </w:p>
@@ -7813,12 +8084,14 @@
         <w:pStyle w:val="2"/>
         <w:rPr>
           <w:rFonts w:eastAsia="Times New Roman"/>
-        </w:rPr>
-      </w:pPr>
-      <w:bookmarkStart w:id="11" w:name="_Toc244356935"/>
+          <w:sz w:val="24"/>
+        </w:rPr>
+      </w:pPr>
+      <w:bookmarkStart w:id="11" w:name="_Toc244357716"/>
       <w:r>
         <w:rPr>
           <w:rFonts w:eastAsia="Times New Roman"/>
+          <w:sz w:val="24"/>
         </w:rPr>
         <w:t>3.8 Работа с системой контроля версий</w:t>
       </w:r>
@@ -7827,19 +8100,29 @@
     <w:p>
       <w:pPr>
         <w:pStyle w:val="txt"/>
-      </w:pPr>
-      <w:r>
+        <w:rPr>
+          <w:sz w:val="24"/>
+        </w:rPr>
+      </w:pPr>
+      <w:r>
+        <w:rPr>
+          <w:sz w:val="24"/>
+        </w:rPr>
         <w:t xml:space="preserve">Работа велась в системе контроля версий Git. Репозиторий проекта: </w:t>
       </w:r>
       <w:hyperlink r:id="rId13" w:history="1">
         <w:r>
           <w:rPr>
             <w:rStyle w:val="a4"/>
+            <w:sz w:val="24"/>
           </w:rPr>
           <w:t>https://github.com/saikoqqq/lab1-project-management</w:t>
         </w:r>
       </w:hyperlink>
       <w:r>
+        <w:rPr>
+          <w:sz w:val="24"/>
+        </w:rPr>
         <w:t>.</w:t>
       </w:r>
     </w:p>
@@ -7848,12 +8131,14 @@
         <w:pStyle w:val="1"/>
         <w:rPr>
           <w:rFonts w:eastAsia="Times New Roman"/>
-        </w:rPr>
-      </w:pPr>
-      <w:bookmarkStart w:id="12" w:name="_Toc244356936"/>
+          <w:sz w:val="28"/>
+        </w:rPr>
+      </w:pPr>
+      <w:bookmarkStart w:id="12" w:name="_Toc244357717"/>
       <w:r>
         <w:rPr>
           <w:rFonts w:eastAsia="Times New Roman"/>
+          <w:sz w:val="28"/>
         </w:rPr>
         <w:t>4 Вывод</w:t>
       </w:r>
@@ -7862,15 +8147,20 @@
     <w:p>
       <w:pPr>
         <w:pStyle w:val="txt"/>
-      </w:pPr>
-      <w:r>
-        <w:t xml:space="preserve">В ходе лабораторной работы для предметной области «Управление проектами» спроектирована диаграмма классов UML и по ней написана программа на Python в объектно-ориентированном стиле: 11 классов предметной области, используются наследование, инкапсуляция и полиморфизм, выполнена аннотация типов. Реализованы операции CRUD для всех объектов. Созданы собственные исключения и обработаны встроенные, поэтому ошибки ввода и повреждённые файлы не приводят к завершению </w:t>
-      </w:r>
-      <w:r>
-        <w:lastRenderedPageBreak/>
-        <w:t xml:space="preserve">программы. Разработана структура хранения данных в форматах JSON и XML, реализованы запись в файл и </w:t>
-      </w:r>
-      <w:r>
+        <w:rPr>
+          <w:sz w:val="24"/>
+        </w:rPr>
+      </w:pPr>
+      <w:r>
+        <w:rPr>
+          <w:sz w:val="24"/>
+        </w:rPr>
+        <w:t xml:space="preserve">В ходе лабораторной работы для предметной области «Управление проектами» спроектирована диаграмма классов UML и по ней написана программа на Python в объектно-ориентированном стиле: 11 классов предметной области, используются наследование, инкапсуляция и полиморфизм, выполнена аннотация типов. Реализованы операции CRUD для всех объектов. Созданы собственные исключения и обработаны встроенные, поэтому ошибки ввода и повреждённые файлы не приводят к завершению программы. Разработана структура хранения данных в форматах JSON и XML, реализованы запись в файл и </w:t>
+      </w:r>
+      <w:r>
+        <w:rPr>
+          <w:sz w:val="24"/>
+        </w:rPr>
         <w:t>чтение из файла в обоих форматах, а также запуск в режиме «файл на входе — файл на выходе».</w:t>
       </w:r>
     </w:p>
@@ -7879,6 +8169,7 @@
         <w:pStyle w:val="1"/>
         <w:rPr>
           <w:rFonts w:eastAsia="Times New Roman"/>
+          <w:sz w:val="28"/>
         </w:rPr>
       </w:pPr>
       <w:r>
@@ -7889,10 +8180,11 @@
         </w:rPr>
         <w:br w:type="page"/>
       </w:r>
-      <w:bookmarkStart w:id="13" w:name="_Toc244356937"/>
+      <w:bookmarkStart w:id="13" w:name="_Toc244357718"/>
       <w:r>
         <w:rPr>
           <w:rFonts w:eastAsia="Times New Roman"/>
+          <w:sz w:val="28"/>
         </w:rPr>
         <w:lastRenderedPageBreak/>
         <w:t>Приложение А. Листинг программного кода</w:t>
@@ -7904,12 +8196,14 @@
         <w:pStyle w:val="2"/>
         <w:rPr>
           <w:rFonts w:eastAsia="Times New Roman"/>
-        </w:rPr>
-      </w:pPr>
-      <w:bookmarkStart w:id="14" w:name="_Toc244356938"/>
+          <w:sz w:val="24"/>
+        </w:rPr>
+      </w:pPr>
+      <w:bookmarkStart w:id="14" w:name="_Toc244357719"/>
       <w:r>
         <w:rPr>
           <w:rFonts w:eastAsia="Times New Roman"/>
+          <w:sz w:val="24"/>
         </w:rPr>
         <w:t>Файл models.py</w:t>
       </w:r>
@@ -9204,26 +9498,26 @@
           <w:sz w:val="16"/>
           <w:szCs w:val="16"/>
         </w:rPr>
+        <w:t xml:space="preserve">        raise ValidationError(</w:t>
+      </w:r>
+    </w:p>
+    <w:p>
+      <w:pPr>
+        <w:pStyle w:val="a3"/>
+        <w:spacing w:line="200" w:lineRule="exact"/>
+        <w:rPr>
+          <w:rFonts w:ascii="Courier New" w:hAnsi="Courier New" w:cs="Courier New"/>
+          <w:sz w:val="16"/>
+          <w:szCs w:val="16"/>
+        </w:rPr>
+      </w:pPr>
+      <w:r>
+        <w:rPr>
+          <w:rFonts w:ascii="Courier New" w:hAnsi="Courier New" w:cs="Courier New"/>
+          <w:sz w:val="16"/>
+          <w:szCs w:val="16"/>
+        </w:rPr>
         <w:lastRenderedPageBreak/>
-        <w:t xml:space="preserve">        raise ValidationError(</w:t>
-      </w:r>
-    </w:p>
-    <w:p>
-      <w:pPr>
-        <w:pStyle w:val="a3"/>
-        <w:spacing w:line="200" w:lineRule="exact"/>
-        <w:rPr>
-          <w:rFonts w:ascii="Courier New" w:hAnsi="Courier New" w:cs="Courier New"/>
-          <w:sz w:val="16"/>
-          <w:szCs w:val="16"/>
-        </w:rPr>
-      </w:pPr>
-      <w:r>
-        <w:rPr>
-          <w:rFonts w:ascii="Courier New" w:hAnsi="Courier New" w:cs="Courier New"/>
-          <w:sz w:val="16"/>
-          <w:szCs w:val="16"/>
-        </w:rPr>
         <w:t xml:space="preserve">            f"Поле '{field}' может быть одним из: {', '.join(allowed)}"</w:t>
       </w:r>
     </w:p>
@@ -10573,26 +10867,26 @@
           <w:sz w:val="16"/>
           <w:szCs w:val="16"/>
         </w:rPr>
+        <w:t>class Department(Entity):</w:t>
+      </w:r>
+    </w:p>
+    <w:p>
+      <w:pPr>
+        <w:pStyle w:val="a3"/>
+        <w:spacing w:line="200" w:lineRule="exact"/>
+        <w:rPr>
+          <w:rFonts w:ascii="Courier New" w:hAnsi="Courier New" w:cs="Courier New"/>
+          <w:sz w:val="16"/>
+          <w:szCs w:val="16"/>
+        </w:rPr>
+      </w:pPr>
+      <w:r>
+        <w:rPr>
+          <w:rFonts w:ascii="Courier New" w:hAnsi="Courier New" w:cs="Courier New"/>
+          <w:sz w:val="16"/>
+          <w:szCs w:val="16"/>
+        </w:rPr>
         <w:lastRenderedPageBreak/>
-        <w:t>class Department(Entity):</w:t>
-      </w:r>
-    </w:p>
-    <w:p>
-      <w:pPr>
-        <w:pStyle w:val="a3"/>
-        <w:spacing w:line="200" w:lineRule="exact"/>
-        <w:rPr>
-          <w:rFonts w:ascii="Courier New" w:hAnsi="Courier New" w:cs="Courier New"/>
-          <w:sz w:val="16"/>
-          <w:szCs w:val="16"/>
-        </w:rPr>
-      </w:pPr>
-      <w:r>
-        <w:rPr>
-          <w:rFonts w:ascii="Courier New" w:hAnsi="Courier New" w:cs="Courier New"/>
-          <w:sz w:val="16"/>
-          <w:szCs w:val="16"/>
-        </w:rPr>
         <w:t xml:space="preserve">    """Отдел компании."""</w:t>
       </w:r>
     </w:p>
@@ -11942,26 +12236,26 @@
           <w:sz w:val="16"/>
           <w:szCs w:val="16"/>
         </w:rPr>
+        <w:t xml:space="preserve">        self.estimate_hours = check_number(estimate_hours, "estimate_hours")</w:t>
+      </w:r>
+    </w:p>
+    <w:p>
+      <w:pPr>
+        <w:pStyle w:val="a3"/>
+        <w:spacing w:line="200" w:lineRule="exact"/>
+        <w:rPr>
+          <w:rFonts w:ascii="Courier New" w:hAnsi="Courier New" w:cs="Courier New"/>
+          <w:sz w:val="16"/>
+          <w:szCs w:val="16"/>
+        </w:rPr>
+      </w:pPr>
+      <w:r>
+        <w:rPr>
+          <w:rFonts w:ascii="Courier New" w:hAnsi="Courier New" w:cs="Courier New"/>
+          <w:sz w:val="16"/>
+          <w:szCs w:val="16"/>
+        </w:rPr>
         <w:lastRenderedPageBreak/>
-        <w:t xml:space="preserve">        self.estimate_hours = check_number(estimate_hours, "estimate_hours")</w:t>
-      </w:r>
-    </w:p>
-    <w:p>
-      <w:pPr>
-        <w:pStyle w:val="a3"/>
-        <w:spacing w:line="200" w:lineRule="exact"/>
-        <w:rPr>
-          <w:rFonts w:ascii="Courier New" w:hAnsi="Courier New" w:cs="Courier New"/>
-          <w:sz w:val="16"/>
-          <w:szCs w:val="16"/>
-        </w:rPr>
-      </w:pPr>
-      <w:r>
-        <w:rPr>
-          <w:rFonts w:ascii="Courier New" w:hAnsi="Courier New" w:cs="Courier New"/>
-          <w:sz w:val="16"/>
-          <w:szCs w:val="16"/>
-        </w:rPr>
         <w:t xml:space="preserve">        self.due_date = check_date(due_date, "due_date")</w:t>
       </w:r>
     </w:p>
@@ -12690,12 +12984,14 @@
         <w:pStyle w:val="2"/>
         <w:rPr>
           <w:rFonts w:eastAsia="Times New Roman"/>
-        </w:rPr>
-      </w:pPr>
-      <w:bookmarkStart w:id="15" w:name="_Toc244356939"/>
+          <w:sz w:val="24"/>
+        </w:rPr>
+      </w:pPr>
+      <w:bookmarkStart w:id="15" w:name="_Toc244357720"/>
       <w:r>
         <w:rPr>
           <w:rFonts w:eastAsia="Times New Roman"/>
+          <w:sz w:val="24"/>
         </w:rPr>
         <w:t>Файл exceptions.py</w:t>
       </w:r>
@@ -13065,12 +13361,14 @@
         <w:pStyle w:val="2"/>
         <w:rPr>
           <w:rFonts w:eastAsia="Times New Roman"/>
-        </w:rPr>
-      </w:pPr>
-      <w:bookmarkStart w:id="16" w:name="_Toc244356940"/>
+          <w:sz w:val="24"/>
+        </w:rPr>
+      </w:pPr>
+      <w:bookmarkStart w:id="16" w:name="_Toc244357721"/>
       <w:r>
         <w:rPr>
           <w:rFonts w:eastAsia="Times New Roman"/>
+          <w:sz w:val="24"/>
         </w:rPr>
         <w:t>Файл service.py</w:t>
       </w:r>
@@ -13225,7 +13523,254 @@
           <w:sz w:val="16"/>
           <w:szCs w:val="16"/>
         </w:rPr>
+        <w:t> </w:t>
+      </w:r>
+    </w:p>
+    <w:p>
+      <w:pPr>
+        <w:pStyle w:val="a3"/>
+        <w:spacing w:line="200" w:lineRule="exact"/>
+        <w:rPr>
+          <w:rFonts w:ascii="Courier New" w:hAnsi="Courier New" w:cs="Courier New"/>
+          <w:sz w:val="16"/>
+          <w:szCs w:val="16"/>
+        </w:rPr>
+      </w:pPr>
+      <w:r>
+        <w:rPr>
+          <w:rFonts w:ascii="Courier New" w:hAnsi="Courier New" w:cs="Courier New"/>
+          <w:sz w:val="16"/>
+          <w:szCs w:val="16"/>
+        </w:rPr>
+        <w:t># Коллекции программы: имя коллекции -&gt; класс её объектов</w:t>
+      </w:r>
+    </w:p>
+    <w:p>
+      <w:pPr>
+        <w:pStyle w:val="a3"/>
+        <w:spacing w:line="200" w:lineRule="exact"/>
+        <w:rPr>
+          <w:rFonts w:ascii="Courier New" w:hAnsi="Courier New" w:cs="Courier New"/>
+          <w:sz w:val="16"/>
+          <w:szCs w:val="16"/>
+        </w:rPr>
+      </w:pPr>
+      <w:r>
+        <w:rPr>
+          <w:rFonts w:ascii="Courier New" w:hAnsi="Courier New" w:cs="Courier New"/>
+          <w:sz w:val="16"/>
+          <w:szCs w:val="16"/>
+        </w:rPr>
         <w:lastRenderedPageBreak/>
+        <w:t>CLASSES: dict[str, type[Entity]] = {</w:t>
+      </w:r>
+    </w:p>
+    <w:p>
+      <w:pPr>
+        <w:pStyle w:val="a3"/>
+        <w:spacing w:line="200" w:lineRule="exact"/>
+        <w:rPr>
+          <w:rFonts w:ascii="Courier New" w:hAnsi="Courier New" w:cs="Courier New"/>
+          <w:sz w:val="16"/>
+          <w:szCs w:val="16"/>
+        </w:rPr>
+      </w:pPr>
+      <w:r>
+        <w:rPr>
+          <w:rFonts w:ascii="Courier New" w:hAnsi="Courier New" w:cs="Courier New"/>
+          <w:sz w:val="16"/>
+          <w:szCs w:val="16"/>
+        </w:rPr>
+        <w:t xml:space="preserve">    "departments": Department,</w:t>
+      </w:r>
+    </w:p>
+    <w:p>
+      <w:pPr>
+        <w:pStyle w:val="a3"/>
+        <w:spacing w:line="200" w:lineRule="exact"/>
+        <w:rPr>
+          <w:rFonts w:ascii="Courier New" w:hAnsi="Courier New" w:cs="Courier New"/>
+          <w:sz w:val="16"/>
+          <w:szCs w:val="16"/>
+        </w:rPr>
+      </w:pPr>
+      <w:r>
+        <w:rPr>
+          <w:rFonts w:ascii="Courier New" w:hAnsi="Courier New" w:cs="Courier New"/>
+          <w:sz w:val="16"/>
+          <w:szCs w:val="16"/>
+        </w:rPr>
+        <w:t xml:space="preserve">    "employees": Employee,</w:t>
+      </w:r>
+    </w:p>
+    <w:p>
+      <w:pPr>
+        <w:pStyle w:val="a3"/>
+        <w:spacing w:line="200" w:lineRule="exact"/>
+        <w:rPr>
+          <w:rFonts w:ascii="Courier New" w:hAnsi="Courier New" w:cs="Courier New"/>
+          <w:sz w:val="16"/>
+          <w:szCs w:val="16"/>
+        </w:rPr>
+      </w:pPr>
+      <w:r>
+        <w:rPr>
+          <w:rFonts w:ascii="Courier New" w:hAnsi="Courier New" w:cs="Courier New"/>
+          <w:sz w:val="16"/>
+          <w:szCs w:val="16"/>
+        </w:rPr>
+        <w:t xml:space="preserve">    "clients": Client,</w:t>
+      </w:r>
+    </w:p>
+    <w:p>
+      <w:pPr>
+        <w:pStyle w:val="a3"/>
+        <w:spacing w:line="200" w:lineRule="exact"/>
+        <w:rPr>
+          <w:rFonts w:ascii="Courier New" w:hAnsi="Courier New" w:cs="Courier New"/>
+          <w:sz w:val="16"/>
+          <w:szCs w:val="16"/>
+        </w:rPr>
+      </w:pPr>
+      <w:r>
+        <w:rPr>
+          <w:rFonts w:ascii="Courier New" w:hAnsi="Courier New" w:cs="Courier New"/>
+          <w:sz w:val="16"/>
+          <w:szCs w:val="16"/>
+        </w:rPr>
+        <w:t xml:space="preserve">    "teams": Team,</w:t>
+      </w:r>
+    </w:p>
+    <w:p>
+      <w:pPr>
+        <w:pStyle w:val="a3"/>
+        <w:spacing w:line="200" w:lineRule="exact"/>
+        <w:rPr>
+          <w:rFonts w:ascii="Courier New" w:hAnsi="Courier New" w:cs="Courier New"/>
+          <w:sz w:val="16"/>
+          <w:szCs w:val="16"/>
+        </w:rPr>
+      </w:pPr>
+      <w:r>
+        <w:rPr>
+          <w:rFonts w:ascii="Courier New" w:hAnsi="Courier New" w:cs="Courier New"/>
+          <w:sz w:val="16"/>
+          <w:szCs w:val="16"/>
+        </w:rPr>
+        <w:t xml:space="preserve">    "projects": Project,</w:t>
+      </w:r>
+    </w:p>
+    <w:p>
+      <w:pPr>
+        <w:pStyle w:val="a3"/>
+        <w:spacing w:line="200" w:lineRule="exact"/>
+        <w:rPr>
+          <w:rFonts w:ascii="Courier New" w:hAnsi="Courier New" w:cs="Courier New"/>
+          <w:sz w:val="16"/>
+          <w:szCs w:val="16"/>
+        </w:rPr>
+      </w:pPr>
+      <w:r>
+        <w:rPr>
+          <w:rFonts w:ascii="Courier New" w:hAnsi="Courier New" w:cs="Courier New"/>
+          <w:sz w:val="16"/>
+          <w:szCs w:val="16"/>
+        </w:rPr>
+        <w:t xml:space="preserve">    "milestones": Milestone,</w:t>
+      </w:r>
+    </w:p>
+    <w:p>
+      <w:pPr>
+        <w:pStyle w:val="a3"/>
+        <w:spacing w:line="200" w:lineRule="exact"/>
+        <w:rPr>
+          <w:rFonts w:ascii="Courier New" w:hAnsi="Courier New" w:cs="Courier New"/>
+          <w:sz w:val="16"/>
+          <w:szCs w:val="16"/>
+        </w:rPr>
+      </w:pPr>
+      <w:r>
+        <w:rPr>
+          <w:rFonts w:ascii="Courier New" w:hAnsi="Courier New" w:cs="Courier New"/>
+          <w:sz w:val="16"/>
+          <w:szCs w:val="16"/>
+        </w:rPr>
+        <w:t xml:space="preserve">    "tasks": Task,</w:t>
+      </w:r>
+    </w:p>
+    <w:p>
+      <w:pPr>
+        <w:pStyle w:val="a3"/>
+        <w:spacing w:line="200" w:lineRule="exact"/>
+        <w:rPr>
+          <w:rFonts w:ascii="Courier New" w:hAnsi="Courier New" w:cs="Courier New"/>
+          <w:sz w:val="16"/>
+          <w:szCs w:val="16"/>
+        </w:rPr>
+      </w:pPr>
+      <w:r>
+        <w:rPr>
+          <w:rFonts w:ascii="Courier New" w:hAnsi="Courier New" w:cs="Courier New"/>
+          <w:sz w:val="16"/>
+          <w:szCs w:val="16"/>
+        </w:rPr>
+        <w:t xml:space="preserve">    "comments": Comment,</w:t>
+      </w:r>
+    </w:p>
+    <w:p>
+      <w:pPr>
+        <w:pStyle w:val="a3"/>
+        <w:spacing w:line="200" w:lineRule="exact"/>
+        <w:rPr>
+          <w:rFonts w:ascii="Courier New" w:hAnsi="Courier New" w:cs="Courier New"/>
+          <w:sz w:val="16"/>
+          <w:szCs w:val="16"/>
+        </w:rPr>
+      </w:pPr>
+      <w:r>
+        <w:rPr>
+          <w:rFonts w:ascii="Courier New" w:hAnsi="Courier New" w:cs="Courier New"/>
+          <w:sz w:val="16"/>
+          <w:szCs w:val="16"/>
+        </w:rPr>
+        <w:t xml:space="preserve">    "time_entries": TimeEntry,</w:t>
+      </w:r>
+    </w:p>
+    <w:p>
+      <w:pPr>
+        <w:pStyle w:val="a3"/>
+        <w:spacing w:line="200" w:lineRule="exact"/>
+        <w:rPr>
+          <w:rFonts w:ascii="Courier New" w:hAnsi="Courier New" w:cs="Courier New"/>
+          <w:sz w:val="16"/>
+          <w:szCs w:val="16"/>
+        </w:rPr>
+      </w:pPr>
+      <w:r>
+        <w:rPr>
+          <w:rFonts w:ascii="Courier New" w:hAnsi="Courier New" w:cs="Courier New"/>
+          <w:sz w:val="16"/>
+          <w:szCs w:val="16"/>
+        </w:rPr>
+        <w:t>}</w:t>
+      </w:r>
+    </w:p>
+    <w:p>
+      <w:pPr>
+        <w:pStyle w:val="a3"/>
+        <w:spacing w:line="200" w:lineRule="exact"/>
+        <w:rPr>
+          <w:rFonts w:ascii="Courier New" w:hAnsi="Courier New" w:cs="Courier New"/>
+          <w:sz w:val="16"/>
+          <w:szCs w:val="16"/>
+        </w:rPr>
+      </w:pPr>
+      <w:r>
+        <w:rPr>
+          <w:rFonts w:ascii="Courier New" w:hAnsi="Courier New" w:cs="Courier New"/>
+          <w:sz w:val="16"/>
+          <w:szCs w:val="16"/>
+        </w:rPr>
         <w:t> </w:t>
       </w:r>
     </w:p>
@@ -13245,234 +13790,6 @@
           <w:sz w:val="16"/>
           <w:szCs w:val="16"/>
         </w:rPr>
-        <w:t># Коллекции программы: имя коллекции -&gt; класс её объектов</w:t>
-      </w:r>
-    </w:p>
-    <w:p>
-      <w:pPr>
-        <w:pStyle w:val="a3"/>
-        <w:spacing w:line="200" w:lineRule="exact"/>
-        <w:rPr>
-          <w:rFonts w:ascii="Courier New" w:hAnsi="Courier New" w:cs="Courier New"/>
-          <w:sz w:val="16"/>
-          <w:szCs w:val="16"/>
-        </w:rPr>
-      </w:pPr>
-      <w:r>
-        <w:rPr>
-          <w:rFonts w:ascii="Courier New" w:hAnsi="Courier New" w:cs="Courier New"/>
-          <w:sz w:val="16"/>
-          <w:szCs w:val="16"/>
-        </w:rPr>
-        <w:t>CLASSES: dict[str, type[Entity]] = {</w:t>
-      </w:r>
-    </w:p>
-    <w:p>
-      <w:pPr>
-        <w:pStyle w:val="a3"/>
-        <w:spacing w:line="200" w:lineRule="exact"/>
-        <w:rPr>
-          <w:rFonts w:ascii="Courier New" w:hAnsi="Courier New" w:cs="Courier New"/>
-          <w:sz w:val="16"/>
-          <w:szCs w:val="16"/>
-        </w:rPr>
-      </w:pPr>
-      <w:r>
-        <w:rPr>
-          <w:rFonts w:ascii="Courier New" w:hAnsi="Courier New" w:cs="Courier New"/>
-          <w:sz w:val="16"/>
-          <w:szCs w:val="16"/>
-        </w:rPr>
-        <w:t xml:space="preserve">    "departments": Department,</w:t>
-      </w:r>
-    </w:p>
-    <w:p>
-      <w:pPr>
-        <w:pStyle w:val="a3"/>
-        <w:spacing w:line="200" w:lineRule="exact"/>
-        <w:rPr>
-          <w:rFonts w:ascii="Courier New" w:hAnsi="Courier New" w:cs="Courier New"/>
-          <w:sz w:val="16"/>
-          <w:szCs w:val="16"/>
-        </w:rPr>
-      </w:pPr>
-      <w:r>
-        <w:rPr>
-          <w:rFonts w:ascii="Courier New" w:hAnsi="Courier New" w:cs="Courier New"/>
-          <w:sz w:val="16"/>
-          <w:szCs w:val="16"/>
-        </w:rPr>
-        <w:t xml:space="preserve">    "employees": Employee,</w:t>
-      </w:r>
-    </w:p>
-    <w:p>
-      <w:pPr>
-        <w:pStyle w:val="a3"/>
-        <w:spacing w:line="200" w:lineRule="exact"/>
-        <w:rPr>
-          <w:rFonts w:ascii="Courier New" w:hAnsi="Courier New" w:cs="Courier New"/>
-          <w:sz w:val="16"/>
-          <w:szCs w:val="16"/>
-        </w:rPr>
-      </w:pPr>
-      <w:r>
-        <w:rPr>
-          <w:rFonts w:ascii="Courier New" w:hAnsi="Courier New" w:cs="Courier New"/>
-          <w:sz w:val="16"/>
-          <w:szCs w:val="16"/>
-        </w:rPr>
-        <w:t xml:space="preserve">    "clients": Client,</w:t>
-      </w:r>
-    </w:p>
-    <w:p>
-      <w:pPr>
-        <w:pStyle w:val="a3"/>
-        <w:spacing w:line="200" w:lineRule="exact"/>
-        <w:rPr>
-          <w:rFonts w:ascii="Courier New" w:hAnsi="Courier New" w:cs="Courier New"/>
-          <w:sz w:val="16"/>
-          <w:szCs w:val="16"/>
-        </w:rPr>
-      </w:pPr>
-      <w:r>
-        <w:rPr>
-          <w:rFonts w:ascii="Courier New" w:hAnsi="Courier New" w:cs="Courier New"/>
-          <w:sz w:val="16"/>
-          <w:szCs w:val="16"/>
-        </w:rPr>
-        <w:t xml:space="preserve">    "teams": Team,</w:t>
-      </w:r>
-    </w:p>
-    <w:p>
-      <w:pPr>
-        <w:pStyle w:val="a3"/>
-        <w:spacing w:line="200" w:lineRule="exact"/>
-        <w:rPr>
-          <w:rFonts w:ascii="Courier New" w:hAnsi="Courier New" w:cs="Courier New"/>
-          <w:sz w:val="16"/>
-          <w:szCs w:val="16"/>
-        </w:rPr>
-      </w:pPr>
-      <w:r>
-        <w:rPr>
-          <w:rFonts w:ascii="Courier New" w:hAnsi="Courier New" w:cs="Courier New"/>
-          <w:sz w:val="16"/>
-          <w:szCs w:val="16"/>
-        </w:rPr>
-        <w:t xml:space="preserve">    "projects": Project,</w:t>
-      </w:r>
-    </w:p>
-    <w:p>
-      <w:pPr>
-        <w:pStyle w:val="a3"/>
-        <w:spacing w:line="200" w:lineRule="exact"/>
-        <w:rPr>
-          <w:rFonts w:ascii="Courier New" w:hAnsi="Courier New" w:cs="Courier New"/>
-          <w:sz w:val="16"/>
-          <w:szCs w:val="16"/>
-        </w:rPr>
-      </w:pPr>
-      <w:r>
-        <w:rPr>
-          <w:rFonts w:ascii="Courier New" w:hAnsi="Courier New" w:cs="Courier New"/>
-          <w:sz w:val="16"/>
-          <w:szCs w:val="16"/>
-        </w:rPr>
-        <w:t xml:space="preserve">    "milestones": Milestone,</w:t>
-      </w:r>
-    </w:p>
-    <w:p>
-      <w:pPr>
-        <w:pStyle w:val="a3"/>
-        <w:spacing w:line="200" w:lineRule="exact"/>
-        <w:rPr>
-          <w:rFonts w:ascii="Courier New" w:hAnsi="Courier New" w:cs="Courier New"/>
-          <w:sz w:val="16"/>
-          <w:szCs w:val="16"/>
-        </w:rPr>
-      </w:pPr>
-      <w:r>
-        <w:rPr>
-          <w:rFonts w:ascii="Courier New" w:hAnsi="Courier New" w:cs="Courier New"/>
-          <w:sz w:val="16"/>
-          <w:szCs w:val="16"/>
-        </w:rPr>
-        <w:t xml:space="preserve">    "tasks": Task,</w:t>
-      </w:r>
-    </w:p>
-    <w:p>
-      <w:pPr>
-        <w:pStyle w:val="a3"/>
-        <w:spacing w:line="200" w:lineRule="exact"/>
-        <w:rPr>
-          <w:rFonts w:ascii="Courier New" w:hAnsi="Courier New" w:cs="Courier New"/>
-          <w:sz w:val="16"/>
-          <w:szCs w:val="16"/>
-        </w:rPr>
-      </w:pPr>
-      <w:r>
-        <w:rPr>
-          <w:rFonts w:ascii="Courier New" w:hAnsi="Courier New" w:cs="Courier New"/>
-          <w:sz w:val="16"/>
-          <w:szCs w:val="16"/>
-        </w:rPr>
-        <w:t xml:space="preserve">    "comments": Comment,</w:t>
-      </w:r>
-    </w:p>
-    <w:p>
-      <w:pPr>
-        <w:pStyle w:val="a3"/>
-        <w:spacing w:line="200" w:lineRule="exact"/>
-        <w:rPr>
-          <w:rFonts w:ascii="Courier New" w:hAnsi="Courier New" w:cs="Courier New"/>
-          <w:sz w:val="16"/>
-          <w:szCs w:val="16"/>
-        </w:rPr>
-      </w:pPr>
-      <w:r>
-        <w:rPr>
-          <w:rFonts w:ascii="Courier New" w:hAnsi="Courier New" w:cs="Courier New"/>
-          <w:sz w:val="16"/>
-          <w:szCs w:val="16"/>
-        </w:rPr>
-        <w:t xml:space="preserve">    "time_entries": TimeEntry,</w:t>
-      </w:r>
-    </w:p>
-    <w:p>
-      <w:pPr>
-        <w:pStyle w:val="a3"/>
-        <w:spacing w:line="200" w:lineRule="exact"/>
-        <w:rPr>
-          <w:rFonts w:ascii="Courier New" w:hAnsi="Courier New" w:cs="Courier New"/>
-          <w:sz w:val="16"/>
-          <w:szCs w:val="16"/>
-        </w:rPr>
-      </w:pPr>
-      <w:r>
-        <w:rPr>
-          <w:rFonts w:ascii="Courier New" w:hAnsi="Courier New" w:cs="Courier New"/>
-          <w:sz w:val="16"/>
-          <w:szCs w:val="16"/>
-        </w:rPr>
-        <w:t>}</w:t>
-      </w:r>
-    </w:p>
-    <w:p>
-      <w:pPr>
-        <w:pStyle w:val="a3"/>
-        <w:spacing w:line="200" w:lineRule="exact"/>
-        <w:rPr>
-          <w:rFonts w:ascii="Courier New" w:hAnsi="Courier New" w:cs="Courier New"/>
-          <w:sz w:val="16"/>
-          <w:szCs w:val="16"/>
-        </w:rPr>
-      </w:pPr>
-      <w:r>
-        <w:rPr>
-          <w:rFonts w:ascii="Courier New" w:hAnsi="Courier New" w:cs="Courier New"/>
-          <w:sz w:val="16"/>
-          <w:szCs w:val="16"/>
-        </w:rPr>
         <w:t> </w:t>
       </w:r>
     </w:p>
@@ -13492,6 +13809,120 @@
           <w:sz w:val="16"/>
           <w:szCs w:val="16"/>
         </w:rPr>
+        <w:t>def empty_data() -&gt; dict[str, dict[int, Entity]]:</w:t>
+      </w:r>
+    </w:p>
+    <w:p>
+      <w:pPr>
+        <w:pStyle w:val="a3"/>
+        <w:spacing w:line="200" w:lineRule="exact"/>
+        <w:rPr>
+          <w:rFonts w:ascii="Courier New" w:hAnsi="Courier New" w:cs="Courier New"/>
+          <w:sz w:val="16"/>
+          <w:szCs w:val="16"/>
+        </w:rPr>
+      </w:pPr>
+      <w:r>
+        <w:rPr>
+          <w:rFonts w:ascii="Courier New" w:hAnsi="Courier New" w:cs="Courier New"/>
+          <w:sz w:val="16"/>
+          <w:szCs w:val="16"/>
+        </w:rPr>
+        <w:t xml:space="preserve">    """Возвращает пустое хранилище: для каждой коллекции пустой словарь."""</w:t>
+      </w:r>
+    </w:p>
+    <w:p>
+      <w:pPr>
+        <w:pStyle w:val="a3"/>
+        <w:spacing w:line="200" w:lineRule="exact"/>
+        <w:rPr>
+          <w:rFonts w:ascii="Courier New" w:hAnsi="Courier New" w:cs="Courier New"/>
+          <w:sz w:val="16"/>
+          <w:szCs w:val="16"/>
+        </w:rPr>
+      </w:pPr>
+      <w:r>
+        <w:rPr>
+          <w:rFonts w:ascii="Courier New" w:hAnsi="Courier New" w:cs="Courier New"/>
+          <w:sz w:val="16"/>
+          <w:szCs w:val="16"/>
+        </w:rPr>
+        <w:t xml:space="preserve">    data: dict[str, dict[int, Entity]] = {}</w:t>
+      </w:r>
+    </w:p>
+    <w:p>
+      <w:pPr>
+        <w:pStyle w:val="a3"/>
+        <w:spacing w:line="200" w:lineRule="exact"/>
+        <w:rPr>
+          <w:rFonts w:ascii="Courier New" w:hAnsi="Courier New" w:cs="Courier New"/>
+          <w:sz w:val="16"/>
+          <w:szCs w:val="16"/>
+        </w:rPr>
+      </w:pPr>
+      <w:r>
+        <w:rPr>
+          <w:rFonts w:ascii="Courier New" w:hAnsi="Courier New" w:cs="Courier New"/>
+          <w:sz w:val="16"/>
+          <w:szCs w:val="16"/>
+        </w:rPr>
+        <w:t xml:space="preserve">    for name in CLASSES:</w:t>
+      </w:r>
+    </w:p>
+    <w:p>
+      <w:pPr>
+        <w:pStyle w:val="a3"/>
+        <w:spacing w:line="200" w:lineRule="exact"/>
+        <w:rPr>
+          <w:rFonts w:ascii="Courier New" w:hAnsi="Courier New" w:cs="Courier New"/>
+          <w:sz w:val="16"/>
+          <w:szCs w:val="16"/>
+        </w:rPr>
+      </w:pPr>
+      <w:r>
+        <w:rPr>
+          <w:rFonts w:ascii="Courier New" w:hAnsi="Courier New" w:cs="Courier New"/>
+          <w:sz w:val="16"/>
+          <w:szCs w:val="16"/>
+        </w:rPr>
+        <w:t xml:space="preserve">        data[name] = {}</w:t>
+      </w:r>
+    </w:p>
+    <w:p>
+      <w:pPr>
+        <w:pStyle w:val="a3"/>
+        <w:spacing w:line="200" w:lineRule="exact"/>
+        <w:rPr>
+          <w:rFonts w:ascii="Courier New" w:hAnsi="Courier New" w:cs="Courier New"/>
+          <w:sz w:val="16"/>
+          <w:szCs w:val="16"/>
+        </w:rPr>
+      </w:pPr>
+      <w:r>
+        <w:rPr>
+          <w:rFonts w:ascii="Courier New" w:hAnsi="Courier New" w:cs="Courier New"/>
+          <w:sz w:val="16"/>
+          <w:szCs w:val="16"/>
+        </w:rPr>
+        <w:t xml:space="preserve">    return data</w:t>
+      </w:r>
+    </w:p>
+    <w:p>
+      <w:pPr>
+        <w:pStyle w:val="a3"/>
+        <w:spacing w:line="200" w:lineRule="exact"/>
+        <w:rPr>
+          <w:rFonts w:ascii="Courier New" w:hAnsi="Courier New" w:cs="Courier New"/>
+          <w:sz w:val="16"/>
+          <w:szCs w:val="16"/>
+        </w:rPr>
+      </w:pPr>
+      <w:r>
+        <w:rPr>
+          <w:rFonts w:ascii="Courier New" w:hAnsi="Courier New" w:cs="Courier New"/>
+          <w:sz w:val="16"/>
+          <w:szCs w:val="16"/>
+        </w:rPr>
         <w:t> </w:t>
       </w:r>
     </w:p>
@@ -13511,120 +13942,6 @@
           <w:sz w:val="16"/>
           <w:szCs w:val="16"/>
         </w:rPr>
-        <w:t>def empty_data() -&gt; dict[str, dict[int, Entity]]:</w:t>
-      </w:r>
-    </w:p>
-    <w:p>
-      <w:pPr>
-        <w:pStyle w:val="a3"/>
-        <w:spacing w:line="200" w:lineRule="exact"/>
-        <w:rPr>
-          <w:rFonts w:ascii="Courier New" w:hAnsi="Courier New" w:cs="Courier New"/>
-          <w:sz w:val="16"/>
-          <w:szCs w:val="16"/>
-        </w:rPr>
-      </w:pPr>
-      <w:r>
-        <w:rPr>
-          <w:rFonts w:ascii="Courier New" w:hAnsi="Courier New" w:cs="Courier New"/>
-          <w:sz w:val="16"/>
-          <w:szCs w:val="16"/>
-        </w:rPr>
-        <w:t xml:space="preserve">    """Возвращает пустое хранилище: для каждой коллекции пустой словарь."""</w:t>
-      </w:r>
-    </w:p>
-    <w:p>
-      <w:pPr>
-        <w:pStyle w:val="a3"/>
-        <w:spacing w:line="200" w:lineRule="exact"/>
-        <w:rPr>
-          <w:rFonts w:ascii="Courier New" w:hAnsi="Courier New" w:cs="Courier New"/>
-          <w:sz w:val="16"/>
-          <w:szCs w:val="16"/>
-        </w:rPr>
-      </w:pPr>
-      <w:r>
-        <w:rPr>
-          <w:rFonts w:ascii="Courier New" w:hAnsi="Courier New" w:cs="Courier New"/>
-          <w:sz w:val="16"/>
-          <w:szCs w:val="16"/>
-        </w:rPr>
-        <w:t xml:space="preserve">    data: dict[str, dict[int, Entity]] = {}</w:t>
-      </w:r>
-    </w:p>
-    <w:p>
-      <w:pPr>
-        <w:pStyle w:val="a3"/>
-        <w:spacing w:line="200" w:lineRule="exact"/>
-        <w:rPr>
-          <w:rFonts w:ascii="Courier New" w:hAnsi="Courier New" w:cs="Courier New"/>
-          <w:sz w:val="16"/>
-          <w:szCs w:val="16"/>
-        </w:rPr>
-      </w:pPr>
-      <w:r>
-        <w:rPr>
-          <w:rFonts w:ascii="Courier New" w:hAnsi="Courier New" w:cs="Courier New"/>
-          <w:sz w:val="16"/>
-          <w:szCs w:val="16"/>
-        </w:rPr>
-        <w:t xml:space="preserve">    for name in CLASSES:</w:t>
-      </w:r>
-    </w:p>
-    <w:p>
-      <w:pPr>
-        <w:pStyle w:val="a3"/>
-        <w:spacing w:line="200" w:lineRule="exact"/>
-        <w:rPr>
-          <w:rFonts w:ascii="Courier New" w:hAnsi="Courier New" w:cs="Courier New"/>
-          <w:sz w:val="16"/>
-          <w:szCs w:val="16"/>
-        </w:rPr>
-      </w:pPr>
-      <w:r>
-        <w:rPr>
-          <w:rFonts w:ascii="Courier New" w:hAnsi="Courier New" w:cs="Courier New"/>
-          <w:sz w:val="16"/>
-          <w:szCs w:val="16"/>
-        </w:rPr>
-        <w:t xml:space="preserve">        data[name] = {}</w:t>
-      </w:r>
-    </w:p>
-    <w:p>
-      <w:pPr>
-        <w:pStyle w:val="a3"/>
-        <w:spacing w:line="200" w:lineRule="exact"/>
-        <w:rPr>
-          <w:rFonts w:ascii="Courier New" w:hAnsi="Courier New" w:cs="Courier New"/>
-          <w:sz w:val="16"/>
-          <w:szCs w:val="16"/>
-        </w:rPr>
-      </w:pPr>
-      <w:r>
-        <w:rPr>
-          <w:rFonts w:ascii="Courier New" w:hAnsi="Courier New" w:cs="Courier New"/>
-          <w:sz w:val="16"/>
-          <w:szCs w:val="16"/>
-        </w:rPr>
-        <w:t xml:space="preserve">    return data</w:t>
-      </w:r>
-    </w:p>
-    <w:p>
-      <w:pPr>
-        <w:pStyle w:val="a3"/>
-        <w:spacing w:line="200" w:lineRule="exact"/>
-        <w:rPr>
-          <w:rFonts w:ascii="Courier New" w:hAnsi="Courier New" w:cs="Courier New"/>
-          <w:sz w:val="16"/>
-          <w:szCs w:val="16"/>
-        </w:rPr>
-      </w:pPr>
-      <w:r>
-        <w:rPr>
-          <w:rFonts w:ascii="Courier New" w:hAnsi="Courier New" w:cs="Courier New"/>
-          <w:sz w:val="16"/>
-          <w:szCs w:val="16"/>
-        </w:rPr>
         <w:t> </w:t>
       </w:r>
     </w:p>
@@ -13644,6 +13961,44 @@
           <w:sz w:val="16"/>
           <w:szCs w:val="16"/>
         </w:rPr>
+        <w:t>class ProjectManagementSystem:</w:t>
+      </w:r>
+    </w:p>
+    <w:p>
+      <w:pPr>
+        <w:pStyle w:val="a3"/>
+        <w:spacing w:line="200" w:lineRule="exact"/>
+        <w:rPr>
+          <w:rFonts w:ascii="Courier New" w:hAnsi="Courier New" w:cs="Courier New"/>
+          <w:sz w:val="16"/>
+          <w:szCs w:val="16"/>
+        </w:rPr>
+      </w:pPr>
+      <w:r>
+        <w:rPr>
+          <w:rFonts w:ascii="Courier New" w:hAnsi="Courier New" w:cs="Courier New"/>
+          <w:sz w:val="16"/>
+          <w:szCs w:val="16"/>
+        </w:rPr>
+        <w:t xml:space="preserve">    """Хранит объекты всех коллекций и выполняет операции CRUD."""</w:t>
+      </w:r>
+    </w:p>
+    <w:p>
+      <w:pPr>
+        <w:pStyle w:val="a3"/>
+        <w:spacing w:line="200" w:lineRule="exact"/>
+        <w:rPr>
+          <w:rFonts w:ascii="Courier New" w:hAnsi="Courier New" w:cs="Courier New"/>
+          <w:sz w:val="16"/>
+          <w:szCs w:val="16"/>
+        </w:rPr>
+      </w:pPr>
+      <w:r>
+        <w:rPr>
+          <w:rFonts w:ascii="Courier New" w:hAnsi="Courier New" w:cs="Courier New"/>
+          <w:sz w:val="16"/>
+          <w:szCs w:val="16"/>
+        </w:rPr>
         <w:t> </w:t>
       </w:r>
     </w:p>
@@ -13663,26 +14018,45 @@
           <w:sz w:val="16"/>
           <w:szCs w:val="16"/>
         </w:rPr>
-        <w:t>class ProjectManagementSystem:</w:t>
-      </w:r>
-    </w:p>
-    <w:p>
-      <w:pPr>
-        <w:pStyle w:val="a3"/>
-        <w:spacing w:line="200" w:lineRule="exact"/>
-        <w:rPr>
-          <w:rFonts w:ascii="Courier New" w:hAnsi="Courier New" w:cs="Courier New"/>
-          <w:sz w:val="16"/>
-          <w:szCs w:val="16"/>
-        </w:rPr>
-      </w:pPr>
-      <w:r>
-        <w:rPr>
-          <w:rFonts w:ascii="Courier New" w:hAnsi="Courier New" w:cs="Courier New"/>
-          <w:sz w:val="16"/>
-          <w:szCs w:val="16"/>
-        </w:rPr>
-        <w:t xml:space="preserve">    """Хранит объекты всех коллекций и выполняет операции CRUD."""</w:t>
+        <w:t xml:space="preserve">    def __init__(self) -&gt; None:</w:t>
+      </w:r>
+    </w:p>
+    <w:p>
+      <w:pPr>
+        <w:pStyle w:val="a3"/>
+        <w:spacing w:line="200" w:lineRule="exact"/>
+        <w:rPr>
+          <w:rFonts w:ascii="Courier New" w:hAnsi="Courier New" w:cs="Courier New"/>
+          <w:sz w:val="16"/>
+          <w:szCs w:val="16"/>
+        </w:rPr>
+      </w:pPr>
+      <w:r>
+        <w:rPr>
+          <w:rFonts w:ascii="Courier New" w:hAnsi="Courier New" w:cs="Courier New"/>
+          <w:sz w:val="16"/>
+          <w:szCs w:val="16"/>
+        </w:rPr>
+        <w:t xml:space="preserve">        # для каждой коллекции - словарь {id: объект}</w:t>
+      </w:r>
+    </w:p>
+    <w:p>
+      <w:pPr>
+        <w:pStyle w:val="a3"/>
+        <w:spacing w:line="200" w:lineRule="exact"/>
+        <w:rPr>
+          <w:rFonts w:ascii="Courier New" w:hAnsi="Courier New" w:cs="Courier New"/>
+          <w:sz w:val="16"/>
+          <w:szCs w:val="16"/>
+        </w:rPr>
+      </w:pPr>
+      <w:r>
+        <w:rPr>
+          <w:rFonts w:ascii="Courier New" w:hAnsi="Courier New" w:cs="Courier New"/>
+          <w:sz w:val="16"/>
+          <w:szCs w:val="16"/>
+        </w:rPr>
+        <w:t xml:space="preserve">        self.data = empty_data()</w:t>
       </w:r>
     </w:p>
     <w:p>
@@ -13720,45 +14094,83 @@
           <w:sz w:val="16"/>
           <w:szCs w:val="16"/>
         </w:rPr>
-        <w:t xml:space="preserve">    def __init__(self) -&gt; None:</w:t>
-      </w:r>
-    </w:p>
-    <w:p>
-      <w:pPr>
-        <w:pStyle w:val="a3"/>
-        <w:spacing w:line="200" w:lineRule="exact"/>
-        <w:rPr>
-          <w:rFonts w:ascii="Courier New" w:hAnsi="Courier New" w:cs="Courier New"/>
-          <w:sz w:val="16"/>
-          <w:szCs w:val="16"/>
-        </w:rPr>
-      </w:pPr>
-      <w:r>
-        <w:rPr>
-          <w:rFonts w:ascii="Courier New" w:hAnsi="Courier New" w:cs="Courier New"/>
-          <w:sz w:val="16"/>
-          <w:szCs w:val="16"/>
-        </w:rPr>
-        <w:t xml:space="preserve">        # для каждой коллекции - словарь {id: объект}</w:t>
-      </w:r>
-    </w:p>
-    <w:p>
-      <w:pPr>
-        <w:pStyle w:val="a3"/>
-        <w:spacing w:line="200" w:lineRule="exact"/>
-        <w:rPr>
-          <w:rFonts w:ascii="Courier New" w:hAnsi="Courier New" w:cs="Courier New"/>
-          <w:sz w:val="16"/>
-          <w:szCs w:val="16"/>
-        </w:rPr>
-      </w:pPr>
-      <w:r>
-        <w:rPr>
-          <w:rFonts w:ascii="Courier New" w:hAnsi="Courier New" w:cs="Courier New"/>
-          <w:sz w:val="16"/>
-          <w:szCs w:val="16"/>
-        </w:rPr>
-        <w:t xml:space="preserve">        self.data = empty_data()</w:t>
+        <w:t xml:space="preserve">    def get_collection(self, name: str) -&gt; dict[int, Entity]:</w:t>
+      </w:r>
+    </w:p>
+    <w:p>
+      <w:pPr>
+        <w:pStyle w:val="a3"/>
+        <w:spacing w:line="200" w:lineRule="exact"/>
+        <w:rPr>
+          <w:rFonts w:ascii="Courier New" w:hAnsi="Courier New" w:cs="Courier New"/>
+          <w:sz w:val="16"/>
+          <w:szCs w:val="16"/>
+        </w:rPr>
+      </w:pPr>
+      <w:r>
+        <w:rPr>
+          <w:rFonts w:ascii="Courier New" w:hAnsi="Courier New" w:cs="Courier New"/>
+          <w:sz w:val="16"/>
+          <w:szCs w:val="16"/>
+        </w:rPr>
+        <w:t xml:space="preserve">        """Возвращает словарь объектов коллекции по её имени."""</w:t>
+      </w:r>
+    </w:p>
+    <w:p>
+      <w:pPr>
+        <w:pStyle w:val="a3"/>
+        <w:spacing w:line="200" w:lineRule="exact"/>
+        <w:rPr>
+          <w:rFonts w:ascii="Courier New" w:hAnsi="Courier New" w:cs="Courier New"/>
+          <w:sz w:val="16"/>
+          <w:szCs w:val="16"/>
+        </w:rPr>
+      </w:pPr>
+      <w:r>
+        <w:rPr>
+          <w:rFonts w:ascii="Courier New" w:hAnsi="Courier New" w:cs="Courier New"/>
+          <w:sz w:val="16"/>
+          <w:szCs w:val="16"/>
+        </w:rPr>
+        <w:t xml:space="preserve">        if name not in self.data:</w:t>
+      </w:r>
+    </w:p>
+    <w:p>
+      <w:pPr>
+        <w:pStyle w:val="a3"/>
+        <w:spacing w:line="200" w:lineRule="exact"/>
+        <w:rPr>
+          <w:rFonts w:ascii="Courier New" w:hAnsi="Courier New" w:cs="Courier New"/>
+          <w:sz w:val="16"/>
+          <w:szCs w:val="16"/>
+        </w:rPr>
+      </w:pPr>
+      <w:r>
+        <w:rPr>
+          <w:rFonts w:ascii="Courier New" w:hAnsi="Courier New" w:cs="Courier New"/>
+          <w:sz w:val="16"/>
+          <w:szCs w:val="16"/>
+        </w:rPr>
+        <w:t xml:space="preserve">            raise ValidationError(f"Неизвестная коллекция '{name}'")</w:t>
+      </w:r>
+    </w:p>
+    <w:p>
+      <w:pPr>
+        <w:pStyle w:val="a3"/>
+        <w:spacing w:line="200" w:lineRule="exact"/>
+        <w:rPr>
+          <w:rFonts w:ascii="Courier New" w:hAnsi="Courier New" w:cs="Courier New"/>
+          <w:sz w:val="16"/>
+          <w:szCs w:val="16"/>
+        </w:rPr>
+      </w:pPr>
+      <w:r>
+        <w:rPr>
+          <w:rFonts w:ascii="Courier New" w:hAnsi="Courier New" w:cs="Courier New"/>
+          <w:sz w:val="16"/>
+          <w:szCs w:val="16"/>
+        </w:rPr>
+        <w:t xml:space="preserve">        return self.data[name]</w:t>
       </w:r>
     </w:p>
     <w:p>
@@ -13796,83 +14208,178 @@
           <w:sz w:val="16"/>
           <w:szCs w:val="16"/>
         </w:rPr>
-        <w:t xml:space="preserve">    def get_collection(self, name: str) -&gt; dict[int, Entity]:</w:t>
-      </w:r>
-    </w:p>
-    <w:p>
-      <w:pPr>
-        <w:pStyle w:val="a3"/>
-        <w:spacing w:line="200" w:lineRule="exact"/>
-        <w:rPr>
-          <w:rFonts w:ascii="Courier New" w:hAnsi="Courier New" w:cs="Courier New"/>
-          <w:sz w:val="16"/>
-          <w:szCs w:val="16"/>
-        </w:rPr>
-      </w:pPr>
-      <w:r>
-        <w:rPr>
-          <w:rFonts w:ascii="Courier New" w:hAnsi="Courier New" w:cs="Courier New"/>
-          <w:sz w:val="16"/>
-          <w:szCs w:val="16"/>
-        </w:rPr>
-        <w:t xml:space="preserve">        """Возвращает словарь объектов коллекции по её имени."""</w:t>
-      </w:r>
-    </w:p>
-    <w:p>
-      <w:pPr>
-        <w:pStyle w:val="a3"/>
-        <w:spacing w:line="200" w:lineRule="exact"/>
-        <w:rPr>
-          <w:rFonts w:ascii="Courier New" w:hAnsi="Courier New" w:cs="Courier New"/>
-          <w:sz w:val="16"/>
-          <w:szCs w:val="16"/>
-        </w:rPr>
-      </w:pPr>
-      <w:r>
-        <w:rPr>
-          <w:rFonts w:ascii="Courier New" w:hAnsi="Courier New" w:cs="Courier New"/>
-          <w:sz w:val="16"/>
-          <w:szCs w:val="16"/>
-        </w:rPr>
-        <w:t xml:space="preserve">        if name not in self.data:</w:t>
-      </w:r>
-    </w:p>
-    <w:p>
-      <w:pPr>
-        <w:pStyle w:val="a3"/>
-        <w:spacing w:line="200" w:lineRule="exact"/>
-        <w:rPr>
-          <w:rFonts w:ascii="Courier New" w:hAnsi="Courier New" w:cs="Courier New"/>
-          <w:sz w:val="16"/>
-          <w:szCs w:val="16"/>
-        </w:rPr>
-      </w:pPr>
-      <w:r>
-        <w:rPr>
-          <w:rFonts w:ascii="Courier New" w:hAnsi="Courier New" w:cs="Courier New"/>
-          <w:sz w:val="16"/>
-          <w:szCs w:val="16"/>
-        </w:rPr>
-        <w:t xml:space="preserve">            raise ValidationError(f"Неизвестная коллекция '{name}'")</w:t>
-      </w:r>
-    </w:p>
-    <w:p>
-      <w:pPr>
-        <w:pStyle w:val="a3"/>
-        <w:spacing w:line="200" w:lineRule="exact"/>
-        <w:rPr>
-          <w:rFonts w:ascii="Courier New" w:hAnsi="Courier New" w:cs="Courier New"/>
-          <w:sz w:val="16"/>
-          <w:szCs w:val="16"/>
-        </w:rPr>
-      </w:pPr>
-      <w:r>
-        <w:rPr>
-          <w:rFonts w:ascii="Courier New" w:hAnsi="Courier New" w:cs="Courier New"/>
-          <w:sz w:val="16"/>
-          <w:szCs w:val="16"/>
-        </w:rPr>
-        <w:t xml:space="preserve">        return self.data[name]</w:t>
+        <w:t xml:space="preserve">    def build(self, name: str, fields: dict[str, Any]) -&gt; Entity:</w:t>
+      </w:r>
+    </w:p>
+    <w:p>
+      <w:pPr>
+        <w:pStyle w:val="a3"/>
+        <w:spacing w:line="200" w:lineRule="exact"/>
+        <w:rPr>
+          <w:rFonts w:ascii="Courier New" w:hAnsi="Courier New" w:cs="Courier New"/>
+          <w:sz w:val="16"/>
+          <w:szCs w:val="16"/>
+        </w:rPr>
+      </w:pPr>
+      <w:r>
+        <w:rPr>
+          <w:rFonts w:ascii="Courier New" w:hAnsi="Courier New" w:cs="Courier New"/>
+          <w:sz w:val="16"/>
+          <w:szCs w:val="16"/>
+        </w:rPr>
+        <w:t xml:space="preserve">        """Создаёт объект класса коллекции name из словаря полей."""</w:t>
+      </w:r>
+    </w:p>
+    <w:p>
+      <w:pPr>
+        <w:pStyle w:val="a3"/>
+        <w:spacing w:line="200" w:lineRule="exact"/>
+        <w:rPr>
+          <w:rFonts w:ascii="Courier New" w:hAnsi="Courier New" w:cs="Courier New"/>
+          <w:sz w:val="16"/>
+          <w:szCs w:val="16"/>
+        </w:rPr>
+      </w:pPr>
+      <w:r>
+        <w:rPr>
+          <w:rFonts w:ascii="Courier New" w:hAnsi="Courier New" w:cs="Courier New"/>
+          <w:sz w:val="16"/>
+          <w:szCs w:val="16"/>
+        </w:rPr>
+        <w:t xml:space="preserve">        entity_class = CLASSES[name]</w:t>
+      </w:r>
+    </w:p>
+    <w:p>
+      <w:pPr>
+        <w:pStyle w:val="a3"/>
+        <w:spacing w:line="200" w:lineRule="exact"/>
+        <w:rPr>
+          <w:rFonts w:ascii="Courier New" w:hAnsi="Courier New" w:cs="Courier New"/>
+          <w:sz w:val="16"/>
+          <w:szCs w:val="16"/>
+        </w:rPr>
+      </w:pPr>
+      <w:r>
+        <w:rPr>
+          <w:rFonts w:ascii="Courier New" w:hAnsi="Courier New" w:cs="Courier New"/>
+          <w:sz w:val="16"/>
+          <w:szCs w:val="16"/>
+        </w:rPr>
+        <w:t xml:space="preserve">        try:</w:t>
+      </w:r>
+    </w:p>
+    <w:p>
+      <w:pPr>
+        <w:pStyle w:val="a3"/>
+        <w:spacing w:line="200" w:lineRule="exact"/>
+        <w:rPr>
+          <w:rFonts w:ascii="Courier New" w:hAnsi="Courier New" w:cs="Courier New"/>
+          <w:sz w:val="16"/>
+          <w:szCs w:val="16"/>
+        </w:rPr>
+      </w:pPr>
+      <w:r>
+        <w:rPr>
+          <w:rFonts w:ascii="Courier New" w:hAnsi="Courier New" w:cs="Courier New"/>
+          <w:sz w:val="16"/>
+          <w:szCs w:val="16"/>
+        </w:rPr>
+        <w:t xml:space="preserve">            # ** передаёт словарь как именованные аргументы:</w:t>
+      </w:r>
+    </w:p>
+    <w:p>
+      <w:pPr>
+        <w:pStyle w:val="a3"/>
+        <w:spacing w:line="200" w:lineRule="exact"/>
+        <w:rPr>
+          <w:rFonts w:ascii="Courier New" w:hAnsi="Courier New" w:cs="Courier New"/>
+          <w:sz w:val="16"/>
+          <w:szCs w:val="16"/>
+        </w:rPr>
+      </w:pPr>
+      <w:r>
+        <w:rPr>
+          <w:rFonts w:ascii="Courier New" w:hAnsi="Courier New" w:cs="Courier New"/>
+          <w:sz w:val="16"/>
+          <w:szCs w:val="16"/>
+        </w:rPr>
+        <w:t xml:space="preserve">            # Department(**{"id": 1, "name": "X"}) = Department(id=1, name="X")</w:t>
+      </w:r>
+    </w:p>
+    <w:p>
+      <w:pPr>
+        <w:pStyle w:val="a3"/>
+        <w:spacing w:line="200" w:lineRule="exact"/>
+        <w:rPr>
+          <w:rFonts w:ascii="Courier New" w:hAnsi="Courier New" w:cs="Courier New"/>
+          <w:sz w:val="16"/>
+          <w:szCs w:val="16"/>
+        </w:rPr>
+      </w:pPr>
+      <w:r>
+        <w:rPr>
+          <w:rFonts w:ascii="Courier New" w:hAnsi="Courier New" w:cs="Courier New"/>
+          <w:sz w:val="16"/>
+          <w:szCs w:val="16"/>
+        </w:rPr>
+        <w:t xml:space="preserve">            return entity_class(**fields)</w:t>
+      </w:r>
+    </w:p>
+    <w:p>
+      <w:pPr>
+        <w:pStyle w:val="a3"/>
+        <w:spacing w:line="200" w:lineRule="exact"/>
+        <w:rPr>
+          <w:rFonts w:ascii="Courier New" w:hAnsi="Courier New" w:cs="Courier New"/>
+          <w:sz w:val="16"/>
+          <w:szCs w:val="16"/>
+        </w:rPr>
+      </w:pPr>
+      <w:r>
+        <w:rPr>
+          <w:rFonts w:ascii="Courier New" w:hAnsi="Courier New" w:cs="Courier New"/>
+          <w:sz w:val="16"/>
+          <w:szCs w:val="16"/>
+        </w:rPr>
+        <w:t xml:space="preserve">        except TypeError:</w:t>
+      </w:r>
+    </w:p>
+    <w:p>
+      <w:pPr>
+        <w:pStyle w:val="a3"/>
+        <w:spacing w:line="200" w:lineRule="exact"/>
+        <w:rPr>
+          <w:rFonts w:ascii="Courier New" w:hAnsi="Courier New" w:cs="Courier New"/>
+          <w:sz w:val="16"/>
+          <w:szCs w:val="16"/>
+        </w:rPr>
+      </w:pPr>
+      <w:r>
+        <w:rPr>
+          <w:rFonts w:ascii="Courier New" w:hAnsi="Courier New" w:cs="Courier New"/>
+          <w:sz w:val="16"/>
+          <w:szCs w:val="16"/>
+        </w:rPr>
+        <w:t xml:space="preserve">            # не хватает полей, есть лишние поля или fields - не словарь</w:t>
+      </w:r>
+    </w:p>
+    <w:p>
+      <w:pPr>
+        <w:pStyle w:val="a3"/>
+        <w:spacing w:line="200" w:lineRule="exact"/>
+        <w:rPr>
+          <w:rFonts w:ascii="Courier New" w:hAnsi="Courier New" w:cs="Courier New"/>
+          <w:sz w:val="16"/>
+          <w:szCs w:val="16"/>
+        </w:rPr>
+      </w:pPr>
+      <w:r>
+        <w:rPr>
+          <w:rFonts w:ascii="Courier New" w:hAnsi="Courier New" w:cs="Courier New"/>
+          <w:sz w:val="16"/>
+          <w:szCs w:val="16"/>
+        </w:rPr>
+        <w:t xml:space="preserve">            raise ValidationError(f"Неверный набор полей для '{name}'")</w:t>
       </w:r>
     </w:p>
     <w:p>
@@ -13910,178 +14417,7 @@
           <w:sz w:val="16"/>
           <w:szCs w:val="16"/>
         </w:rPr>
-        <w:t xml:space="preserve">    def build(self, name: str, fields: dict[str, Any]) -&gt; Entity:</w:t>
-      </w:r>
-    </w:p>
-    <w:p>
-      <w:pPr>
-        <w:pStyle w:val="a3"/>
-        <w:spacing w:line="200" w:lineRule="exact"/>
-        <w:rPr>
-          <w:rFonts w:ascii="Courier New" w:hAnsi="Courier New" w:cs="Courier New"/>
-          <w:sz w:val="16"/>
-          <w:szCs w:val="16"/>
-        </w:rPr>
-      </w:pPr>
-      <w:r>
-        <w:rPr>
-          <w:rFonts w:ascii="Courier New" w:hAnsi="Courier New" w:cs="Courier New"/>
-          <w:sz w:val="16"/>
-          <w:szCs w:val="16"/>
-        </w:rPr>
-        <w:t xml:space="preserve">        """Создаёт объект класса коллекции name из словаря полей."""</w:t>
-      </w:r>
-    </w:p>
-    <w:p>
-      <w:pPr>
-        <w:pStyle w:val="a3"/>
-        <w:spacing w:line="200" w:lineRule="exact"/>
-        <w:rPr>
-          <w:rFonts w:ascii="Courier New" w:hAnsi="Courier New" w:cs="Courier New"/>
-          <w:sz w:val="16"/>
-          <w:szCs w:val="16"/>
-        </w:rPr>
-      </w:pPr>
-      <w:r>
-        <w:rPr>
-          <w:rFonts w:ascii="Courier New" w:hAnsi="Courier New" w:cs="Courier New"/>
-          <w:sz w:val="16"/>
-          <w:szCs w:val="16"/>
-        </w:rPr>
-        <w:t xml:space="preserve">        entity_class = CLASSES[name]</w:t>
-      </w:r>
-    </w:p>
-    <w:p>
-      <w:pPr>
-        <w:pStyle w:val="a3"/>
-        <w:spacing w:line="200" w:lineRule="exact"/>
-        <w:rPr>
-          <w:rFonts w:ascii="Courier New" w:hAnsi="Courier New" w:cs="Courier New"/>
-          <w:sz w:val="16"/>
-          <w:szCs w:val="16"/>
-        </w:rPr>
-      </w:pPr>
-      <w:r>
-        <w:rPr>
-          <w:rFonts w:ascii="Courier New" w:hAnsi="Courier New" w:cs="Courier New"/>
-          <w:sz w:val="16"/>
-          <w:szCs w:val="16"/>
-        </w:rPr>
-        <w:t xml:space="preserve">        try:</w:t>
-      </w:r>
-    </w:p>
-    <w:p>
-      <w:pPr>
-        <w:pStyle w:val="a3"/>
-        <w:spacing w:line="200" w:lineRule="exact"/>
-        <w:rPr>
-          <w:rFonts w:ascii="Courier New" w:hAnsi="Courier New" w:cs="Courier New"/>
-          <w:sz w:val="16"/>
-          <w:szCs w:val="16"/>
-        </w:rPr>
-      </w:pPr>
-      <w:r>
-        <w:rPr>
-          <w:rFonts w:ascii="Courier New" w:hAnsi="Courier New" w:cs="Courier New"/>
-          <w:sz w:val="16"/>
-          <w:szCs w:val="16"/>
-        </w:rPr>
-        <w:t xml:space="preserve">            # ** передаёт словарь как именованные аргументы:</w:t>
-      </w:r>
-    </w:p>
-    <w:p>
-      <w:pPr>
-        <w:pStyle w:val="a3"/>
-        <w:spacing w:line="200" w:lineRule="exact"/>
-        <w:rPr>
-          <w:rFonts w:ascii="Courier New" w:hAnsi="Courier New" w:cs="Courier New"/>
-          <w:sz w:val="16"/>
-          <w:szCs w:val="16"/>
-        </w:rPr>
-      </w:pPr>
-      <w:r>
-        <w:rPr>
-          <w:rFonts w:ascii="Courier New" w:hAnsi="Courier New" w:cs="Courier New"/>
-          <w:sz w:val="16"/>
-          <w:szCs w:val="16"/>
-        </w:rPr>
-        <w:t xml:space="preserve">            # Department(**{"id": 1, "name": "X"}) = Department(id=1, name="X")</w:t>
-      </w:r>
-    </w:p>
-    <w:p>
-      <w:pPr>
-        <w:pStyle w:val="a3"/>
-        <w:spacing w:line="200" w:lineRule="exact"/>
-        <w:rPr>
-          <w:rFonts w:ascii="Courier New" w:hAnsi="Courier New" w:cs="Courier New"/>
-          <w:sz w:val="16"/>
-          <w:szCs w:val="16"/>
-        </w:rPr>
-      </w:pPr>
-      <w:r>
-        <w:rPr>
-          <w:rFonts w:ascii="Courier New" w:hAnsi="Courier New" w:cs="Courier New"/>
-          <w:sz w:val="16"/>
-          <w:szCs w:val="16"/>
-        </w:rPr>
-        <w:t xml:space="preserve">            return entity_class(**fields)</w:t>
-      </w:r>
-    </w:p>
-    <w:p>
-      <w:pPr>
-        <w:pStyle w:val="a3"/>
-        <w:spacing w:line="200" w:lineRule="exact"/>
-        <w:rPr>
-          <w:rFonts w:ascii="Courier New" w:hAnsi="Courier New" w:cs="Courier New"/>
-          <w:sz w:val="16"/>
-          <w:szCs w:val="16"/>
-        </w:rPr>
-      </w:pPr>
-      <w:r>
-        <w:rPr>
-          <w:rFonts w:ascii="Courier New" w:hAnsi="Courier New" w:cs="Courier New"/>
-          <w:sz w:val="16"/>
-          <w:szCs w:val="16"/>
-        </w:rPr>
-        <w:t xml:space="preserve">        except TypeError:</w:t>
-      </w:r>
-    </w:p>
-    <w:p>
-      <w:pPr>
-        <w:pStyle w:val="a3"/>
-        <w:spacing w:line="200" w:lineRule="exact"/>
-        <w:rPr>
-          <w:rFonts w:ascii="Courier New" w:hAnsi="Courier New" w:cs="Courier New"/>
-          <w:sz w:val="16"/>
-          <w:szCs w:val="16"/>
-        </w:rPr>
-      </w:pPr>
-      <w:r>
-        <w:rPr>
-          <w:rFonts w:ascii="Courier New" w:hAnsi="Courier New" w:cs="Courier New"/>
-          <w:sz w:val="16"/>
-          <w:szCs w:val="16"/>
-        </w:rPr>
-        <w:t xml:space="preserve">            # не хватает полей, есть лишние поля или fields - не словарь</w:t>
-      </w:r>
-    </w:p>
-    <w:p>
-      <w:pPr>
-        <w:pStyle w:val="a3"/>
-        <w:spacing w:line="200" w:lineRule="exact"/>
-        <w:rPr>
-          <w:rFonts w:ascii="Courier New" w:hAnsi="Courier New" w:cs="Courier New"/>
-          <w:sz w:val="16"/>
-          <w:szCs w:val="16"/>
-        </w:rPr>
-      </w:pPr>
-      <w:r>
-        <w:rPr>
-          <w:rFonts w:ascii="Courier New" w:hAnsi="Courier New" w:cs="Courier New"/>
-          <w:sz w:val="16"/>
-          <w:szCs w:val="16"/>
-        </w:rPr>
-        <w:t xml:space="preserve">            raise ValidationError(f"Неверный набор полей для '{name}'")</w:t>
+        <w:t xml:space="preserve">    # ------------------------------ CRUD ------------------------------</w:t>
       </w:r>
     </w:p>
     <w:p>
@@ -14119,7 +14455,216 @@
           <w:sz w:val="16"/>
           <w:szCs w:val="16"/>
         </w:rPr>
-        <w:t xml:space="preserve">    # ------------------------------ CRUD ------------------------------</w:t>
+        <w:t xml:space="preserve">    def create(self, name: str, fields: dict[str, Any]) -&gt; Entity:</w:t>
+      </w:r>
+    </w:p>
+    <w:p>
+      <w:pPr>
+        <w:pStyle w:val="a3"/>
+        <w:spacing w:line="200" w:lineRule="exact"/>
+        <w:rPr>
+          <w:rFonts w:ascii="Courier New" w:hAnsi="Courier New" w:cs="Courier New"/>
+          <w:sz w:val="16"/>
+          <w:szCs w:val="16"/>
+        </w:rPr>
+      </w:pPr>
+      <w:r>
+        <w:rPr>
+          <w:rFonts w:ascii="Courier New" w:hAnsi="Courier New" w:cs="Courier New"/>
+          <w:sz w:val="16"/>
+          <w:szCs w:val="16"/>
+        </w:rPr>
+        <w:t xml:space="preserve">        """Create: создаёт объект, id назначается автоматически."""</w:t>
+      </w:r>
+    </w:p>
+    <w:p>
+      <w:pPr>
+        <w:pStyle w:val="a3"/>
+        <w:spacing w:line="200" w:lineRule="exact"/>
+        <w:rPr>
+          <w:rFonts w:ascii="Courier New" w:hAnsi="Courier New" w:cs="Courier New"/>
+          <w:sz w:val="16"/>
+          <w:szCs w:val="16"/>
+        </w:rPr>
+      </w:pPr>
+      <w:r>
+        <w:rPr>
+          <w:rFonts w:ascii="Courier New" w:hAnsi="Courier New" w:cs="Courier New"/>
+          <w:sz w:val="16"/>
+          <w:szCs w:val="16"/>
+        </w:rPr>
+        <w:t xml:space="preserve">        items = self.get_collection(name)</w:t>
+      </w:r>
+    </w:p>
+    <w:p>
+      <w:pPr>
+        <w:pStyle w:val="a3"/>
+        <w:spacing w:line="200" w:lineRule="exact"/>
+        <w:rPr>
+          <w:rFonts w:ascii="Courier New" w:hAnsi="Courier New" w:cs="Courier New"/>
+          <w:sz w:val="16"/>
+          <w:szCs w:val="16"/>
+        </w:rPr>
+      </w:pPr>
+      <w:r>
+        <w:rPr>
+          <w:rFonts w:ascii="Courier New" w:hAnsi="Courier New" w:cs="Courier New"/>
+          <w:sz w:val="16"/>
+          <w:szCs w:val="16"/>
+        </w:rPr>
+        <w:t xml:space="preserve">        # новый id = самый большой id в коллекции + 1</w:t>
+      </w:r>
+    </w:p>
+    <w:p>
+      <w:pPr>
+        <w:pStyle w:val="a3"/>
+        <w:spacing w:line="200" w:lineRule="exact"/>
+        <w:rPr>
+          <w:rFonts w:ascii="Courier New" w:hAnsi="Courier New" w:cs="Courier New"/>
+          <w:sz w:val="16"/>
+          <w:szCs w:val="16"/>
+        </w:rPr>
+      </w:pPr>
+      <w:r>
+        <w:rPr>
+          <w:rFonts w:ascii="Courier New" w:hAnsi="Courier New" w:cs="Courier New"/>
+          <w:sz w:val="16"/>
+          <w:szCs w:val="16"/>
+        </w:rPr>
+        <w:t xml:space="preserve">        new_id = 1</w:t>
+      </w:r>
+    </w:p>
+    <w:p>
+      <w:pPr>
+        <w:pStyle w:val="a3"/>
+        <w:spacing w:line="200" w:lineRule="exact"/>
+        <w:rPr>
+          <w:rFonts w:ascii="Courier New" w:hAnsi="Courier New" w:cs="Courier New"/>
+          <w:sz w:val="16"/>
+          <w:szCs w:val="16"/>
+        </w:rPr>
+      </w:pPr>
+      <w:r>
+        <w:rPr>
+          <w:rFonts w:ascii="Courier New" w:hAnsi="Courier New" w:cs="Courier New"/>
+          <w:sz w:val="16"/>
+          <w:szCs w:val="16"/>
+        </w:rPr>
+        <w:t xml:space="preserve">        if items:</w:t>
+      </w:r>
+    </w:p>
+    <w:p>
+      <w:pPr>
+        <w:pStyle w:val="a3"/>
+        <w:spacing w:line="200" w:lineRule="exact"/>
+        <w:rPr>
+          <w:rFonts w:ascii="Courier New" w:hAnsi="Courier New" w:cs="Courier New"/>
+          <w:sz w:val="16"/>
+          <w:szCs w:val="16"/>
+        </w:rPr>
+      </w:pPr>
+      <w:r>
+        <w:rPr>
+          <w:rFonts w:ascii="Courier New" w:hAnsi="Courier New" w:cs="Courier New"/>
+          <w:sz w:val="16"/>
+          <w:szCs w:val="16"/>
+        </w:rPr>
+        <w:t xml:space="preserve">            new_id = max(items) + 1</w:t>
+      </w:r>
+    </w:p>
+    <w:p>
+      <w:pPr>
+        <w:pStyle w:val="a3"/>
+        <w:spacing w:line="200" w:lineRule="exact"/>
+        <w:rPr>
+          <w:rFonts w:ascii="Courier New" w:hAnsi="Courier New" w:cs="Courier New"/>
+          <w:sz w:val="16"/>
+          <w:szCs w:val="16"/>
+        </w:rPr>
+      </w:pPr>
+      <w:r>
+        <w:rPr>
+          <w:rFonts w:ascii="Courier New" w:hAnsi="Courier New" w:cs="Courier New"/>
+          <w:sz w:val="16"/>
+          <w:szCs w:val="16"/>
+        </w:rPr>
+        <w:t xml:space="preserve">        fields = dict(fields)</w:t>
+      </w:r>
+    </w:p>
+    <w:p>
+      <w:pPr>
+        <w:pStyle w:val="a3"/>
+        <w:spacing w:line="200" w:lineRule="exact"/>
+        <w:rPr>
+          <w:rFonts w:ascii="Courier New" w:hAnsi="Courier New" w:cs="Courier New"/>
+          <w:sz w:val="16"/>
+          <w:szCs w:val="16"/>
+        </w:rPr>
+      </w:pPr>
+      <w:r>
+        <w:rPr>
+          <w:rFonts w:ascii="Courier New" w:hAnsi="Courier New" w:cs="Courier New"/>
+          <w:sz w:val="16"/>
+          <w:szCs w:val="16"/>
+        </w:rPr>
+        <w:t xml:space="preserve">        fields["id"] = new_id</w:t>
+      </w:r>
+    </w:p>
+    <w:p>
+      <w:pPr>
+        <w:pStyle w:val="a3"/>
+        <w:spacing w:line="200" w:lineRule="exact"/>
+        <w:rPr>
+          <w:rFonts w:ascii="Courier New" w:hAnsi="Courier New" w:cs="Courier New"/>
+          <w:sz w:val="16"/>
+          <w:szCs w:val="16"/>
+        </w:rPr>
+      </w:pPr>
+      <w:r>
+        <w:rPr>
+          <w:rFonts w:ascii="Courier New" w:hAnsi="Courier New" w:cs="Courier New"/>
+          <w:sz w:val="16"/>
+          <w:szCs w:val="16"/>
+        </w:rPr>
+        <w:t xml:space="preserve">        entity = self.build(name, fields)</w:t>
+      </w:r>
+    </w:p>
+    <w:p>
+      <w:pPr>
+        <w:pStyle w:val="a3"/>
+        <w:spacing w:line="200" w:lineRule="exact"/>
+        <w:rPr>
+          <w:rFonts w:ascii="Courier New" w:hAnsi="Courier New" w:cs="Courier New"/>
+          <w:sz w:val="16"/>
+          <w:szCs w:val="16"/>
+        </w:rPr>
+      </w:pPr>
+      <w:r>
+        <w:rPr>
+          <w:rFonts w:ascii="Courier New" w:hAnsi="Courier New" w:cs="Courier New"/>
+          <w:sz w:val="16"/>
+          <w:szCs w:val="16"/>
+        </w:rPr>
+        <w:t xml:space="preserve">        items[new_id] = entity</w:t>
+      </w:r>
+    </w:p>
+    <w:p>
+      <w:pPr>
+        <w:pStyle w:val="a3"/>
+        <w:spacing w:line="200" w:lineRule="exact"/>
+        <w:rPr>
+          <w:rFonts w:ascii="Courier New" w:hAnsi="Courier New" w:cs="Courier New"/>
+          <w:sz w:val="16"/>
+          <w:szCs w:val="16"/>
+        </w:rPr>
+      </w:pPr>
+      <w:r>
+        <w:rPr>
+          <w:rFonts w:ascii="Courier New" w:hAnsi="Courier New" w:cs="Courier New"/>
+          <w:sz w:val="16"/>
+          <w:szCs w:val="16"/>
+        </w:rPr>
+        <w:t xml:space="preserve">        return entity</w:t>
       </w:r>
     </w:p>
     <w:p>
@@ -14157,26 +14702,26 @@
           <w:sz w:val="16"/>
           <w:szCs w:val="16"/>
         </w:rPr>
-        <w:t xml:space="preserve">    def create(self, name: str, fields: dict[str, Any]) -&gt; Entity:</w:t>
-      </w:r>
-    </w:p>
-    <w:p>
-      <w:pPr>
-        <w:pStyle w:val="a3"/>
-        <w:spacing w:line="200" w:lineRule="exact"/>
-        <w:rPr>
-          <w:rFonts w:ascii="Courier New" w:hAnsi="Courier New" w:cs="Courier New"/>
-          <w:sz w:val="16"/>
-          <w:szCs w:val="16"/>
-        </w:rPr>
-      </w:pPr>
-      <w:r>
-        <w:rPr>
-          <w:rFonts w:ascii="Courier New" w:hAnsi="Courier New" w:cs="Courier New"/>
-          <w:sz w:val="16"/>
-          <w:szCs w:val="16"/>
-        </w:rPr>
-        <w:t xml:space="preserve">        """Create: создаёт объект, id назначается автоматически."""</w:t>
+        <w:t xml:space="preserve">    def read(self, name: str, entity_id: int) -&gt; Entity:</w:t>
+      </w:r>
+    </w:p>
+    <w:p>
+      <w:pPr>
+        <w:pStyle w:val="a3"/>
+        <w:spacing w:line="200" w:lineRule="exact"/>
+        <w:rPr>
+          <w:rFonts w:ascii="Courier New" w:hAnsi="Courier New" w:cs="Courier New"/>
+          <w:sz w:val="16"/>
+          <w:szCs w:val="16"/>
+        </w:rPr>
+      </w:pPr>
+      <w:r>
+        <w:rPr>
+          <w:rFonts w:ascii="Courier New" w:hAnsi="Courier New" w:cs="Courier New"/>
+          <w:sz w:val="16"/>
+          <w:szCs w:val="16"/>
+        </w:rPr>
+        <w:t xml:space="preserve">        """Read: возвращает объект по id."""</w:t>
       </w:r>
     </w:p>
     <w:p>
@@ -14214,159 +14759,64 @@
           <w:sz w:val="16"/>
           <w:szCs w:val="16"/>
         </w:rPr>
-        <w:t xml:space="preserve">        # новый id = самый большой id в коллекции + 1</w:t>
-      </w:r>
-    </w:p>
-    <w:p>
-      <w:pPr>
-        <w:pStyle w:val="a3"/>
-        <w:spacing w:line="200" w:lineRule="exact"/>
-        <w:rPr>
-          <w:rFonts w:ascii="Courier New" w:hAnsi="Courier New" w:cs="Courier New"/>
-          <w:sz w:val="16"/>
-          <w:szCs w:val="16"/>
-        </w:rPr>
-      </w:pPr>
-      <w:r>
-        <w:rPr>
-          <w:rFonts w:ascii="Courier New" w:hAnsi="Courier New" w:cs="Courier New"/>
-          <w:sz w:val="16"/>
-          <w:szCs w:val="16"/>
-        </w:rPr>
-        <w:t xml:space="preserve">        new_id = 1</w:t>
-      </w:r>
-    </w:p>
-    <w:p>
-      <w:pPr>
-        <w:pStyle w:val="a3"/>
-        <w:spacing w:line="200" w:lineRule="exact"/>
-        <w:rPr>
-          <w:rFonts w:ascii="Courier New" w:hAnsi="Courier New" w:cs="Courier New"/>
-          <w:sz w:val="16"/>
-          <w:szCs w:val="16"/>
-        </w:rPr>
-      </w:pPr>
-      <w:r>
-        <w:rPr>
-          <w:rFonts w:ascii="Courier New" w:hAnsi="Courier New" w:cs="Courier New"/>
-          <w:sz w:val="16"/>
-          <w:szCs w:val="16"/>
-        </w:rPr>
-        <w:t xml:space="preserve">        if items:</w:t>
-      </w:r>
-    </w:p>
-    <w:p>
-      <w:pPr>
-        <w:pStyle w:val="a3"/>
-        <w:spacing w:line="200" w:lineRule="exact"/>
-        <w:rPr>
-          <w:rFonts w:ascii="Courier New" w:hAnsi="Courier New" w:cs="Courier New"/>
-          <w:sz w:val="16"/>
-          <w:szCs w:val="16"/>
-        </w:rPr>
-      </w:pPr>
-      <w:r>
-        <w:rPr>
-          <w:rFonts w:ascii="Courier New" w:hAnsi="Courier New" w:cs="Courier New"/>
-          <w:sz w:val="16"/>
-          <w:szCs w:val="16"/>
-        </w:rPr>
-        <w:t xml:space="preserve">            new_id = max(items) + 1</w:t>
-      </w:r>
-    </w:p>
-    <w:p>
-      <w:pPr>
-        <w:pStyle w:val="a3"/>
-        <w:spacing w:line="200" w:lineRule="exact"/>
-        <w:rPr>
-          <w:rFonts w:ascii="Courier New" w:hAnsi="Courier New" w:cs="Courier New"/>
-          <w:sz w:val="16"/>
-          <w:szCs w:val="16"/>
-        </w:rPr>
-      </w:pPr>
-      <w:r>
-        <w:rPr>
-          <w:rFonts w:ascii="Courier New" w:hAnsi="Courier New" w:cs="Courier New"/>
-          <w:sz w:val="16"/>
-          <w:szCs w:val="16"/>
-        </w:rPr>
-        <w:t xml:space="preserve">        fields = dict(fields)</w:t>
-      </w:r>
-    </w:p>
-    <w:p>
-      <w:pPr>
-        <w:pStyle w:val="a3"/>
-        <w:spacing w:line="200" w:lineRule="exact"/>
-        <w:rPr>
-          <w:rFonts w:ascii="Courier New" w:hAnsi="Courier New" w:cs="Courier New"/>
-          <w:sz w:val="16"/>
-          <w:szCs w:val="16"/>
-        </w:rPr>
-      </w:pPr>
-      <w:r>
-        <w:rPr>
-          <w:rFonts w:ascii="Courier New" w:hAnsi="Courier New" w:cs="Courier New"/>
-          <w:sz w:val="16"/>
-          <w:szCs w:val="16"/>
-        </w:rPr>
-        <w:t xml:space="preserve">        fields["id"] = new_id</w:t>
-      </w:r>
-    </w:p>
-    <w:p>
-      <w:pPr>
-        <w:pStyle w:val="a3"/>
-        <w:spacing w:line="200" w:lineRule="exact"/>
-        <w:rPr>
-          <w:rFonts w:ascii="Courier New" w:hAnsi="Courier New" w:cs="Courier New"/>
-          <w:sz w:val="16"/>
-          <w:szCs w:val="16"/>
-        </w:rPr>
-      </w:pPr>
-      <w:r>
-        <w:rPr>
-          <w:rFonts w:ascii="Courier New" w:hAnsi="Courier New" w:cs="Courier New"/>
-          <w:sz w:val="16"/>
-          <w:szCs w:val="16"/>
-        </w:rPr>
-        <w:t xml:space="preserve">        entity = self.build(name, fields)</w:t>
-      </w:r>
-    </w:p>
-    <w:p>
-      <w:pPr>
-        <w:pStyle w:val="a3"/>
-        <w:spacing w:line="200" w:lineRule="exact"/>
-        <w:rPr>
-          <w:rFonts w:ascii="Courier New" w:hAnsi="Courier New" w:cs="Courier New"/>
-          <w:sz w:val="16"/>
-          <w:szCs w:val="16"/>
-        </w:rPr>
-      </w:pPr>
-      <w:r>
-        <w:rPr>
-          <w:rFonts w:ascii="Courier New" w:hAnsi="Courier New" w:cs="Courier New"/>
-          <w:sz w:val="16"/>
-          <w:szCs w:val="16"/>
-        </w:rPr>
-        <w:t xml:space="preserve">        items[new_id] = entity</w:t>
-      </w:r>
-    </w:p>
-    <w:p>
-      <w:pPr>
-        <w:pStyle w:val="a3"/>
-        <w:spacing w:line="200" w:lineRule="exact"/>
-        <w:rPr>
-          <w:rFonts w:ascii="Courier New" w:hAnsi="Courier New" w:cs="Courier New"/>
-          <w:sz w:val="16"/>
-          <w:szCs w:val="16"/>
-        </w:rPr>
-      </w:pPr>
-      <w:r>
-        <w:rPr>
-          <w:rFonts w:ascii="Courier New" w:hAnsi="Courier New" w:cs="Courier New"/>
-          <w:sz w:val="16"/>
-          <w:szCs w:val="16"/>
-        </w:rPr>
-        <w:t xml:space="preserve">        return entity</w:t>
+        <w:t xml:space="preserve">        if entity_id not in items:</w:t>
+      </w:r>
+    </w:p>
+    <w:p>
+      <w:pPr>
+        <w:pStyle w:val="a3"/>
+        <w:spacing w:line="200" w:lineRule="exact"/>
+        <w:rPr>
+          <w:rFonts w:ascii="Courier New" w:hAnsi="Courier New" w:cs="Courier New"/>
+          <w:sz w:val="16"/>
+          <w:szCs w:val="16"/>
+        </w:rPr>
+      </w:pPr>
+      <w:r>
+        <w:rPr>
+          <w:rFonts w:ascii="Courier New" w:hAnsi="Courier New" w:cs="Courier New"/>
+          <w:sz w:val="16"/>
+          <w:szCs w:val="16"/>
+        </w:rPr>
+        <w:t xml:space="preserve">            raise NotFoundError(f"В коллекции '{name}' нет объекта "</w:t>
+      </w:r>
+    </w:p>
+    <w:p>
+      <w:pPr>
+        <w:pStyle w:val="a3"/>
+        <w:spacing w:line="200" w:lineRule="exact"/>
+        <w:rPr>
+          <w:rFonts w:ascii="Courier New" w:hAnsi="Courier New" w:cs="Courier New"/>
+          <w:sz w:val="16"/>
+          <w:szCs w:val="16"/>
+        </w:rPr>
+      </w:pPr>
+      <w:r>
+        <w:rPr>
+          <w:rFonts w:ascii="Courier New" w:hAnsi="Courier New" w:cs="Courier New"/>
+          <w:sz w:val="16"/>
+          <w:szCs w:val="16"/>
+        </w:rPr>
+        <w:t xml:space="preserve">                                f"с id={entity_id}")</w:t>
+      </w:r>
+    </w:p>
+    <w:p>
+      <w:pPr>
+        <w:pStyle w:val="a3"/>
+        <w:spacing w:line="200" w:lineRule="exact"/>
+        <w:rPr>
+          <w:rFonts w:ascii="Courier New" w:hAnsi="Courier New" w:cs="Courier New"/>
+          <w:sz w:val="16"/>
+          <w:szCs w:val="16"/>
+        </w:rPr>
+      </w:pPr>
+      <w:r>
+        <w:rPr>
+          <w:rFonts w:ascii="Courier New" w:hAnsi="Courier New" w:cs="Courier New"/>
+          <w:sz w:val="16"/>
+          <w:szCs w:val="16"/>
+        </w:rPr>
+        <w:t xml:space="preserve">        return items[entity_id]</w:t>
       </w:r>
     </w:p>
     <w:p>
@@ -14404,121 +14854,45 @@
           <w:sz w:val="16"/>
           <w:szCs w:val="16"/>
         </w:rPr>
-        <w:t xml:space="preserve">    def read(self, name: str, entity_id: int) -&gt; Entity:</w:t>
-      </w:r>
-    </w:p>
-    <w:p>
-      <w:pPr>
-        <w:pStyle w:val="a3"/>
-        <w:spacing w:line="200" w:lineRule="exact"/>
-        <w:rPr>
-          <w:rFonts w:ascii="Courier New" w:hAnsi="Courier New" w:cs="Courier New"/>
-          <w:sz w:val="16"/>
-          <w:szCs w:val="16"/>
-        </w:rPr>
-      </w:pPr>
-      <w:r>
-        <w:rPr>
-          <w:rFonts w:ascii="Courier New" w:hAnsi="Courier New" w:cs="Courier New"/>
-          <w:sz w:val="16"/>
-          <w:szCs w:val="16"/>
-        </w:rPr>
-        <w:t xml:space="preserve">        """Read: возвращает объект по id."""</w:t>
-      </w:r>
-    </w:p>
-    <w:p>
-      <w:pPr>
-        <w:pStyle w:val="a3"/>
-        <w:spacing w:line="200" w:lineRule="exact"/>
-        <w:rPr>
-          <w:rFonts w:ascii="Courier New" w:hAnsi="Courier New" w:cs="Courier New"/>
-          <w:sz w:val="16"/>
-          <w:szCs w:val="16"/>
-        </w:rPr>
-      </w:pPr>
-      <w:r>
-        <w:rPr>
-          <w:rFonts w:ascii="Courier New" w:hAnsi="Courier New" w:cs="Courier New"/>
-          <w:sz w:val="16"/>
-          <w:szCs w:val="16"/>
-        </w:rPr>
-        <w:t xml:space="preserve">        items = self.get_collection(name)</w:t>
-      </w:r>
-    </w:p>
-    <w:p>
-      <w:pPr>
-        <w:pStyle w:val="a3"/>
-        <w:spacing w:line="200" w:lineRule="exact"/>
-        <w:rPr>
-          <w:rFonts w:ascii="Courier New" w:hAnsi="Courier New" w:cs="Courier New"/>
-          <w:sz w:val="16"/>
-          <w:szCs w:val="16"/>
-        </w:rPr>
-      </w:pPr>
-      <w:r>
-        <w:rPr>
-          <w:rFonts w:ascii="Courier New" w:hAnsi="Courier New" w:cs="Courier New"/>
-          <w:sz w:val="16"/>
-          <w:szCs w:val="16"/>
-        </w:rPr>
-        <w:t xml:space="preserve">        if entity_id not in items:</w:t>
-      </w:r>
-    </w:p>
-    <w:p>
-      <w:pPr>
-        <w:pStyle w:val="a3"/>
-        <w:spacing w:line="200" w:lineRule="exact"/>
-        <w:rPr>
-          <w:rFonts w:ascii="Courier New" w:hAnsi="Courier New" w:cs="Courier New"/>
-          <w:sz w:val="16"/>
-          <w:szCs w:val="16"/>
-        </w:rPr>
-      </w:pPr>
-      <w:r>
-        <w:rPr>
-          <w:rFonts w:ascii="Courier New" w:hAnsi="Courier New" w:cs="Courier New"/>
-          <w:sz w:val="16"/>
-          <w:szCs w:val="16"/>
-        </w:rPr>
-        <w:t xml:space="preserve">            raise NotFoundError(f"В коллекции '{name}' нет объекта "</w:t>
-      </w:r>
-    </w:p>
-    <w:p>
-      <w:pPr>
-        <w:pStyle w:val="a3"/>
-        <w:spacing w:line="200" w:lineRule="exact"/>
-        <w:rPr>
-          <w:rFonts w:ascii="Courier New" w:hAnsi="Courier New" w:cs="Courier New"/>
-          <w:sz w:val="16"/>
-          <w:szCs w:val="16"/>
-        </w:rPr>
-      </w:pPr>
-      <w:r>
-        <w:rPr>
-          <w:rFonts w:ascii="Courier New" w:hAnsi="Courier New" w:cs="Courier New"/>
-          <w:sz w:val="16"/>
-          <w:szCs w:val="16"/>
-        </w:rPr>
-        <w:t xml:space="preserve">                                f"с id={entity_id}")</w:t>
-      </w:r>
-    </w:p>
-    <w:p>
-      <w:pPr>
-        <w:pStyle w:val="a3"/>
-        <w:spacing w:line="200" w:lineRule="exact"/>
-        <w:rPr>
-          <w:rFonts w:ascii="Courier New" w:hAnsi="Courier New" w:cs="Courier New"/>
-          <w:sz w:val="16"/>
-          <w:szCs w:val="16"/>
-        </w:rPr>
-      </w:pPr>
-      <w:r>
-        <w:rPr>
-          <w:rFonts w:ascii="Courier New" w:hAnsi="Courier New" w:cs="Courier New"/>
-          <w:sz w:val="16"/>
-          <w:szCs w:val="16"/>
-        </w:rPr>
-        <w:t xml:space="preserve">        return items[entity_id]</w:t>
+        <w:t xml:space="preserve">    def read_all(self, name: str) -&gt; list[Entity]:</w:t>
+      </w:r>
+    </w:p>
+    <w:p>
+      <w:pPr>
+        <w:pStyle w:val="a3"/>
+        <w:spacing w:line="200" w:lineRule="exact"/>
+        <w:rPr>
+          <w:rFonts w:ascii="Courier New" w:hAnsi="Courier New" w:cs="Courier New"/>
+          <w:sz w:val="16"/>
+          <w:szCs w:val="16"/>
+        </w:rPr>
+      </w:pPr>
+      <w:r>
+        <w:rPr>
+          <w:rFonts w:ascii="Courier New" w:hAnsi="Courier New" w:cs="Courier New"/>
+          <w:sz w:val="16"/>
+          <w:szCs w:val="16"/>
+        </w:rPr>
+        <w:t xml:space="preserve">        """Read: возвращает все объекты коллекции."""</w:t>
+      </w:r>
+    </w:p>
+    <w:p>
+      <w:pPr>
+        <w:pStyle w:val="a3"/>
+        <w:spacing w:line="200" w:lineRule="exact"/>
+        <w:rPr>
+          <w:rFonts w:ascii="Courier New" w:hAnsi="Courier New" w:cs="Courier New"/>
+          <w:sz w:val="16"/>
+          <w:szCs w:val="16"/>
+        </w:rPr>
+      </w:pPr>
+      <w:r>
+        <w:rPr>
+          <w:rFonts w:ascii="Courier New" w:hAnsi="Courier New" w:cs="Courier New"/>
+          <w:sz w:val="16"/>
+          <w:szCs w:val="16"/>
+        </w:rPr>
+        <w:t xml:space="preserve">        return list(self.get_collection(name).values())</w:t>
       </w:r>
     </w:p>
     <w:p>
@@ -14556,83 +14930,7 @@
           <w:sz w:val="16"/>
           <w:szCs w:val="16"/>
         </w:rPr>
-        <w:t xml:space="preserve">    def read_all(self, name: str) -&gt; list[Entity]:</w:t>
-      </w:r>
-    </w:p>
-    <w:p>
-      <w:pPr>
-        <w:pStyle w:val="a3"/>
-        <w:spacing w:line="200" w:lineRule="exact"/>
-        <w:rPr>
-          <w:rFonts w:ascii="Courier New" w:hAnsi="Courier New" w:cs="Courier New"/>
-          <w:sz w:val="16"/>
-          <w:szCs w:val="16"/>
-        </w:rPr>
-      </w:pPr>
-      <w:r>
-        <w:rPr>
-          <w:rFonts w:ascii="Courier New" w:hAnsi="Courier New" w:cs="Courier New"/>
-          <w:sz w:val="16"/>
-          <w:szCs w:val="16"/>
-        </w:rPr>
-        <w:t xml:space="preserve">        """Read: возвращает все объекты коллекции."""</w:t>
-      </w:r>
-    </w:p>
-    <w:p>
-      <w:pPr>
-        <w:pStyle w:val="a3"/>
-        <w:spacing w:line="200" w:lineRule="exact"/>
-        <w:rPr>
-          <w:rFonts w:ascii="Courier New" w:hAnsi="Courier New" w:cs="Courier New"/>
-          <w:sz w:val="16"/>
-          <w:szCs w:val="16"/>
-        </w:rPr>
-      </w:pPr>
-      <w:r>
-        <w:rPr>
-          <w:rFonts w:ascii="Courier New" w:hAnsi="Courier New" w:cs="Courier New"/>
-          <w:sz w:val="16"/>
-          <w:szCs w:val="16"/>
-        </w:rPr>
         <w:lastRenderedPageBreak/>
-        <w:t xml:space="preserve">        return list(self.get_collection(name).values())</w:t>
-      </w:r>
-    </w:p>
-    <w:p>
-      <w:pPr>
-        <w:pStyle w:val="a3"/>
-        <w:spacing w:line="200" w:lineRule="exact"/>
-        <w:rPr>
-          <w:rFonts w:ascii="Courier New" w:hAnsi="Courier New" w:cs="Courier New"/>
-          <w:sz w:val="16"/>
-          <w:szCs w:val="16"/>
-        </w:rPr>
-      </w:pPr>
-      <w:r>
-        <w:rPr>
-          <w:rFonts w:ascii="Courier New" w:hAnsi="Courier New" w:cs="Courier New"/>
-          <w:sz w:val="16"/>
-          <w:szCs w:val="16"/>
-        </w:rPr>
-        <w:t> </w:t>
-      </w:r>
-    </w:p>
-    <w:p>
-      <w:pPr>
-        <w:pStyle w:val="a3"/>
-        <w:spacing w:line="200" w:lineRule="exact"/>
-        <w:rPr>
-          <w:rFonts w:ascii="Courier New" w:hAnsi="Courier New" w:cs="Courier New"/>
-          <w:sz w:val="16"/>
-          <w:szCs w:val="16"/>
-        </w:rPr>
-      </w:pPr>
-      <w:r>
-        <w:rPr>
-          <w:rFonts w:ascii="Courier New" w:hAnsi="Courier New" w:cs="Courier New"/>
-          <w:sz w:val="16"/>
-          <w:szCs w:val="16"/>
-        </w:rPr>
         <w:t xml:space="preserve">    def update(self, name: str, entity_id: int, field: str,</w:t>
       </w:r>
     </w:p>
@@ -15570,12 +15868,14 @@
         <w:pStyle w:val="2"/>
         <w:rPr>
           <w:rFonts w:eastAsia="Times New Roman"/>
-        </w:rPr>
-      </w:pPr>
-      <w:bookmarkStart w:id="17" w:name="_Toc244356941"/>
+          <w:sz w:val="24"/>
+        </w:rPr>
+      </w:pPr>
+      <w:bookmarkStart w:id="17" w:name="_Toc244357722"/>
       <w:r>
         <w:rPr>
           <w:rFonts w:eastAsia="Times New Roman"/>
+          <w:sz w:val="24"/>
         </w:rPr>
         <w:t>Файл storage.py</w:t>
       </w:r>
@@ -15872,37 +16172,37 @@
           <w:sz w:val="16"/>
           <w:szCs w:val="16"/>
         </w:rPr>
+        <w:t xml:space="preserve">    """Хранение данных в формате JSON."""</w:t>
+      </w:r>
+    </w:p>
+    <w:p>
+      <w:pPr>
+        <w:pStyle w:val="a3"/>
+        <w:spacing w:line="200" w:lineRule="exact"/>
+        <w:rPr>
+          <w:rFonts w:ascii="Courier New" w:hAnsi="Courier New" w:cs="Courier New"/>
+          <w:sz w:val="16"/>
+          <w:szCs w:val="16"/>
+        </w:rPr>
+      </w:pPr>
+    </w:p>
+    <w:p>
+      <w:pPr>
+        <w:pStyle w:val="a3"/>
+        <w:spacing w:line="200" w:lineRule="exact"/>
+        <w:rPr>
+          <w:rFonts w:ascii="Courier New" w:hAnsi="Courier New" w:cs="Courier New"/>
+          <w:sz w:val="16"/>
+          <w:szCs w:val="16"/>
+        </w:rPr>
+      </w:pPr>
+      <w:r>
+        <w:rPr>
+          <w:rFonts w:ascii="Courier New" w:hAnsi="Courier New" w:cs="Courier New"/>
+          <w:sz w:val="16"/>
+          <w:szCs w:val="16"/>
+        </w:rPr>
         <w:lastRenderedPageBreak/>
-        <w:t xml:space="preserve">    """Хранение данных в формате JSON."""</w:t>
-      </w:r>
-    </w:p>
-    <w:p>
-      <w:pPr>
-        <w:pStyle w:val="a3"/>
-        <w:spacing w:line="200" w:lineRule="exact"/>
-        <w:rPr>
-          <w:rFonts w:ascii="Courier New" w:hAnsi="Courier New" w:cs="Courier New"/>
-          <w:sz w:val="16"/>
-          <w:szCs w:val="16"/>
-        </w:rPr>
-      </w:pPr>
-    </w:p>
-    <w:p>
-      <w:pPr>
-        <w:pStyle w:val="a3"/>
-        <w:spacing w:line="200" w:lineRule="exact"/>
-        <w:rPr>
-          <w:rFonts w:ascii="Courier New" w:hAnsi="Courier New" w:cs="Courier New"/>
-          <w:sz w:val="16"/>
-          <w:szCs w:val="16"/>
-        </w:rPr>
-      </w:pPr>
-      <w:r>
-        <w:rPr>
-          <w:rFonts w:ascii="Courier New" w:hAnsi="Courier New" w:cs="Courier New"/>
-          <w:sz w:val="16"/>
-          <w:szCs w:val="16"/>
-        </w:rPr>
         <w:t xml:space="preserve">    def save(self, data: Data, path: str) -&gt; None:</w:t>
       </w:r>
     </w:p>
@@ -17177,45 +17477,45 @@
           <w:sz w:val="16"/>
           <w:szCs w:val="16"/>
         </w:rPr>
+        <w:t xml:space="preserve">                        for element in value:</w:t>
+      </w:r>
+    </w:p>
+    <w:p>
+      <w:pPr>
+        <w:pStyle w:val="a3"/>
+        <w:spacing w:line="200" w:lineRule="exact"/>
+        <w:rPr>
+          <w:rFonts w:ascii="Courier New" w:hAnsi="Courier New" w:cs="Courier New"/>
+          <w:sz w:val="16"/>
+          <w:szCs w:val="16"/>
+        </w:rPr>
+      </w:pPr>
+      <w:r>
+        <w:rPr>
+          <w:rFonts w:ascii="Courier New" w:hAnsi="Courier New" w:cs="Courier New"/>
+          <w:sz w:val="16"/>
+          <w:szCs w:val="16"/>
+        </w:rPr>
+        <w:t xml:space="preserve">                            ET.SubElement(field, "id").text = str(element)</w:t>
+      </w:r>
+    </w:p>
+    <w:p>
+      <w:pPr>
+        <w:pStyle w:val="a3"/>
+        <w:spacing w:line="200" w:lineRule="exact"/>
+        <w:rPr>
+          <w:rFonts w:ascii="Courier New" w:hAnsi="Courier New" w:cs="Courier New"/>
+          <w:sz w:val="16"/>
+          <w:szCs w:val="16"/>
+        </w:rPr>
+      </w:pPr>
+      <w:r>
+        <w:rPr>
+          <w:rFonts w:ascii="Courier New" w:hAnsi="Courier New" w:cs="Courier New"/>
+          <w:sz w:val="16"/>
+          <w:szCs w:val="16"/>
+        </w:rPr>
         <w:lastRenderedPageBreak/>
-        <w:t xml:space="preserve">                        for element in value:</w:t>
-      </w:r>
-    </w:p>
-    <w:p>
-      <w:pPr>
-        <w:pStyle w:val="a3"/>
-        <w:spacing w:line="200" w:lineRule="exact"/>
-        <w:rPr>
-          <w:rFonts w:ascii="Courier New" w:hAnsi="Courier New" w:cs="Courier New"/>
-          <w:sz w:val="16"/>
-          <w:szCs w:val="16"/>
-        </w:rPr>
-      </w:pPr>
-      <w:r>
-        <w:rPr>
-          <w:rFonts w:ascii="Courier New" w:hAnsi="Courier New" w:cs="Courier New"/>
-          <w:sz w:val="16"/>
-          <w:szCs w:val="16"/>
-        </w:rPr>
-        <w:t xml:space="preserve">                            ET.SubElement(field, "id").text = str(element)</w:t>
-      </w:r>
-    </w:p>
-    <w:p>
-      <w:pPr>
-        <w:pStyle w:val="a3"/>
-        <w:spacing w:line="200" w:lineRule="exact"/>
-        <w:rPr>
-          <w:rFonts w:ascii="Courier New" w:hAnsi="Courier New" w:cs="Courier New"/>
-          <w:sz w:val="16"/>
-          <w:szCs w:val="16"/>
-        </w:rPr>
-      </w:pPr>
-      <w:r>
-        <w:rPr>
-          <w:rFonts w:ascii="Courier New" w:hAnsi="Courier New" w:cs="Courier New"/>
-          <w:sz w:val="16"/>
-          <w:szCs w:val="16"/>
-        </w:rPr>
         <w:t xml:space="preserve">                    else:</w:t>
       </w:r>
     </w:p>
@@ -18094,12 +18394,14 @@
         <w:pStyle w:val="2"/>
         <w:rPr>
           <w:rFonts w:eastAsia="Times New Roman"/>
-        </w:rPr>
-      </w:pPr>
-      <w:bookmarkStart w:id="18" w:name="_Toc244356942"/>
+          <w:sz w:val="24"/>
+        </w:rPr>
+      </w:pPr>
+      <w:bookmarkStart w:id="18" w:name="_Toc244357723"/>
       <w:r>
         <w:rPr>
           <w:rFonts w:eastAsia="Times New Roman"/>
+          <w:sz w:val="24"/>
         </w:rPr>
         <w:t>Файл main.py</w:t>
       </w:r>
@@ -18431,45 +18733,45 @@
           <w:sz w:val="16"/>
           <w:szCs w:val="16"/>
         </w:rPr>
+        <w:t>DATA_DIR = os.path.join(os.path.dirname(os.path.abspath(__file__)), "data")</w:t>
+      </w:r>
+    </w:p>
+    <w:p>
+      <w:pPr>
+        <w:pStyle w:val="a3"/>
+        <w:spacing w:line="200" w:lineRule="exact"/>
+        <w:rPr>
+          <w:rFonts w:ascii="Courier New" w:hAnsi="Courier New" w:cs="Courier New"/>
+          <w:sz w:val="16"/>
+          <w:szCs w:val="16"/>
+        </w:rPr>
+      </w:pPr>
+      <w:r>
+        <w:rPr>
+          <w:rFonts w:ascii="Courier New" w:hAnsi="Courier New" w:cs="Courier New"/>
+          <w:sz w:val="16"/>
+          <w:szCs w:val="16"/>
+        </w:rPr>
+        <w:t>JSON_FILE = os.path.join(DATA_DIR, "data.json")</w:t>
+      </w:r>
+    </w:p>
+    <w:p>
+      <w:pPr>
+        <w:pStyle w:val="a3"/>
+        <w:spacing w:line="200" w:lineRule="exact"/>
+        <w:rPr>
+          <w:rFonts w:ascii="Courier New" w:hAnsi="Courier New" w:cs="Courier New"/>
+          <w:sz w:val="16"/>
+          <w:szCs w:val="16"/>
+        </w:rPr>
+      </w:pPr>
+      <w:r>
+        <w:rPr>
+          <w:rFonts w:ascii="Courier New" w:hAnsi="Courier New" w:cs="Courier New"/>
+          <w:sz w:val="16"/>
+          <w:szCs w:val="16"/>
+        </w:rPr>
         <w:lastRenderedPageBreak/>
-        <w:t>DATA_DIR = os.path.join(os.path.dirname(os.path.abspath(__file__)), "data")</w:t>
-      </w:r>
-    </w:p>
-    <w:p>
-      <w:pPr>
-        <w:pStyle w:val="a3"/>
-        <w:spacing w:line="200" w:lineRule="exact"/>
-        <w:rPr>
-          <w:rFonts w:ascii="Courier New" w:hAnsi="Courier New" w:cs="Courier New"/>
-          <w:sz w:val="16"/>
-          <w:szCs w:val="16"/>
-        </w:rPr>
-      </w:pPr>
-      <w:r>
-        <w:rPr>
-          <w:rFonts w:ascii="Courier New" w:hAnsi="Courier New" w:cs="Courier New"/>
-          <w:sz w:val="16"/>
-          <w:szCs w:val="16"/>
-        </w:rPr>
-        <w:t>JSON_FILE = os.path.join(DATA_DIR, "data.json")</w:t>
-      </w:r>
-    </w:p>
-    <w:p>
-      <w:pPr>
-        <w:pStyle w:val="a3"/>
-        <w:spacing w:line="200" w:lineRule="exact"/>
-        <w:rPr>
-          <w:rFonts w:ascii="Courier New" w:hAnsi="Courier New" w:cs="Courier New"/>
-          <w:sz w:val="16"/>
-          <w:szCs w:val="16"/>
-        </w:rPr>
-      </w:pPr>
-      <w:r>
-        <w:rPr>
-          <w:rFonts w:ascii="Courier New" w:hAnsi="Courier New" w:cs="Courier New"/>
-          <w:sz w:val="16"/>
-          <w:szCs w:val="16"/>
-        </w:rPr>
         <w:t>XML_FILE = os.path.join(DATA_DIR, "data.xml")</w:t>
       </w:r>
     </w:p>
@@ -19736,45 +20038,45 @@
           <w:sz w:val="16"/>
           <w:szCs w:val="16"/>
         </w:rPr>
+        <w:t xml:space="preserve">            if choice == "0":</w:t>
+      </w:r>
+    </w:p>
+    <w:p>
+      <w:pPr>
+        <w:pStyle w:val="a3"/>
+        <w:spacing w:line="200" w:lineRule="exact"/>
+        <w:rPr>
+          <w:rFonts w:ascii="Courier New" w:hAnsi="Courier New" w:cs="Courier New"/>
+          <w:sz w:val="16"/>
+          <w:szCs w:val="16"/>
+        </w:rPr>
+      </w:pPr>
+      <w:r>
+        <w:rPr>
+          <w:rFonts w:ascii="Courier New" w:hAnsi="Courier New" w:cs="Courier New"/>
+          <w:sz w:val="16"/>
+          <w:szCs w:val="16"/>
+        </w:rPr>
+        <w:t xml:space="preserve">                break</w:t>
+      </w:r>
+    </w:p>
+    <w:p>
+      <w:pPr>
+        <w:pStyle w:val="a3"/>
+        <w:spacing w:line="200" w:lineRule="exact"/>
+        <w:rPr>
+          <w:rFonts w:ascii="Courier New" w:hAnsi="Courier New" w:cs="Courier New"/>
+          <w:sz w:val="16"/>
+          <w:szCs w:val="16"/>
+        </w:rPr>
+      </w:pPr>
+      <w:r>
+        <w:rPr>
+          <w:rFonts w:ascii="Courier New" w:hAnsi="Courier New" w:cs="Courier New"/>
+          <w:sz w:val="16"/>
+          <w:szCs w:val="16"/>
+        </w:rPr>
         <w:lastRenderedPageBreak/>
-        <w:t xml:space="preserve">            if choice == "0":</w:t>
-      </w:r>
-    </w:p>
-    <w:p>
-      <w:pPr>
-        <w:pStyle w:val="a3"/>
-        <w:spacing w:line="200" w:lineRule="exact"/>
-        <w:rPr>
-          <w:rFonts w:ascii="Courier New" w:hAnsi="Courier New" w:cs="Courier New"/>
-          <w:sz w:val="16"/>
-          <w:szCs w:val="16"/>
-        </w:rPr>
-      </w:pPr>
-      <w:r>
-        <w:rPr>
-          <w:rFonts w:ascii="Courier New" w:hAnsi="Courier New" w:cs="Courier New"/>
-          <w:sz w:val="16"/>
-          <w:szCs w:val="16"/>
-        </w:rPr>
-        <w:t xml:space="preserve">                break</w:t>
-      </w:r>
-    </w:p>
-    <w:p>
-      <w:pPr>
-        <w:pStyle w:val="a3"/>
-        <w:spacing w:line="200" w:lineRule="exact"/>
-        <w:rPr>
-          <w:rFonts w:ascii="Courier New" w:hAnsi="Courier New" w:cs="Courier New"/>
-          <w:sz w:val="16"/>
-          <w:szCs w:val="16"/>
-        </w:rPr>
-      </w:pPr>
-      <w:r>
-        <w:rPr>
-          <w:rFonts w:ascii="Courier New" w:hAnsi="Courier New" w:cs="Courier New"/>
-          <w:sz w:val="16"/>
-          <w:szCs w:val="16"/>
-        </w:rPr>
         <w:t xml:space="preserve">            # все ошибки обрабатываются здесь, программа не завершается</w:t>
       </w:r>
     </w:p>
@@ -21057,45 +21359,45 @@
           <w:sz w:val="16"/>
           <w:szCs w:val="16"/>
         </w:rPr>
+        <w:t xml:space="preserve">        entity_id = int(input("id: "))</w:t>
+      </w:r>
+    </w:p>
+    <w:p>
+      <w:pPr>
+        <w:pStyle w:val="a3"/>
+        <w:spacing w:line="200" w:lineRule="exact"/>
+        <w:rPr>
+          <w:rFonts w:ascii="Courier New" w:hAnsi="Courier New" w:cs="Courier New"/>
+          <w:sz w:val="16"/>
+          <w:szCs w:val="16"/>
+        </w:rPr>
+      </w:pPr>
+      <w:r>
+        <w:rPr>
+          <w:rFonts w:ascii="Courier New" w:hAnsi="Courier New" w:cs="Courier New"/>
+          <w:sz w:val="16"/>
+          <w:szCs w:val="16"/>
+        </w:rPr>
+        <w:t xml:space="preserve">        fields = self.system.read(name, entity_id).to_dict()</w:t>
+      </w:r>
+    </w:p>
+    <w:p>
+      <w:pPr>
+        <w:pStyle w:val="a3"/>
+        <w:spacing w:line="200" w:lineRule="exact"/>
+        <w:rPr>
+          <w:rFonts w:ascii="Courier New" w:hAnsi="Courier New" w:cs="Courier New"/>
+          <w:sz w:val="16"/>
+          <w:szCs w:val="16"/>
+        </w:rPr>
+      </w:pPr>
+      <w:r>
+        <w:rPr>
+          <w:rFonts w:ascii="Courier New" w:hAnsi="Courier New" w:cs="Courier New"/>
+          <w:sz w:val="16"/>
+          <w:szCs w:val="16"/>
+        </w:rPr>
         <w:lastRenderedPageBreak/>
-        <w:t xml:space="preserve">        entity_id = int(input("id: "))</w:t>
-      </w:r>
-    </w:p>
-    <w:p>
-      <w:pPr>
-        <w:pStyle w:val="a3"/>
-        <w:spacing w:line="200" w:lineRule="exact"/>
-        <w:rPr>
-          <w:rFonts w:ascii="Courier New" w:hAnsi="Courier New" w:cs="Courier New"/>
-          <w:sz w:val="16"/>
-          <w:szCs w:val="16"/>
-        </w:rPr>
-      </w:pPr>
-      <w:r>
-        <w:rPr>
-          <w:rFonts w:ascii="Courier New" w:hAnsi="Courier New" w:cs="Courier New"/>
-          <w:sz w:val="16"/>
-          <w:szCs w:val="16"/>
-        </w:rPr>
-        <w:t xml:space="preserve">        fields = self.system.read(name, entity_id).to_dict()</w:t>
-      </w:r>
-    </w:p>
-    <w:p>
-      <w:pPr>
-        <w:pStyle w:val="a3"/>
-        <w:spacing w:line="200" w:lineRule="exact"/>
-        <w:rPr>
-          <w:rFonts w:ascii="Courier New" w:hAnsi="Courier New" w:cs="Courier New"/>
-          <w:sz w:val="16"/>
-          <w:szCs w:val="16"/>
-        </w:rPr>
-      </w:pPr>
-      <w:r>
-        <w:rPr>
-          <w:rFonts w:ascii="Courier New" w:hAnsi="Courier New" w:cs="Courier New"/>
-          <w:sz w:val="16"/>
-          <w:szCs w:val="16"/>
-        </w:rPr>
         <w:t xml:space="preserve">        print(f"Поля: {', '.join(fields)}")</w:t>
       </w:r>
     </w:p>
@@ -22314,45 +22616,45 @@
           <w:sz w:val="16"/>
           <w:szCs w:val="16"/>
         </w:rPr>
+        <w:t xml:space="preserve">    if args.input is None and args.output is None:</w:t>
+      </w:r>
+    </w:p>
+    <w:p>
+      <w:pPr>
+        <w:pStyle w:val="a3"/>
+        <w:spacing w:line="200" w:lineRule="exact"/>
+        <w:rPr>
+          <w:rFonts w:ascii="Courier New" w:hAnsi="Courier New" w:cs="Courier New"/>
+          <w:sz w:val="16"/>
+          <w:szCs w:val="16"/>
+        </w:rPr>
+      </w:pPr>
+      <w:r>
+        <w:rPr>
+          <w:rFonts w:ascii="Courier New" w:hAnsi="Courier New" w:cs="Courier New"/>
+          <w:sz w:val="16"/>
+          <w:szCs w:val="16"/>
+        </w:rPr>
+        <w:t xml:space="preserve">        run_menu()</w:t>
+      </w:r>
+    </w:p>
+    <w:p>
+      <w:pPr>
+        <w:pStyle w:val="a3"/>
+        <w:spacing w:line="200" w:lineRule="exact"/>
+        <w:rPr>
+          <w:rFonts w:ascii="Courier New" w:hAnsi="Courier New" w:cs="Courier New"/>
+          <w:sz w:val="16"/>
+          <w:szCs w:val="16"/>
+        </w:rPr>
+      </w:pPr>
+      <w:r>
+        <w:rPr>
+          <w:rFonts w:ascii="Courier New" w:hAnsi="Courier New" w:cs="Courier New"/>
+          <w:sz w:val="16"/>
+          <w:szCs w:val="16"/>
+        </w:rPr>
         <w:lastRenderedPageBreak/>
-        <w:t xml:space="preserve">    if args.input is None and args.output is None:</w:t>
-      </w:r>
-    </w:p>
-    <w:p>
-      <w:pPr>
-        <w:pStyle w:val="a3"/>
-        <w:spacing w:line="200" w:lineRule="exact"/>
-        <w:rPr>
-          <w:rFonts w:ascii="Courier New" w:hAnsi="Courier New" w:cs="Courier New"/>
-          <w:sz w:val="16"/>
-          <w:szCs w:val="16"/>
-        </w:rPr>
-      </w:pPr>
-      <w:r>
-        <w:rPr>
-          <w:rFonts w:ascii="Courier New" w:hAnsi="Courier New" w:cs="Courier New"/>
-          <w:sz w:val="16"/>
-          <w:szCs w:val="16"/>
-        </w:rPr>
-        <w:t xml:space="preserve">        run_menu()</w:t>
-      </w:r>
-    </w:p>
-    <w:p>
-      <w:pPr>
-        <w:pStyle w:val="a3"/>
-        <w:spacing w:line="200" w:lineRule="exact"/>
-        <w:rPr>
-          <w:rFonts w:ascii="Courier New" w:hAnsi="Courier New" w:cs="Courier New"/>
-          <w:sz w:val="16"/>
-          <w:szCs w:val="16"/>
-        </w:rPr>
-      </w:pPr>
-      <w:r>
-        <w:rPr>
-          <w:rFonts w:ascii="Courier New" w:hAnsi="Courier New" w:cs="Courier New"/>
-          <w:sz w:val="16"/>
-          <w:szCs w:val="16"/>
-        </w:rPr>
         <w:t xml:space="preserve">        return</w:t>
       </w:r>
     </w:p>
